--- a/新泰週報20260927[2639]B4F.docx
+++ b/新泰週報20260927[2639]B4F.docx
@@ -1,6 +1,6 @@
 
 <file path=word/document.xml><?xml version="1.0" encoding="utf-8"?>
-<w:document xmlns:wpc="http://schemas.microsoft.com/office/word/2010/wordprocessingCanvas" xmlns:cx="http://schemas.microsoft.com/office/drawing/2014/chartex" xmlns:cx1="http://schemas.microsoft.com/office/drawing/2015/9/8/chartex" xmlns:cx2="http://schemas.microsoft.com/office/drawing/2015/10/21/chartex" xmlns:cx3="http://schemas.microsoft.com/office/drawing/2016/5/9/chartex" xmlns:cx4="http://schemas.microsoft.com/office/drawing/2016/5/10/chartex" xmlns:cx5="http://schemas.microsoft.com/office/drawing/2016/5/11/chartex" xmlns:cx6="http://schemas.microsoft.com/office/drawing/2016/5/12/chartex" xmlns:cx7="http://schemas.microsoft.com/office/drawing/2016/5/13/chartex" xmlns:cx8="http://schemas.microsoft.com/office/drawing/2016/5/14/chartex" xmlns:mc="http://schemas.openxmlformats.org/markup-compatibility/2006" xmlns:aink="http://schemas.microsoft.com/office/drawing/2016/ink" xmlns:am3d="http://schemas.microsoft.com/office/drawing/2017/model3d" xmlns:o="urn:schemas-microsoft-com:office:office" xmlns:oel="http://schemas.microsoft.com/office/2019/extlst" xmlns:r="http://schemas.openxmlformats.org/officeDocument/2006/relationships" xmlns:m="http://schemas.openxmlformats.org/officeDocument/2006/math" xmlns:v="urn:schemas-microsoft-com:vml" xmlns:wp14="http://schemas.microsoft.com/office/word/2010/wordprocessingDrawing" xmlns:wp="http://schemas.openxmlformats.org/drawingml/2006/wordprocessingDrawing" xmlns:w10="urn:schemas-microsoft-com:office:word" xmlns:w="http://schemas.openxmlformats.org/wordprocessingml/2006/main" xmlns:w14="http://schemas.microsoft.com/office/word/2010/wordml" xmlns:w15="http://schemas.microsoft.com/office/word/2012/wordml" xmlns:w16cex="http://schemas.microsoft.com/office/word/2018/wordml/cex" xmlns:w16cid="http://schemas.microsoft.com/office/word/2016/wordml/cid" xmlns:w16="http://schemas.microsoft.com/office/word/2018/wordml" xmlns:w16sdtdh="http://schemas.microsoft.com/office/word/2020/wordml/sdtdatahash" xmlns:w16se="http://schemas.microsoft.com/office/word/2015/wordml/symex" xmlns:wpg="http://schemas.microsoft.com/office/word/2010/wordprocessingGroup" xmlns:wpi="http://schemas.microsoft.com/office/word/2010/wordprocessingInk" xmlns:wne="http://schemas.microsoft.com/office/word/2006/wordml" xmlns:wps="http://schemas.microsoft.com/office/word/2010/wordprocessingShape" mc:Ignorable="w14 w15 w16se w16cid w16 w16cex w16sdtdh wp14">
+<w:document xmlns:wpc="http://schemas.microsoft.com/office/word/2010/wordprocessingCanvas" xmlns:mc="http://schemas.openxmlformats.org/markup-compatibility/2006" xmlns:o="urn:schemas-microsoft-com:office:office" xmlns:r="http://schemas.openxmlformats.org/officeDocument/2006/relationships" xmlns:m="http://schemas.openxmlformats.org/officeDocument/2006/math" xmlns:v="urn:schemas-microsoft-com:vml" xmlns:wp14="http://schemas.microsoft.com/office/word/2010/wordprocessingDrawing" xmlns:wp="http://schemas.openxmlformats.org/drawingml/2006/wordprocessingDrawing" xmlns:w10="urn:schemas-microsoft-com:office:word" xmlns:w="http://schemas.openxmlformats.org/wordprocessingml/2006/main" xmlns:w14="http://schemas.microsoft.com/office/word/2010/wordml" xmlns:w15="http://schemas.microsoft.com/office/word/2012/wordml" xmlns:wpg="http://schemas.microsoft.com/office/word/2010/wordprocessingGroup" xmlns:wpi="http://schemas.microsoft.com/office/word/2010/wordprocessingInk" xmlns:wne="http://schemas.microsoft.com/office/word/2006/wordml" xmlns:wps="http://schemas.microsoft.com/office/word/2010/wordprocessingShape" mc:Ignorable="w14 w15 wp14">
   <w:body>
     <w:p>
       <w:pPr>
@@ -784,87 +784,7 @@
                 <w:sz w:val="26"/>
                 <w:szCs w:val="26"/>
               </w:rPr>
-              <w:t>假大稻</w:t>
-            </w:r>
-            <w:proofErr w:type="gramStart"/>
-            <w:r>
-              <w:rPr>
-                <w:rFonts w:ascii="Barlow Condensed Medium" w:eastAsia="標楷體" w:hAnsi="Barlow Condensed Medium" w:cs="Segoe UI Symbol" w:hint="eastAsia"/>
-                <w:w w:val="90"/>
-                <w:sz w:val="26"/>
-                <w:szCs w:val="26"/>
-              </w:rPr>
-              <w:t>埕</w:t>
-            </w:r>
-            <w:proofErr w:type="gramEnd"/>
-            <w:r>
-              <w:rPr>
-                <w:rFonts w:ascii="Barlow Condensed Medium" w:eastAsia="標楷體" w:hAnsi="Barlow Condensed Medium" w:cs="Segoe UI Symbol" w:hint="eastAsia"/>
-                <w:w w:val="90"/>
-                <w:sz w:val="26"/>
-                <w:szCs w:val="26"/>
-              </w:rPr>
-              <w:t>教會舉行吳</w:t>
-            </w:r>
-            <w:proofErr w:type="gramStart"/>
-            <w:r>
-              <w:rPr>
-                <w:rFonts w:ascii="Barlow Condensed Medium" w:eastAsia="標楷體" w:hAnsi="Barlow Condensed Medium" w:cs="Segoe UI Symbol" w:hint="eastAsia"/>
-                <w:w w:val="90"/>
-                <w:sz w:val="26"/>
-                <w:szCs w:val="26"/>
-              </w:rPr>
-              <w:t>祈</w:t>
-            </w:r>
-            <w:proofErr w:type="gramEnd"/>
-            <w:r>
-              <w:rPr>
-                <w:rFonts w:ascii="Barlow Condensed Medium" w:eastAsia="標楷體" w:hAnsi="Barlow Condensed Medium" w:cs="Segoe UI Symbol" w:hint="eastAsia"/>
-                <w:w w:val="90"/>
-                <w:sz w:val="26"/>
-                <w:szCs w:val="26"/>
-              </w:rPr>
-              <w:t>得傳道</w:t>
-            </w:r>
-            <w:proofErr w:type="gramStart"/>
-            <w:r>
-              <w:rPr>
-                <w:rFonts w:ascii="Barlow Condensed Medium" w:eastAsia="標楷體" w:hAnsi="Barlow Condensed Medium" w:cs="Segoe UI Symbol" w:hint="eastAsia"/>
-                <w:w w:val="90"/>
-                <w:sz w:val="26"/>
-                <w:szCs w:val="26"/>
-              </w:rPr>
-              <w:t>師封立</w:t>
-            </w:r>
-            <w:proofErr w:type="gramEnd"/>
-            <w:r>
-              <w:rPr>
-                <w:rFonts w:ascii="Barlow Condensed Medium" w:eastAsia="標楷體" w:hAnsi="Barlow Condensed Medium" w:cs="Segoe UI Symbol" w:hint="eastAsia"/>
-                <w:w w:val="90"/>
-                <w:sz w:val="26"/>
-                <w:szCs w:val="26"/>
-              </w:rPr>
-              <w:t>牧師暨就任台北中會校園事工中心</w:t>
-            </w:r>
-            <w:proofErr w:type="gramStart"/>
-            <w:r>
-              <w:rPr>
-                <w:rFonts w:ascii="Barlow Condensed Medium" w:eastAsia="標楷體" w:hAnsi="Barlow Condensed Medium" w:cs="Segoe UI Symbol" w:hint="eastAsia"/>
-                <w:w w:val="90"/>
-                <w:sz w:val="26"/>
-                <w:szCs w:val="26"/>
-              </w:rPr>
-              <w:t>牧師授職感恩</w:t>
-            </w:r>
-            <w:proofErr w:type="gramEnd"/>
-            <w:r>
-              <w:rPr>
-                <w:rFonts w:ascii="Barlow Condensed Medium" w:eastAsia="標楷體" w:hAnsi="Barlow Condensed Medium" w:cs="Segoe UI Symbol" w:hint="eastAsia"/>
-                <w:w w:val="90"/>
-                <w:sz w:val="26"/>
-                <w:szCs w:val="26"/>
-              </w:rPr>
-              <w:t>禮拜</w:t>
+              <w:t>假大稻埕教會舉行吳祈得傳道師封立牧師暨就任台北中會校園事工中心牧師授職感恩禮拜</w:t>
             </w:r>
             <w:r>
               <w:rPr>
@@ -1052,47 +972,7 @@
                 <w:sz w:val="26"/>
                 <w:szCs w:val="26"/>
               </w:rPr>
-              <w:t>舉行林青岳傳道</w:t>
-            </w:r>
-            <w:proofErr w:type="gramStart"/>
-            <w:r>
-              <w:rPr>
-                <w:rFonts w:ascii="Barlow Condensed Medium" w:eastAsia="標楷體" w:hAnsi="Barlow Condensed Medium" w:cs="Segoe UI Symbol" w:hint="eastAsia"/>
-                <w:w w:val="90"/>
-                <w:sz w:val="26"/>
-                <w:szCs w:val="26"/>
-              </w:rPr>
-              <w:t>師封立</w:t>
-            </w:r>
-            <w:proofErr w:type="gramEnd"/>
-            <w:r>
-              <w:rPr>
-                <w:rFonts w:ascii="Barlow Condensed Medium" w:eastAsia="標楷體" w:hAnsi="Barlow Condensed Medium" w:cs="Segoe UI Symbol" w:hint="eastAsia"/>
-                <w:w w:val="90"/>
-                <w:sz w:val="26"/>
-                <w:szCs w:val="26"/>
-              </w:rPr>
-              <w:t>牧師暨就任該會第五任</w:t>
-            </w:r>
-            <w:proofErr w:type="gramStart"/>
-            <w:r>
-              <w:rPr>
-                <w:rFonts w:ascii="Barlow Condensed Medium" w:eastAsia="標楷體" w:hAnsi="Barlow Condensed Medium" w:cs="Segoe UI Symbol" w:hint="eastAsia"/>
-                <w:w w:val="90"/>
-                <w:sz w:val="26"/>
-                <w:szCs w:val="26"/>
-              </w:rPr>
-              <w:t>牧師授職感恩</w:t>
-            </w:r>
-            <w:proofErr w:type="gramEnd"/>
-            <w:r>
-              <w:rPr>
-                <w:rFonts w:ascii="Barlow Condensed Medium" w:eastAsia="標楷體" w:hAnsi="Barlow Condensed Medium" w:cs="Segoe UI Symbol" w:hint="eastAsia"/>
-                <w:w w:val="90"/>
-                <w:sz w:val="26"/>
-                <w:szCs w:val="26"/>
-              </w:rPr>
-              <w:t>禮拜</w:t>
+              <w:t>舉行林青岳傳道師封立牧師暨就任該會第五任牧師授職感恩禮拜</w:t>
             </w:r>
             <w:r>
               <w:rPr>
@@ -1174,7 +1054,6 @@
                 <w:lang w:bidi="he-IL"/>
               </w:rPr>
             </w:pPr>
-            <w:proofErr w:type="gramStart"/>
             <w:r>
               <w:rPr>
                 <w:rFonts w:ascii="Barlow Condensed Medium" w:eastAsia="標楷體" w:hAnsi="Barlow Condensed Medium" w:cs="Segoe UI Symbol" w:hint="eastAsia"/>
@@ -1184,7 +1063,6 @@
               </w:rPr>
               <w:t>救恩教會</w:t>
             </w:r>
-            <w:proofErr w:type="gramEnd"/>
             <w:r>
               <w:rPr>
                 <w:rFonts w:ascii="Barlow Condensed Medium" w:eastAsia="標楷體" w:hAnsi="Barlow Condensed Medium" w:cs="Segoe UI Symbol"/>
@@ -1282,67 +1160,7 @@
                 <w:sz w:val="26"/>
                 <w:szCs w:val="26"/>
               </w:rPr>
-              <w:t>假三重埔教會舉行李恩忻傳道</w:t>
-            </w:r>
-            <w:proofErr w:type="gramStart"/>
-            <w:r>
-              <w:rPr>
-                <w:rFonts w:ascii="Barlow Condensed Medium" w:eastAsia="標楷體" w:hAnsi="Barlow Condensed Medium" w:cs="Segoe UI Symbol" w:hint="eastAsia"/>
-                <w:w w:val="90"/>
-                <w:sz w:val="26"/>
-                <w:szCs w:val="26"/>
-              </w:rPr>
-              <w:t>師封立</w:t>
-            </w:r>
-            <w:proofErr w:type="gramEnd"/>
-            <w:r>
-              <w:rPr>
-                <w:rFonts w:ascii="Barlow Condensed Medium" w:eastAsia="標楷體" w:hAnsi="Barlow Condensed Medium" w:cs="Segoe UI Symbol" w:hint="eastAsia"/>
-                <w:w w:val="90"/>
-                <w:sz w:val="26"/>
-                <w:szCs w:val="26"/>
-              </w:rPr>
-              <w:t>牧師暨</w:t>
-            </w:r>
-            <w:proofErr w:type="gramStart"/>
-            <w:r>
-              <w:rPr>
-                <w:rFonts w:ascii="Barlow Condensed Medium" w:eastAsia="標楷體" w:hAnsi="Barlow Condensed Medium" w:cs="Segoe UI Symbol" w:hint="eastAsia"/>
-                <w:w w:val="90"/>
-                <w:sz w:val="26"/>
-                <w:szCs w:val="26"/>
-              </w:rPr>
-              <w:t>就任救恩教會</w:t>
-            </w:r>
-            <w:proofErr w:type="gramEnd"/>
-            <w:r>
-              <w:rPr>
-                <w:rFonts w:ascii="Barlow Condensed Medium" w:eastAsia="標楷體" w:hAnsi="Barlow Condensed Medium" w:cs="Segoe UI Symbol" w:hint="eastAsia"/>
-                <w:w w:val="90"/>
-                <w:sz w:val="26"/>
-                <w:szCs w:val="26"/>
-              </w:rPr>
-              <w:t>教育</w:t>
-            </w:r>
-            <w:proofErr w:type="gramStart"/>
-            <w:r>
-              <w:rPr>
-                <w:rFonts w:ascii="Barlow Condensed Medium" w:eastAsia="標楷體" w:hAnsi="Barlow Condensed Medium" w:cs="Segoe UI Symbol" w:hint="eastAsia"/>
-                <w:w w:val="90"/>
-                <w:sz w:val="26"/>
-                <w:szCs w:val="26"/>
-              </w:rPr>
-              <w:t>牧師授職感恩</w:t>
-            </w:r>
-            <w:proofErr w:type="gramEnd"/>
-            <w:r>
-              <w:rPr>
-                <w:rFonts w:ascii="Barlow Condensed Medium" w:eastAsia="標楷體" w:hAnsi="Barlow Condensed Medium" w:cs="Segoe UI Symbol" w:hint="eastAsia"/>
-                <w:w w:val="90"/>
-                <w:sz w:val="26"/>
-                <w:szCs w:val="26"/>
-              </w:rPr>
-              <w:t>禮拜</w:t>
+              <w:t>假三重埔教會舉行李恩忻傳道師封立牧師暨就任救恩教會教育牧師授職感恩禮拜</w:t>
             </w:r>
             <w:r>
               <w:rPr>
@@ -1575,9 +1393,171 @@
                 <w:sz w:val="26"/>
                 <w:szCs w:val="26"/>
               </w:rPr>
-              <w:t>假大稻</w:t>
-            </w:r>
-            <w:proofErr w:type="gramStart"/>
+              <w:t>假大稻埕教會舉行</w:t>
+            </w:r>
+            <w:r>
+              <w:rPr>
+                <w:rFonts w:ascii="Barlow Condensed Medium" w:eastAsia="標楷體" w:hAnsi="Barlow Condensed Medium" w:cs="Segoe UI Symbol"/>
+                <w:w w:val="90"/>
+                <w:sz w:val="26"/>
+                <w:szCs w:val="26"/>
+              </w:rPr>
+              <w:t>。</w:t>
+            </w:r>
+          </w:p>
+        </w:tc>
+      </w:tr>
+      <w:tr>
+        <w:tc>
+          <w:tcPr>
+            <w:tcW w:w="299" w:type="dxa"/>
+            <w:tcBorders>
+              <w:top w:val="nil"/>
+              <w:left w:val="nil"/>
+              <w:bottom w:val="nil"/>
+              <w:right w:val="nil"/>
+            </w:tcBorders>
+            <w:tcMar>
+              <w:left w:w="28" w:type="dxa"/>
+              <w:right w:w="28" w:type="dxa"/>
+            </w:tcMar>
+          </w:tcPr>
+          <w:p>
+            <w:pPr>
+              <w:snapToGrid w:val="0"/>
+              <w:spacing w:line="300" w:lineRule="exact"/>
+              <w:ind w:rightChars="11" w:right="26"/>
+              <w:jc w:val="right"/>
+              <w:rPr>
+                <w:rFonts w:ascii="Barlow Condensed Medium" w:eastAsia="華康細黑體" w:hAnsi="Barlow Condensed Medium"/>
+                <w:w w:val="90"/>
+                <w:sz w:val="26"/>
+                <w:szCs w:val="26"/>
+              </w:rPr>
+            </w:pPr>
+            <w:r>
+              <w:rPr>
+                <w:rFonts w:ascii="Barlow Condensed Medium" w:eastAsia="華康細黑體" w:hAnsi="Barlow Condensed Medium" w:hint="eastAsia"/>
+                <w:w w:val="90"/>
+                <w:sz w:val="26"/>
+                <w:szCs w:val="26"/>
+              </w:rPr>
+              <w:t>5</w:t>
+            </w:r>
+            <w:r>
+              <w:rPr>
+                <w:rFonts w:ascii="Barlow Condensed Medium" w:eastAsia="華康細黑體" w:hAnsi="Barlow Condensed Medium" w:hint="eastAsia"/>
+                <w:w w:val="90"/>
+                <w:sz w:val="26"/>
+                <w:szCs w:val="26"/>
+              </w:rPr>
+              <w:t>.</w:t>
+            </w:r>
+          </w:p>
+        </w:tc>
+        <w:tc>
+          <w:tcPr>
+            <w:tcW w:w="5622" w:type="dxa"/>
+            <w:tcBorders>
+              <w:top w:val="nil"/>
+              <w:left w:val="nil"/>
+              <w:bottom w:val="nil"/>
+              <w:right w:val="nil"/>
+            </w:tcBorders>
+            <w:tcMar>
+              <w:left w:w="28" w:type="dxa"/>
+              <w:right w:w="28" w:type="dxa"/>
+            </w:tcMar>
+          </w:tcPr>
+          <w:p>
+            <w:pPr>
+              <w:kinsoku w:val="0"/>
+              <w:snapToGrid w:val="0"/>
+              <w:spacing w:line="300" w:lineRule="exact"/>
+              <w:jc w:val="both"/>
+              <w:rPr>
+                <w:rFonts w:ascii="Barlow Condensed Medium" w:eastAsia="標楷體" w:hAnsi="Barlow Condensed Medium" w:cs="Segoe UI Symbol"/>
+                <w:noProof/>
+                <w:w w:val="90"/>
+                <w:sz w:val="26"/>
+                <w:szCs w:val="26"/>
+                <w:lang w:bidi="he-IL"/>
+              </w:rPr>
+            </w:pPr>
+            <w:r>
+              <w:rPr>
+                <w:rFonts w:ascii="Barlow Condensed Medium" w:eastAsia="標楷體" w:hAnsi="Barlow Condensed Medium" w:cs="Segoe UI Symbol"/>
+                <w:noProof/>
+                <w:w w:val="90"/>
+                <w:sz w:val="26"/>
+                <w:szCs w:val="26"/>
+                <w:lang w:bidi="he-IL"/>
+              </w:rPr>
+              <w:drawing>
+                <wp:anchor distT="0" distB="0" distL="114300" distR="114300" simplePos="0" relativeHeight="251667968" behindDoc="0" locked="0" layoutInCell="1" allowOverlap="1" wp14:anchorId="152DAB53" wp14:editId="63B6357F">
+                  <wp:simplePos x="0" y="0"/>
+                  <wp:positionH relativeFrom="column">
+                    <wp:posOffset>2816860</wp:posOffset>
+                  </wp:positionH>
+                  <wp:positionV relativeFrom="paragraph">
+                    <wp:posOffset>-103414</wp:posOffset>
+                  </wp:positionV>
+                  <wp:extent cx="697865" cy="679450"/>
+                  <wp:effectExtent l="0" t="0" r="6985" b="6350"/>
+                  <wp:wrapSquare wrapText="bothSides"/>
+                  <wp:docPr id="20" name="圖片 20"/>
+                  <wp:cNvGraphicFramePr>
+                    <a:graphicFrameLocks xmlns:a="http://schemas.openxmlformats.org/drawingml/2006/main" noChangeAspect="1"/>
+                  </wp:cNvGraphicFramePr>
+                  <a:graphic xmlns:a="http://schemas.openxmlformats.org/drawingml/2006/main">
+                    <a:graphicData uri="http://schemas.openxmlformats.org/drawingml/2006/picture">
+                      <pic:pic xmlns:pic="http://schemas.openxmlformats.org/drawingml/2006/picture">
+                        <pic:nvPicPr>
+                          <pic:cNvPr id="20" name="20261031下半年進階長執訓練.jpg"/>
+                          <pic:cNvPicPr/>
+                        </pic:nvPicPr>
+                        <pic:blipFill>
+                          <a:blip r:embed="rId8" cstate="print">
+                            <a:extLst>
+                              <a:ext uri="{28A0092B-C50C-407E-A947-70E740481C1C}">
+                                <a14:useLocalDpi xmlns:a14="http://schemas.microsoft.com/office/drawing/2010/main" val="0"/>
+                              </a:ext>
+                            </a:extLst>
+                          </a:blip>
+                          <a:stretch>
+                            <a:fillRect/>
+                          </a:stretch>
+                        </pic:blipFill>
+                        <pic:spPr>
+                          <a:xfrm>
+                            <a:off x="0" y="0"/>
+                            <a:ext cx="697865" cy="679450"/>
+                          </a:xfrm>
+                          <a:prstGeom prst="rect">
+                            <a:avLst/>
+                          </a:prstGeom>
+                        </pic:spPr>
+                      </pic:pic>
+                    </a:graphicData>
+                  </a:graphic>
+                  <wp14:sizeRelH relativeFrom="page">
+                    <wp14:pctWidth>0</wp14:pctWidth>
+                  </wp14:sizeRelH>
+                  <wp14:sizeRelV relativeFrom="page">
+                    <wp14:pctHeight>0</wp14:pctHeight>
+                  </wp14:sizeRelV>
+                </wp:anchor>
+              </w:drawing>
+            </w:r>
+            <w:r>
+              <w:rPr>
+                <w:rFonts w:ascii="Segoe UI Symbol" w:eastAsia="標楷體" w:hAnsi="Segoe UI Symbol" w:cs="Segoe UI Symbol"/>
+                <w:w w:val="90"/>
+                <w:sz w:val="26"/>
+                <w:szCs w:val="26"/>
+              </w:rPr>
+              <w:t>★</w:t>
+            </w:r>
             <w:r>
               <w:rPr>
                 <w:rFonts w:ascii="Barlow Condensed Medium" w:eastAsia="標楷體" w:hAnsi="Barlow Condensed Medium" w:cs="Segoe UI Symbol" w:hint="eastAsia"/>
@@ -1585,9 +1565,8 @@
                 <w:sz w:val="26"/>
                 <w:szCs w:val="26"/>
               </w:rPr>
-              <w:t>埕</w:t>
-            </w:r>
-            <w:proofErr w:type="gramEnd"/>
+              <w:t>台北中會</w:t>
+            </w:r>
             <w:r>
               <w:rPr>
                 <w:rFonts w:ascii="Barlow Condensed Medium" w:eastAsia="標楷體" w:hAnsi="Barlow Condensed Medium" w:cs="Segoe UI Symbol" w:hint="eastAsia"/>
@@ -1595,11 +1574,101 @@
                 <w:sz w:val="26"/>
                 <w:szCs w:val="26"/>
               </w:rPr>
-              <w:t>教會舉行</w:t>
-            </w:r>
-            <w:r>
-              <w:rPr>
-                <w:rFonts w:ascii="Barlow Condensed Medium" w:eastAsia="標楷體" w:hAnsi="Barlow Condensed Medium" w:cs="Segoe UI Symbol"/>
+              <w:t>2026</w:t>
+            </w:r>
+            <w:r>
+              <w:rPr>
+                <w:rFonts w:ascii="Barlow Condensed Medium" w:eastAsia="標楷體" w:hAnsi="Barlow Condensed Medium" w:cs="Segoe UI Symbol" w:hint="eastAsia"/>
+                <w:w w:val="90"/>
+                <w:sz w:val="26"/>
+                <w:szCs w:val="26"/>
+              </w:rPr>
+              <w:t>年下半年度進階長執訓練會將於</w:t>
+            </w:r>
+            <w:r>
+              <w:rPr>
+                <w:rFonts w:ascii="Barlow Condensed Medium" w:eastAsia="標楷體" w:hAnsi="Barlow Condensed Medium" w:cs="Segoe UI Symbol" w:hint="eastAsia"/>
+                <w:w w:val="90"/>
+                <w:sz w:val="26"/>
+                <w:szCs w:val="26"/>
+              </w:rPr>
+              <w:t>10/31(</w:t>
+            </w:r>
+            <w:r>
+              <w:rPr>
+                <w:rFonts w:ascii="Barlow Condensed Medium" w:eastAsia="標楷體" w:hAnsi="Barlow Condensed Medium" w:cs="Segoe UI Symbol" w:hint="eastAsia"/>
+                <w:w w:val="90"/>
+                <w:sz w:val="26"/>
+                <w:szCs w:val="26"/>
+              </w:rPr>
+              <w:t>六</w:t>
+            </w:r>
+            <w:r>
+              <w:rPr>
+                <w:rFonts w:ascii="Barlow Condensed Medium" w:eastAsia="標楷體" w:hAnsi="Barlow Condensed Medium" w:cs="Segoe UI Symbol" w:hint="eastAsia"/>
+                <w:w w:val="90"/>
+                <w:sz w:val="26"/>
+                <w:szCs w:val="26"/>
+              </w:rPr>
+              <w:t>)</w:t>
+            </w:r>
+            <w:r>
+              <w:rPr>
+                <w:rFonts w:ascii="Barlow Condensed Medium" w:eastAsia="標楷體" w:hAnsi="Barlow Condensed Medium" w:cs="Segoe UI Symbol" w:hint="eastAsia"/>
+                <w:w w:val="90"/>
+                <w:sz w:val="26"/>
+                <w:szCs w:val="26"/>
+              </w:rPr>
+              <w:t>上午</w:t>
+            </w:r>
+            <w:r>
+              <w:rPr>
+                <w:rFonts w:ascii="Barlow Condensed Medium" w:eastAsia="標楷體" w:hAnsi="Barlow Condensed Medium" w:cs="Segoe UI Symbol" w:hint="eastAsia"/>
+                <w:w w:val="90"/>
+                <w:sz w:val="26"/>
+                <w:szCs w:val="26"/>
+              </w:rPr>
+              <w:t>8:45-12:00</w:t>
+            </w:r>
+            <w:r>
+              <w:rPr>
+                <w:rFonts w:ascii="Barlow Condensed Medium" w:eastAsia="標楷體" w:hAnsi="Barlow Condensed Medium" w:cs="Segoe UI Symbol" w:hint="eastAsia"/>
+                <w:w w:val="90"/>
+                <w:sz w:val="26"/>
+                <w:szCs w:val="26"/>
+              </w:rPr>
+              <w:t>在大稻埕教會舉行。報名至</w:t>
+            </w:r>
+            <w:r>
+              <w:rPr>
+                <w:rFonts w:ascii="Barlow Condensed Medium" w:eastAsia="標楷體" w:hAnsi="Barlow Condensed Medium" w:cs="Segoe UI Symbol" w:hint="eastAsia"/>
+                <w:w w:val="90"/>
+                <w:sz w:val="26"/>
+                <w:szCs w:val="26"/>
+              </w:rPr>
+              <w:t>10/28(</w:t>
+            </w:r>
+            <w:r>
+              <w:rPr>
+                <w:rFonts w:ascii="Barlow Condensed Medium" w:eastAsia="標楷體" w:hAnsi="Barlow Condensed Medium" w:cs="Segoe UI Symbol" w:hint="eastAsia"/>
+                <w:w w:val="90"/>
+                <w:sz w:val="26"/>
+                <w:szCs w:val="26"/>
+              </w:rPr>
+              <w:t>三</w:t>
+            </w:r>
+            <w:r>
+              <w:rPr>
+                <w:rFonts w:ascii="Barlow Condensed Medium" w:eastAsia="標楷體" w:hAnsi="Barlow Condensed Medium" w:cs="Segoe UI Symbol" w:hint="eastAsia"/>
+                <w:w w:val="90"/>
+                <w:sz w:val="26"/>
+                <w:szCs w:val="26"/>
+              </w:rPr>
+              <w:t>)</w:t>
+            </w:r>
+            <w:r>
+              <w:rPr>
+                <w:rFonts w:ascii="Barlow Condensed Medium" w:eastAsia="標楷體" w:hAnsi="Barlow Condensed Medium" w:cs="Segoe UI Symbol" w:hint="eastAsia"/>
                 <w:w w:val="90"/>
                 <w:sz w:val="26"/>
                 <w:szCs w:val="26"/>
@@ -1734,7 +1803,7 @@
                 <w:szCs w:val="26"/>
                 <w:lang w:bidi="he-IL"/>
               </w:rPr>
-              <w:t>(9/20)</w:t>
+              <w:t>(9/27)</w:t>
             </w:r>
             <w:r>
               <w:rPr>
@@ -1745,7 +1814,65 @@
                 <w:szCs w:val="26"/>
                 <w:lang w:bidi="he-IL"/>
               </w:rPr>
-              <w:t>因參加艋舺教會</w:t>
+              <w:t>為聖經學院奉獻主日，本會與與泰山教會交換講台，感謝陳俊宏牧師前來請安和證道。</w:t>
+            </w:r>
+          </w:p>
+        </w:tc>
+      </w:tr>
+      <w:tr>
+        <w:tc>
+          <w:tcPr>
+            <w:tcW w:w="280" w:type="dxa"/>
+          </w:tcPr>
+          <w:p>
+            <w:pPr>
+              <w:snapToGrid w:val="0"/>
+              <w:spacing w:line="300" w:lineRule="exact"/>
+              <w:ind w:rightChars="11" w:right="26"/>
+              <w:jc w:val="right"/>
+              <w:rPr>
+                <w:rFonts w:ascii="Barlow Condensed Medium" w:eastAsia="華康細黑體" w:hAnsi="Barlow Condensed Medium"/>
+                <w:w w:val="90"/>
+                <w:sz w:val="26"/>
+                <w:szCs w:val="26"/>
+              </w:rPr>
+            </w:pPr>
+            <w:r>
+              <w:rPr>
+                <w:rFonts w:ascii="Barlow Condensed Medium" w:eastAsia="華康細黑體" w:hAnsi="Barlow Condensed Medium" w:hint="eastAsia"/>
+                <w:w w:val="90"/>
+                <w:sz w:val="26"/>
+                <w:szCs w:val="26"/>
+              </w:rPr>
+              <w:t>2.</w:t>
+            </w:r>
+          </w:p>
+        </w:tc>
+        <w:tc>
+          <w:tcPr>
+            <w:tcW w:w="5641" w:type="dxa"/>
+          </w:tcPr>
+          <w:p>
+            <w:pPr>
+              <w:kinsoku w:val="0"/>
+              <w:snapToGrid w:val="0"/>
+              <w:spacing w:line="300" w:lineRule="exact"/>
+              <w:jc w:val="both"/>
+              <w:rPr>
+                <w:rFonts w:ascii="Barlow Condensed Medium" w:eastAsia="標楷體" w:hAnsi="Barlow Condensed Medium" w:cs="Segoe UI Symbol"/>
+                <w:w w:val="90"/>
+                <w:sz w:val="26"/>
+                <w:szCs w:val="26"/>
+              </w:rPr>
+            </w:pPr>
+            <w:r>
+              <w:rPr>
+                <w:rFonts w:ascii="Segoe UI Symbol" w:eastAsia="標楷體" w:hAnsi="Segoe UI Symbol" w:cs="Segoe UI Symbol"/>
+                <w:w w:val="90"/>
+                <w:sz w:val="26"/>
+                <w:szCs w:val="26"/>
+              </w:rPr>
+              <w:t>★</w:t>
             </w:r>
             <w:r>
               <w:rPr>
@@ -1756,7 +1883,7 @@
                 <w:szCs w:val="26"/>
                 <w:lang w:bidi="he-IL"/>
               </w:rPr>
-              <w:t>150</w:t>
+              <w:t>下</w:t>
             </w:r>
             <w:r>
               <w:rPr>
@@ -1767,65 +1894,7 @@
                 <w:szCs w:val="26"/>
                 <w:lang w:bidi="he-IL"/>
               </w:rPr>
-              <w:t>週年，本會禮拜暫停。</w:t>
-            </w:r>
-          </w:p>
-        </w:tc>
-      </w:tr>
-      <w:tr>
-        <w:tc>
-          <w:tcPr>
-            <w:tcW w:w="280" w:type="dxa"/>
-          </w:tcPr>
-          <w:p>
-            <w:pPr>
-              <w:snapToGrid w:val="0"/>
-              <w:spacing w:line="300" w:lineRule="exact"/>
-              <w:ind w:rightChars="11" w:right="26"/>
-              <w:jc w:val="right"/>
-              <w:rPr>
-                <w:rFonts w:ascii="Barlow Condensed Medium" w:eastAsia="華康細黑體" w:hAnsi="Barlow Condensed Medium"/>
-                <w:w w:val="90"/>
-                <w:sz w:val="26"/>
-                <w:szCs w:val="26"/>
-              </w:rPr>
-            </w:pPr>
-            <w:r>
-              <w:rPr>
-                <w:rFonts w:ascii="Barlow Condensed Medium" w:eastAsia="華康細黑體" w:hAnsi="Barlow Condensed Medium" w:hint="eastAsia"/>
-                <w:w w:val="90"/>
-                <w:sz w:val="26"/>
-                <w:szCs w:val="26"/>
-              </w:rPr>
-              <w:t>2.</w:t>
-            </w:r>
-          </w:p>
-        </w:tc>
-        <w:tc>
-          <w:tcPr>
-            <w:tcW w:w="5641" w:type="dxa"/>
-          </w:tcPr>
-          <w:p>
-            <w:pPr>
-              <w:kinsoku w:val="0"/>
-              <w:snapToGrid w:val="0"/>
-              <w:spacing w:line="300" w:lineRule="exact"/>
-              <w:jc w:val="both"/>
-              <w:rPr>
-                <w:rFonts w:ascii="Barlow Condensed Medium" w:eastAsia="標楷體" w:hAnsi="Barlow Condensed Medium" w:cs="Segoe UI Symbol"/>
-                <w:w w:val="90"/>
-                <w:sz w:val="26"/>
-                <w:szCs w:val="26"/>
-              </w:rPr>
-            </w:pPr>
-            <w:r>
-              <w:rPr>
-                <w:rFonts w:ascii="Segoe UI Symbol" w:eastAsia="標楷體" w:hAnsi="Segoe UI Symbol" w:cs="Segoe UI Symbol"/>
-                <w:w w:val="90"/>
-                <w:sz w:val="26"/>
-                <w:szCs w:val="26"/>
-              </w:rPr>
-              <w:t>★</w:t>
+              <w:t>主日</w:t>
             </w:r>
             <w:r>
               <w:rPr>
@@ -1836,7 +1905,7 @@
                 <w:szCs w:val="26"/>
                 <w:lang w:bidi="he-IL"/>
               </w:rPr>
-              <w:t>下</w:t>
+              <w:t>(10/4)</w:t>
             </w:r>
             <w:r>
               <w:rPr>
@@ -1847,7 +1916,7 @@
                 <w:szCs w:val="26"/>
                 <w:lang w:bidi="he-IL"/>
               </w:rPr>
-              <w:t>主日</w:t>
+              <w:t>為世界聖餐主日，舉行聖餐聯合禮拜，華語禮拜暫停乙次</w:t>
             </w:r>
             <w:r>
               <w:rPr>
@@ -1858,8 +1927,66 @@
                 <w:szCs w:val="26"/>
                 <w:lang w:bidi="he-IL"/>
               </w:rPr>
-              <w:t>(9/27</w:t>
-            </w:r>
+              <w:t>。</w:t>
+            </w:r>
+          </w:p>
+        </w:tc>
+      </w:tr>
+      <w:tr>
+        <w:tc>
+          <w:tcPr>
+            <w:tcW w:w="280" w:type="dxa"/>
+          </w:tcPr>
+          <w:p>
+            <w:pPr>
+              <w:snapToGrid w:val="0"/>
+              <w:spacing w:line="300" w:lineRule="exact"/>
+              <w:ind w:rightChars="11" w:right="26"/>
+              <w:jc w:val="right"/>
+              <w:rPr>
+                <w:rFonts w:ascii="Barlow Condensed Medium" w:eastAsia="華康細黑體" w:hAnsi="Barlow Condensed Medium"/>
+                <w:w w:val="90"/>
+                <w:sz w:val="26"/>
+                <w:szCs w:val="26"/>
+              </w:rPr>
+            </w:pPr>
+            <w:r>
+              <w:rPr>
+                <w:rFonts w:ascii="Barlow Condensed Medium" w:eastAsia="華康細黑體" w:hAnsi="Barlow Condensed Medium" w:hint="eastAsia"/>
+                <w:w w:val="90"/>
+                <w:sz w:val="26"/>
+                <w:szCs w:val="26"/>
+              </w:rPr>
+              <w:t>3</w:t>
+            </w:r>
+            <w:r>
+              <w:rPr>
+                <w:rFonts w:ascii="Barlow Condensed Medium" w:eastAsia="華康細黑體" w:hAnsi="Barlow Condensed Medium" w:hint="eastAsia"/>
+                <w:w w:val="90"/>
+                <w:sz w:val="26"/>
+                <w:szCs w:val="26"/>
+              </w:rPr>
+              <w:t>.</w:t>
+            </w:r>
+          </w:p>
+        </w:tc>
+        <w:tc>
+          <w:tcPr>
+            <w:tcW w:w="5641" w:type="dxa"/>
+          </w:tcPr>
+          <w:p>
+            <w:pPr>
+              <w:kinsoku w:val="0"/>
+              <w:snapToGrid w:val="0"/>
+              <w:spacing w:line="300" w:lineRule="exact"/>
+              <w:jc w:val="both"/>
+              <w:rPr>
+                <w:rFonts w:ascii="Barlow Condensed Medium" w:eastAsia="標楷體" w:hAnsi="Barlow Condensed Medium" w:cs="Segoe UI Symbol"/>
+                <w:w w:val="90"/>
+                <w:sz w:val="26"/>
+                <w:szCs w:val="26"/>
+              </w:rPr>
+            </w:pPr>
             <w:r>
               <w:rPr>
                 <w:rFonts w:ascii="Barlow Condensed Medium" w:eastAsia="標楷體" w:hAnsi="Barlow Condensed Medium" w:cs="Segoe UI Symbol" w:hint="eastAsia"/>
@@ -1869,7 +1996,7 @@
                 <w:szCs w:val="26"/>
                 <w:lang w:bidi="he-IL"/>
               </w:rPr>
-              <w:t>)</w:t>
+              <w:t>今年下半年度的洗禮，預定在</w:t>
             </w:r>
             <w:r>
               <w:rPr>
@@ -1880,7 +2007,7 @@
                 <w:szCs w:val="26"/>
                 <w:lang w:bidi="he-IL"/>
               </w:rPr>
-              <w:t>為聖經學院奉獻主日，本會與與泰山教會交換講台</w:t>
+              <w:t>12/13</w:t>
             </w:r>
             <w:r>
               <w:rPr>
@@ -1891,7 +2018,7 @@
                 <w:szCs w:val="26"/>
                 <w:lang w:bidi="he-IL"/>
               </w:rPr>
-              <w:t>。</w:t>
+              <w:t>主日。成人或小兒洗禮請向王牧師報名。成人需要上慕道班。</w:t>
             </w:r>
           </w:p>
         </w:tc>
@@ -1921,7 +2048,7 @@
                 <w:sz w:val="26"/>
                 <w:szCs w:val="26"/>
               </w:rPr>
-              <w:t>3</w:t>
+              <w:t>4</w:t>
             </w:r>
             <w:r>
               <w:rPr>
@@ -1951,6 +2078,15 @@
                 <w:szCs w:val="26"/>
               </w:rPr>
             </w:pPr>
+            <w:r>
+              <w:rPr>
+                <w:rFonts w:ascii="Barlow Condensed Medium" w:eastAsia="標楷體" w:hAnsi="Barlow Condensed Medium" w:cs="Segoe UI Symbol" w:hint="eastAsia"/>
+                <w:w w:val="90"/>
+                <w:sz w:val="26"/>
+                <w:szCs w:val="26"/>
+              </w:rPr>
+              <w:t>邀請兄姊在主日禮拜中作個人見證。</w:t>
+            </w:r>
             <w:r>
               <w:rPr>
                 <w:rFonts w:ascii="Barlow Condensed Medium" w:eastAsia="標楷體" w:hAnsi="Barlow Condensed Medium" w:cs="Segoe UI Symbol" w:hint="eastAsia"/>
@@ -1960,7 +2096,7 @@
                 <w:szCs w:val="26"/>
                 <w:lang w:bidi="he-IL"/>
               </w:rPr>
-              <w:t>今年下半年度的洗禮，預定在</w:t>
+              <w:t>有感動的兄姊可以向王牧師報名，並準備約</w:t>
             </w:r>
             <w:r>
               <w:rPr>
@@ -1971,7 +2107,7 @@
                 <w:szCs w:val="26"/>
                 <w:lang w:bidi="he-IL"/>
               </w:rPr>
-              <w:t>12/13</w:t>
+              <w:t>5-10</w:t>
             </w:r>
             <w:r>
               <w:rPr>
@@ -1982,7 +2118,7 @@
                 <w:szCs w:val="26"/>
                 <w:lang w:bidi="he-IL"/>
               </w:rPr>
-              <w:t>主日。成人或小兒洗禮請向王牧師報名。成人需要上慕道班。</w:t>
+              <w:t>鐘的見證。</w:t>
             </w:r>
           </w:p>
         </w:tc>
@@ -2012,7 +2148,7 @@
                 <w:sz w:val="26"/>
                 <w:szCs w:val="26"/>
               </w:rPr>
-              <w:t>4</w:t>
+              <w:t>5</w:t>
             </w:r>
             <w:r>
               <w:rPr>
@@ -2042,35 +2178,6 @@
                 <w:szCs w:val="26"/>
               </w:rPr>
             </w:pPr>
-            <w:r>
-              <w:rPr>
-                <w:rFonts w:ascii="Barlow Condensed Medium" w:eastAsia="標楷體" w:hAnsi="Barlow Condensed Medium" w:cs="Segoe UI Symbol" w:hint="eastAsia"/>
-                <w:w w:val="90"/>
-                <w:sz w:val="26"/>
-                <w:szCs w:val="26"/>
-              </w:rPr>
-              <w:t>邀請兄</w:t>
-            </w:r>
-            <w:proofErr w:type="gramStart"/>
-            <w:r>
-              <w:rPr>
-                <w:rFonts w:ascii="Barlow Condensed Medium" w:eastAsia="標楷體" w:hAnsi="Barlow Condensed Medium" w:cs="Segoe UI Symbol" w:hint="eastAsia"/>
-                <w:w w:val="90"/>
-                <w:sz w:val="26"/>
-                <w:szCs w:val="26"/>
-              </w:rPr>
-              <w:t>姊</w:t>
-            </w:r>
-            <w:proofErr w:type="gramEnd"/>
-            <w:r>
-              <w:rPr>
-                <w:rFonts w:ascii="Barlow Condensed Medium" w:eastAsia="標楷體" w:hAnsi="Barlow Condensed Medium" w:cs="Segoe UI Symbol" w:hint="eastAsia"/>
-                <w:w w:val="90"/>
-                <w:sz w:val="26"/>
-                <w:szCs w:val="26"/>
-              </w:rPr>
-              <w:t>在主日禮拜中作個人見證。</w:t>
-            </w:r>
             <w:r>
               <w:rPr>
                 <w:rFonts w:ascii="Barlow Condensed Medium" w:eastAsia="標楷體" w:hAnsi="Barlow Condensed Medium" w:cs="Segoe UI Symbol" w:hint="eastAsia"/>
@@ -2080,7 +2187,7 @@
                 <w:szCs w:val="26"/>
                 <w:lang w:bidi="he-IL"/>
               </w:rPr>
-              <w:t>有感動的兄姊可以向王牧師報名，並準備約</w:t>
+              <w:t>本會今年野外禮拜訂於</w:t>
             </w:r>
             <w:r>
               <w:rPr>
@@ -2091,7 +2198,7 @@
                 <w:szCs w:val="26"/>
                 <w:lang w:bidi="he-IL"/>
               </w:rPr>
-              <w:t>5-10</w:t>
+              <w:t>11/1</w:t>
             </w:r>
             <w:r>
               <w:rPr>
@@ -2102,328 +2209,7 @@
                 <w:szCs w:val="26"/>
                 <w:lang w:bidi="he-IL"/>
               </w:rPr>
-              <w:t>鐘的見證。</w:t>
-            </w:r>
-          </w:p>
-        </w:tc>
-      </w:tr>
-      <w:tr>
-        <w:tc>
-          <w:tcPr>
-            <w:tcW w:w="280" w:type="dxa"/>
-          </w:tcPr>
-          <w:p>
-            <w:pPr>
-              <w:snapToGrid w:val="0"/>
-              <w:spacing w:line="300" w:lineRule="exact"/>
-              <w:ind w:rightChars="11" w:right="26"/>
-              <w:jc w:val="right"/>
-              <w:rPr>
-                <w:rFonts w:ascii="Barlow Condensed Medium" w:eastAsia="華康細黑體" w:hAnsi="Barlow Condensed Medium"/>
-                <w:w w:val="90"/>
-                <w:sz w:val="26"/>
-                <w:szCs w:val="26"/>
-              </w:rPr>
-            </w:pPr>
-            <w:r>
-              <w:rPr>
-                <w:rFonts w:ascii="Barlow Condensed Medium" w:eastAsia="華康細黑體" w:hAnsi="Barlow Condensed Medium" w:hint="eastAsia"/>
-                <w:w w:val="90"/>
-                <w:sz w:val="26"/>
-                <w:szCs w:val="26"/>
-              </w:rPr>
-              <w:t>5</w:t>
-            </w:r>
-            <w:r>
-              <w:rPr>
-                <w:rFonts w:ascii="Barlow Condensed Medium" w:eastAsia="華康細黑體" w:hAnsi="Barlow Condensed Medium" w:hint="eastAsia"/>
-                <w:w w:val="90"/>
-                <w:sz w:val="26"/>
-                <w:szCs w:val="26"/>
-              </w:rPr>
-              <w:t>.</w:t>
-            </w:r>
-          </w:p>
-        </w:tc>
-        <w:tc>
-          <w:tcPr>
-            <w:tcW w:w="5641" w:type="dxa"/>
-          </w:tcPr>
-          <w:p>
-            <w:pPr>
-              <w:kinsoku w:val="0"/>
-              <w:snapToGrid w:val="0"/>
-              <w:spacing w:line="300" w:lineRule="exact"/>
-              <w:jc w:val="both"/>
-              <w:rPr>
-                <w:rFonts w:ascii="Barlow Condensed Medium" w:eastAsia="標楷體" w:hAnsi="Barlow Condensed Medium" w:cs="Segoe UI Symbol"/>
-                <w:w w:val="90"/>
-                <w:sz w:val="26"/>
-                <w:szCs w:val="26"/>
-              </w:rPr>
-            </w:pPr>
-            <w:r>
-              <w:rPr>
-                <w:rFonts w:ascii="Barlow Condensed Medium" w:eastAsia="標楷體" w:hAnsi="Barlow Condensed Medium" w:cs="Segoe UI Symbol" w:hint="eastAsia"/>
-                <w:noProof/>
-                <w:w w:val="90"/>
-                <w:sz w:val="26"/>
-                <w:szCs w:val="26"/>
-                <w:lang w:bidi="he-IL"/>
-              </w:rPr>
-              <w:t>本會今年野外禮拜訂於</w:t>
-            </w:r>
-            <w:r>
-              <w:rPr>
-                <w:rFonts w:ascii="Barlow Condensed Medium" w:eastAsia="標楷體" w:hAnsi="Barlow Condensed Medium" w:cs="Segoe UI Symbol" w:hint="eastAsia"/>
-                <w:noProof/>
-                <w:w w:val="90"/>
-                <w:sz w:val="26"/>
-                <w:szCs w:val="26"/>
-                <w:lang w:bidi="he-IL"/>
-              </w:rPr>
-              <w:t>11/1</w:t>
-            </w:r>
-            <w:r>
-              <w:rPr>
-                <w:rFonts w:ascii="Barlow Condensed Medium" w:eastAsia="標楷體" w:hAnsi="Barlow Condensed Medium" w:cs="Segoe UI Symbol" w:hint="eastAsia"/>
-                <w:noProof/>
-                <w:w w:val="90"/>
-                <w:sz w:val="26"/>
-                <w:szCs w:val="26"/>
-                <w:lang w:bidi="he-IL"/>
-              </w:rPr>
               <w:t>主日，前往新竹聖經學院。</w:t>
-            </w:r>
-          </w:p>
-        </w:tc>
-      </w:tr>
-      <w:tr>
-        <w:tc>
-          <w:tcPr>
-            <w:tcW w:w="280" w:type="dxa"/>
-          </w:tcPr>
-          <w:p>
-            <w:pPr>
-              <w:snapToGrid w:val="0"/>
-              <w:spacing w:line="300" w:lineRule="exact"/>
-              <w:ind w:rightChars="11" w:right="26"/>
-              <w:jc w:val="right"/>
-              <w:rPr>
-                <w:rFonts w:ascii="Barlow Condensed Medium" w:eastAsia="華康細黑體" w:hAnsi="Barlow Condensed Medium"/>
-                <w:w w:val="90"/>
-                <w:sz w:val="26"/>
-                <w:szCs w:val="26"/>
-              </w:rPr>
-            </w:pPr>
-            <w:r>
-              <w:rPr>
-                <w:rFonts w:ascii="Barlow Condensed Medium" w:eastAsia="華康細黑體" w:hAnsi="Barlow Condensed Medium" w:hint="eastAsia"/>
-                <w:w w:val="90"/>
-                <w:sz w:val="26"/>
-                <w:szCs w:val="26"/>
-              </w:rPr>
-              <w:t>6</w:t>
-            </w:r>
-            <w:r>
-              <w:rPr>
-                <w:rFonts w:ascii="Barlow Condensed Medium" w:eastAsia="華康細黑體" w:hAnsi="Barlow Condensed Medium" w:hint="eastAsia"/>
-                <w:w w:val="90"/>
-                <w:sz w:val="26"/>
-                <w:szCs w:val="26"/>
-              </w:rPr>
-              <w:t>.</w:t>
-            </w:r>
-          </w:p>
-        </w:tc>
-        <w:tc>
-          <w:tcPr>
-            <w:tcW w:w="5641" w:type="dxa"/>
-          </w:tcPr>
-          <w:p>
-            <w:pPr>
-              <w:kinsoku w:val="0"/>
-              <w:snapToGrid w:val="0"/>
-              <w:spacing w:line="300" w:lineRule="exact"/>
-              <w:jc w:val="both"/>
-              <w:rPr>
-                <w:rFonts w:ascii="Barlow Condensed Medium" w:eastAsia="標楷體" w:hAnsi="Barlow Condensed Medium" w:cs="Segoe UI Symbol"/>
-                <w:w w:val="90"/>
-                <w:sz w:val="26"/>
-                <w:szCs w:val="26"/>
-              </w:rPr>
-            </w:pPr>
-            <w:r>
-              <w:rPr>
-                <w:rFonts w:ascii="Barlow Condensed Medium" w:eastAsia="標楷體" w:hAnsi="Barlow Condensed Medium" w:cs="Segoe UI Symbol" w:hint="eastAsia"/>
-                <w:w w:val="90"/>
-                <w:sz w:val="26"/>
-                <w:szCs w:val="26"/>
-              </w:rPr>
-              <w:t>參加</w:t>
-            </w:r>
-            <w:r>
-              <w:rPr>
-                <w:rFonts w:ascii="Barlow Condensed Medium" w:eastAsia="標楷體" w:hAnsi="Barlow Condensed Medium" w:cs="Segoe UI Symbol" w:hint="eastAsia"/>
-                <w:noProof/>
-                <w:w w:val="90"/>
-                <w:sz w:val="26"/>
-                <w:szCs w:val="26"/>
-                <w:lang w:bidi="he-IL"/>
-              </w:rPr>
-              <w:t>9/20</w:t>
-            </w:r>
-            <w:r>
-              <w:rPr>
-                <w:rFonts w:ascii="Barlow Condensed Medium" w:eastAsia="標楷體" w:hAnsi="Barlow Condensed Medium" w:cs="Segoe UI Symbol" w:hint="eastAsia"/>
-                <w:w w:val="90"/>
-                <w:sz w:val="26"/>
-                <w:szCs w:val="26"/>
-              </w:rPr>
-              <w:t>母會</w:t>
-            </w:r>
-            <w:r>
-              <w:rPr>
-                <w:rFonts w:ascii="Barlow Condensed Medium" w:eastAsia="標楷體" w:hAnsi="Barlow Condensed Medium" w:cs="Segoe UI Symbol" w:hint="eastAsia"/>
-                <w:noProof/>
-                <w:w w:val="90"/>
-                <w:sz w:val="26"/>
-                <w:szCs w:val="26"/>
-                <w:lang w:bidi="he-IL"/>
-              </w:rPr>
-              <w:t>艋舺教會</w:t>
-            </w:r>
-            <w:r>
-              <w:rPr>
-                <w:rFonts w:ascii="Barlow Condensed Medium" w:eastAsia="標楷體" w:hAnsi="Barlow Condensed Medium" w:cs="Segoe UI Symbol" w:hint="eastAsia"/>
-                <w:noProof/>
-                <w:w w:val="90"/>
-                <w:sz w:val="26"/>
-                <w:szCs w:val="26"/>
-                <w:lang w:bidi="he-IL"/>
-              </w:rPr>
-              <w:t>150</w:t>
-            </w:r>
-            <w:r>
-              <w:rPr>
-                <w:rFonts w:ascii="Barlow Condensed Medium" w:eastAsia="標楷體" w:hAnsi="Barlow Condensed Medium" w:cs="Segoe UI Symbol" w:hint="eastAsia"/>
-                <w:noProof/>
-                <w:w w:val="90"/>
-                <w:sz w:val="26"/>
-                <w:szCs w:val="26"/>
-                <w:lang w:bidi="he-IL"/>
-              </w:rPr>
-              <w:t>週年</w:t>
-            </w:r>
-            <w:r>
-              <w:rPr>
-                <w:rFonts w:ascii="Barlow Condensed Medium" w:eastAsia="標楷體" w:hAnsi="Barlow Condensed Medium" w:cs="Segoe UI Symbol" w:hint="eastAsia"/>
-                <w:noProof/>
-                <w:w w:val="90"/>
-                <w:sz w:val="26"/>
-                <w:szCs w:val="26"/>
-                <w:lang w:bidi="he-IL"/>
-              </w:rPr>
-              <w:t>在中原大學</w:t>
-            </w:r>
-            <w:r>
-              <w:rPr>
-                <w:rFonts w:ascii="Barlow Condensed Medium" w:eastAsia="標楷體" w:hAnsi="Barlow Condensed Medium" w:cs="Segoe UI Symbol" w:hint="eastAsia"/>
-                <w:noProof/>
-                <w:w w:val="90"/>
-                <w:sz w:val="26"/>
-                <w:szCs w:val="26"/>
-                <w:lang w:bidi="he-IL"/>
-              </w:rPr>
-              <w:t>的野外禮拜</w:t>
-            </w:r>
-            <w:r>
-              <w:rPr>
-                <w:rFonts w:ascii="Barlow Condensed Medium" w:eastAsia="標楷體" w:hAnsi="Barlow Condensed Medium" w:cs="Segoe UI Symbol" w:hint="eastAsia"/>
-                <w:noProof/>
-                <w:w w:val="90"/>
-                <w:sz w:val="26"/>
-                <w:szCs w:val="26"/>
-                <w:lang w:bidi="he-IL"/>
-              </w:rPr>
-              <w:t>者</w:t>
-            </w:r>
-            <w:r>
-              <w:rPr>
-                <w:rFonts w:ascii="Barlow Condensed Medium" w:eastAsia="標楷體" w:hAnsi="Barlow Condensed Medium" w:cs="Segoe UI Symbol" w:hint="eastAsia"/>
-                <w:noProof/>
-                <w:w w:val="90"/>
-                <w:sz w:val="26"/>
-                <w:szCs w:val="26"/>
-                <w:lang w:bidi="he-IL"/>
-              </w:rPr>
-              <w:t>。</w:t>
-            </w:r>
-            <w:r>
-              <w:rPr>
-                <w:rFonts w:ascii="Barlow Condensed Medium" w:eastAsia="標楷體" w:hAnsi="Barlow Condensed Medium" w:cs="Segoe UI Symbol" w:hint="eastAsia"/>
-                <w:noProof/>
-                <w:w w:val="90"/>
-                <w:sz w:val="26"/>
-                <w:szCs w:val="26"/>
-                <w:lang w:bidi="he-IL"/>
-              </w:rPr>
-              <w:t>請於</w:t>
-            </w:r>
-            <w:r>
-              <w:rPr>
-                <w:rFonts w:ascii="Barlow Condensed Medium" w:eastAsia="標楷體" w:hAnsi="Barlow Condensed Medium" w:cs="Segoe UI Symbol" w:hint="eastAsia"/>
-                <w:noProof/>
-                <w:w w:val="90"/>
-                <w:sz w:val="26"/>
-                <w:szCs w:val="26"/>
-                <w:lang w:bidi="he-IL"/>
-              </w:rPr>
-              <w:t>9/20</w:t>
-            </w:r>
-            <w:r>
-              <w:rPr>
-                <w:rFonts w:ascii="Barlow Condensed Medium" w:eastAsia="標楷體" w:hAnsi="Barlow Condensed Medium" w:cs="Segoe UI Symbol" w:hint="eastAsia"/>
-                <w:noProof/>
-                <w:w w:val="90"/>
-                <w:sz w:val="26"/>
-                <w:szCs w:val="26"/>
-                <w:lang w:bidi="he-IL"/>
-              </w:rPr>
-              <w:t>主日上午</w:t>
-            </w:r>
-            <w:r>
-              <w:rPr>
-                <w:rFonts w:ascii="Barlow Condensed Medium" w:eastAsia="標楷體" w:hAnsi="Barlow Condensed Medium" w:cs="Segoe UI Symbol" w:hint="eastAsia"/>
-                <w:noProof/>
-                <w:w w:val="90"/>
-                <w:sz w:val="26"/>
-                <w:szCs w:val="26"/>
-                <w:lang w:bidi="he-IL"/>
-              </w:rPr>
-              <w:t>7:30</w:t>
-            </w:r>
-            <w:r>
-              <w:rPr>
-                <w:rFonts w:ascii="Barlow Condensed Medium" w:eastAsia="標楷體" w:hAnsi="Barlow Condensed Medium" w:cs="Segoe UI Symbol" w:hint="eastAsia"/>
-                <w:noProof/>
-                <w:w w:val="90"/>
-                <w:sz w:val="26"/>
-                <w:szCs w:val="26"/>
-                <w:lang w:bidi="he-IL"/>
-              </w:rPr>
-              <w:t>在教會集合搭車</w:t>
-            </w:r>
-            <w:r>
-              <w:rPr>
-                <w:rFonts w:ascii="Barlow Condensed Medium" w:eastAsia="標楷體" w:hAnsi="Barlow Condensed Medium" w:cs="Segoe UI Symbol" w:hint="eastAsia"/>
-                <w:noProof/>
-                <w:w w:val="90"/>
-                <w:sz w:val="26"/>
-                <w:szCs w:val="26"/>
-                <w:lang w:bidi="he-IL"/>
-              </w:rPr>
-              <w:t>。</w:t>
             </w:r>
           </w:p>
         </w:tc>
@@ -2447,7 +2233,6 @@
         </w:rPr>
         <w:t>§</w:t>
       </w:r>
-      <w:proofErr w:type="gramStart"/>
       <w:r>
         <w:rPr>
           <w:rFonts w:ascii="Barlow Condensed Medium" w:eastAsia="華康正顏楷體W9" w:hAnsi="Barlow Condensed Medium" w:cstheme="minorHAnsi"/>
@@ -2455,7 +2240,6 @@
         </w:rPr>
         <w:t>公禱事項</w:t>
       </w:r>
-      <w:proofErr w:type="gramEnd"/>
     </w:p>
     <w:tbl>
       <w:tblPr>
@@ -2598,9 +2382,8 @@
                 <w:sz w:val="26"/>
                 <w:szCs w:val="26"/>
               </w:rPr>
-              <w:t xml:space="preserve">、人權和生態永續，願　</w:t>
-            </w:r>
-            <w:proofErr w:type="gramStart"/>
+              <w:t>、人權和生態永續，願　神公義的國度降臨</w:t>
+            </w:r>
             <w:r>
               <w:rPr>
                 <w:rFonts w:ascii="Barlow Condensed Medium" w:eastAsia="標楷體" w:hAnsi="Barlow Condensed Medium" w:cstheme="minorHAnsi" w:hint="eastAsia"/>
@@ -2608,9 +2391,32 @@
                 <w:sz w:val="26"/>
                 <w:szCs w:val="26"/>
               </w:rPr>
-              <w:t>神公義</w:t>
-            </w:r>
-            <w:proofErr w:type="gramEnd"/>
+              <w:t>。</w:t>
+            </w:r>
+          </w:p>
+        </w:tc>
+      </w:tr>
+      <w:tr>
+        <w:tc>
+          <w:tcPr>
+            <w:tcW w:w="266" w:type="dxa"/>
+            <w:tcMar>
+              <w:left w:w="28" w:type="dxa"/>
+              <w:right w:w="28" w:type="dxa"/>
+            </w:tcMar>
+          </w:tcPr>
+          <w:p>
+            <w:pPr>
+              <w:snapToGrid w:val="0"/>
+              <w:spacing w:line="300" w:lineRule="exact"/>
+              <w:jc w:val="right"/>
+              <w:rPr>
+                <w:rFonts w:ascii="Barlow Condensed Medium" w:eastAsia="標楷體" w:hAnsi="Barlow Condensed Medium" w:cstheme="minorHAnsi"/>
+                <w:w w:val="90"/>
+                <w:sz w:val="26"/>
+                <w:szCs w:val="26"/>
+              </w:rPr>
+            </w:pPr>
             <w:r>
               <w:rPr>
                 <w:rFonts w:ascii="Barlow Condensed Medium" w:eastAsia="標楷體" w:hAnsi="Barlow Condensed Medium" w:cstheme="minorHAnsi" w:hint="eastAsia"/>
@@ -2618,8 +2424,39 @@
                 <w:sz w:val="26"/>
                 <w:szCs w:val="26"/>
               </w:rPr>
-              <w:t>的國度降臨</w:t>
-            </w:r>
+              <w:t>2</w:t>
+            </w:r>
+            <w:r>
+              <w:rPr>
+                <w:rFonts w:ascii="Barlow Condensed Medium" w:eastAsia="標楷體" w:hAnsi="Barlow Condensed Medium" w:cstheme="minorHAnsi"/>
+                <w:w w:val="90"/>
+                <w:sz w:val="26"/>
+                <w:szCs w:val="26"/>
+              </w:rPr>
+              <w:t>.</w:t>
+            </w:r>
+          </w:p>
+        </w:tc>
+        <w:tc>
+          <w:tcPr>
+            <w:tcW w:w="5669" w:type="dxa"/>
+            <w:tcMar>
+              <w:left w:w="28" w:type="dxa"/>
+              <w:right w:w="28" w:type="dxa"/>
+            </w:tcMar>
+          </w:tcPr>
+          <w:p>
+            <w:pPr>
+              <w:snapToGrid w:val="0"/>
+              <w:spacing w:line="300" w:lineRule="exact"/>
+              <w:jc w:val="both"/>
+              <w:rPr>
+                <w:rFonts w:ascii="Barlow Condensed Medium" w:eastAsia="標楷體" w:hAnsi="Barlow Condensed Medium" w:cstheme="minorHAnsi"/>
+                <w:w w:val="90"/>
+                <w:sz w:val="26"/>
+                <w:szCs w:val="26"/>
+              </w:rPr>
+            </w:pPr>
             <w:r>
               <w:rPr>
                 <w:rFonts w:ascii="Barlow Condensed Medium" w:eastAsia="標楷體" w:hAnsi="Barlow Condensed Medium" w:cstheme="minorHAnsi" w:hint="eastAsia"/>
@@ -2627,31 +2464,58 @@
                 <w:sz w:val="26"/>
                 <w:szCs w:val="26"/>
               </w:rPr>
-              <w:t>。</w:t>
-            </w:r>
-          </w:p>
-        </w:tc>
-      </w:tr>
-      <w:tr>
-        <w:tc>
-          <w:tcPr>
-            <w:tcW w:w="266" w:type="dxa"/>
-            <w:tcMar>
-              <w:left w:w="28" w:type="dxa"/>
-              <w:right w:w="28" w:type="dxa"/>
-            </w:tcMar>
-          </w:tcPr>
-          <w:p>
-            <w:pPr>
-              <w:snapToGrid w:val="0"/>
-              <w:spacing w:line="300" w:lineRule="exact"/>
-              <w:jc w:val="right"/>
+              <w:t>為台灣祈福，願</w:t>
+            </w:r>
+            <w:r>
+              <w:rPr>
+                <w:rFonts w:ascii="Barlow Condensed Medium" w:eastAsia="標楷體" w:hAnsi="Barlow Condensed Medium" w:cstheme="minorHAnsi" w:hint="eastAsia"/>
+                <w:w w:val="90"/>
+                <w:sz w:val="26"/>
+                <w:szCs w:val="26"/>
+              </w:rPr>
+              <w:t>2026</w:t>
+            </w:r>
+            <w:r>
+              <w:rPr>
+                <w:rFonts w:ascii="Barlow Condensed Medium" w:eastAsia="標楷體" w:hAnsi="Barlow Condensed Medium" w:cstheme="minorHAnsi" w:hint="eastAsia"/>
+                <w:w w:val="90"/>
+                <w:sz w:val="26"/>
+                <w:szCs w:val="26"/>
+              </w:rPr>
+              <w:t>年全民為守護台灣更同心、更團結，求真相除詐騙，以及求真　神棄偶像</w:t>
+            </w:r>
+            <w:r>
               <w:rPr>
                 <w:rFonts w:ascii="Barlow Condensed Medium" w:eastAsia="標楷體" w:hAnsi="Barlow Condensed Medium" w:cstheme="minorHAnsi"/>
                 <w:w w:val="90"/>
                 <w:sz w:val="26"/>
                 <w:szCs w:val="26"/>
               </w:rPr>
+              <w:t>。</w:t>
+            </w:r>
+          </w:p>
+        </w:tc>
+      </w:tr>
+      <w:tr>
+        <w:tc>
+          <w:tcPr>
+            <w:tcW w:w="266" w:type="dxa"/>
+            <w:tcMar>
+              <w:left w:w="28" w:type="dxa"/>
+              <w:right w:w="28" w:type="dxa"/>
+            </w:tcMar>
+          </w:tcPr>
+          <w:p>
+            <w:pPr>
+              <w:snapToGrid w:val="0"/>
+              <w:spacing w:line="300" w:lineRule="exact"/>
+              <w:jc w:val="right"/>
+              <w:rPr>
+                <w:rFonts w:ascii="Barlow Condensed Medium" w:eastAsia="標楷體" w:hAnsi="Barlow Condensed Medium" w:cstheme="minorHAnsi"/>
+                <w:w w:val="90"/>
+                <w:sz w:val="26"/>
+                <w:szCs w:val="26"/>
+              </w:rPr>
             </w:pPr>
             <w:r>
               <w:rPr>
@@ -2660,7 +2524,7 @@
                 <w:sz w:val="26"/>
                 <w:szCs w:val="26"/>
               </w:rPr>
-              <w:t>2</w:t>
+              <w:t>3</w:t>
             </w:r>
             <w:r>
               <w:rPr>
@@ -2695,13 +2559,55 @@
             </w:pPr>
             <w:r>
               <w:rPr>
+                <w:rFonts w:ascii="Segoe UI Symbol" w:eastAsia="標楷體" w:hAnsi="Segoe UI Symbol" w:cs="Segoe UI Symbol" w:hint="eastAsia"/>
+                <w:w w:val="90"/>
+                <w:sz w:val="26"/>
+                <w:szCs w:val="26"/>
+              </w:rPr>
+              <w:t>為</w:t>
+            </w:r>
+            <w:r>
+              <w:rPr>
                 <w:rFonts w:ascii="Barlow Condensed Medium" w:eastAsia="標楷體" w:hAnsi="Barlow Condensed Medium" w:cstheme="minorHAnsi" w:hint="eastAsia"/>
                 <w:w w:val="90"/>
                 <w:sz w:val="26"/>
                 <w:szCs w:val="26"/>
               </w:rPr>
-              <w:t>為台灣祈福，願</w:t>
-            </w:r>
+              <w:t>全球暖化引起尼泊爾冰岩崩落釀成洪災，以及中南美洲大聖嬰現象引發旱災，救災和受苦的百姓代禱</w:t>
+            </w:r>
+            <w:r>
+              <w:rPr>
+                <w:rFonts w:ascii="Barlow Condensed Medium" w:eastAsia="標楷體" w:hAnsi="Barlow Condensed Medium" w:cstheme="minorHAnsi"/>
+                <w:w w:val="90"/>
+                <w:sz w:val="26"/>
+                <w:szCs w:val="26"/>
+              </w:rPr>
+              <w:t>。</w:t>
+            </w:r>
+          </w:p>
+        </w:tc>
+      </w:tr>
+      <w:tr>
+        <w:tc>
+          <w:tcPr>
+            <w:tcW w:w="266" w:type="dxa"/>
+            <w:tcMar>
+              <w:left w:w="28" w:type="dxa"/>
+              <w:right w:w="28" w:type="dxa"/>
+            </w:tcMar>
+          </w:tcPr>
+          <w:p>
+            <w:pPr>
+              <w:snapToGrid w:val="0"/>
+              <w:spacing w:line="300" w:lineRule="exact"/>
+              <w:jc w:val="right"/>
+              <w:rPr>
+                <w:rFonts w:ascii="Barlow Condensed Medium" w:eastAsia="標楷體" w:hAnsi="Barlow Condensed Medium" w:cstheme="minorHAnsi"/>
+                <w:w w:val="90"/>
+                <w:sz w:val="26"/>
+                <w:szCs w:val="26"/>
+              </w:rPr>
+            </w:pPr>
             <w:r>
               <w:rPr>
                 <w:rFonts w:ascii="Barlow Condensed Medium" w:eastAsia="標楷體" w:hAnsi="Barlow Condensed Medium" w:cstheme="minorHAnsi" w:hint="eastAsia"/>
@@ -2709,8 +2615,144 @@
                 <w:sz w:val="26"/>
                 <w:szCs w:val="26"/>
               </w:rPr>
+              <w:t>4</w:t>
+            </w:r>
+            <w:r>
+              <w:rPr>
+                <w:rFonts w:ascii="Barlow Condensed Medium" w:eastAsia="標楷體" w:hAnsi="Barlow Condensed Medium" w:cstheme="minorHAnsi"/>
+                <w:w w:val="90"/>
+                <w:sz w:val="26"/>
+                <w:szCs w:val="26"/>
+              </w:rPr>
+              <w:t>.</w:t>
+            </w:r>
+          </w:p>
+        </w:tc>
+        <w:tc>
+          <w:tcPr>
+            <w:tcW w:w="5669" w:type="dxa"/>
+            <w:tcMar>
+              <w:left w:w="28" w:type="dxa"/>
+              <w:right w:w="28" w:type="dxa"/>
+            </w:tcMar>
+          </w:tcPr>
+          <w:p>
+            <w:pPr>
+              <w:snapToGrid w:val="0"/>
+              <w:spacing w:line="300" w:lineRule="exact"/>
+              <w:jc w:val="both"/>
+              <w:rPr>
+                <w:rFonts w:ascii="Barlow Condensed Medium" w:eastAsia="標楷體" w:hAnsi="Barlow Condensed Medium" w:cstheme="minorHAnsi"/>
+                <w:w w:val="90"/>
+                <w:sz w:val="26"/>
+                <w:szCs w:val="26"/>
+              </w:rPr>
+            </w:pPr>
+            <w:r>
+              <w:rPr>
+                <w:rFonts w:ascii="Barlow Condensed Medium" w:eastAsia="標楷體" w:hAnsi="Barlow Condensed Medium" w:cs="Segoe UI Symbol"/>
+                <w:w w:val="90"/>
+                <w:sz w:val="26"/>
+                <w:szCs w:val="26"/>
+              </w:rPr>
+              <w:t>為</w:t>
+            </w:r>
+            <w:r>
+              <w:rPr>
+                <w:rFonts w:ascii="Barlow Condensed Medium" w:eastAsia="標楷體" w:hAnsi="Barlow Condensed Medium" w:cs="Segoe UI Symbol"/>
+                <w:w w:val="90"/>
+                <w:sz w:val="26"/>
+                <w:szCs w:val="26"/>
+              </w:rPr>
               <w:t>2026</w:t>
             </w:r>
+            <w:r>
+              <w:rPr>
+                <w:rFonts w:ascii="Barlow Condensed Medium" w:eastAsia="標楷體" w:hAnsi="Barlow Condensed Medium" w:cs="Segoe UI Symbol"/>
+                <w:w w:val="90"/>
+                <w:sz w:val="26"/>
+                <w:szCs w:val="26"/>
+              </w:rPr>
+              <w:t>年本會</w:t>
+            </w:r>
+            <w:r>
+              <w:rPr>
+                <w:rFonts w:ascii="Barlow Condensed Medium" w:eastAsia="標楷體" w:hAnsi="Barlow Condensed Medium" w:cs="Segoe UI Symbol" w:hint="eastAsia"/>
+                <w:w w:val="90"/>
+                <w:sz w:val="26"/>
+                <w:szCs w:val="26"/>
+              </w:rPr>
+              <w:t>傳福音事工和</w:t>
+            </w:r>
+            <w:r>
+              <w:rPr>
+                <w:rFonts w:ascii="Barlow Condensed Medium" w:eastAsia="標楷體" w:hAnsi="Barlow Condensed Medium" w:cs="Segoe UI Symbol" w:hint="eastAsia"/>
+                <w:w w:val="90"/>
+                <w:sz w:val="26"/>
+                <w:szCs w:val="26"/>
+              </w:rPr>
+              <w:t>下半</w:t>
+            </w:r>
+            <w:r>
+              <w:rPr>
+                <w:rFonts w:ascii="Barlow Condensed Medium" w:eastAsia="標楷體" w:hAnsi="Barlow Condensed Medium" w:cs="Segoe UI Symbol" w:hint="eastAsia"/>
+                <w:w w:val="90"/>
+                <w:sz w:val="26"/>
+                <w:szCs w:val="26"/>
+              </w:rPr>
+              <w:t>年洗禮</w:t>
+            </w:r>
+            <w:r>
+              <w:rPr>
+                <w:rFonts w:ascii="Barlow Condensed Medium" w:eastAsia="標楷體" w:hAnsi="Barlow Condensed Medium" w:cs="Segoe UI Symbol" w:hint="eastAsia"/>
+                <w:w w:val="90"/>
+                <w:sz w:val="26"/>
+                <w:szCs w:val="26"/>
+              </w:rPr>
+              <w:t>者</w:t>
+            </w:r>
+            <w:r>
+              <w:rPr>
+                <w:rFonts w:ascii="Barlow Condensed Medium" w:eastAsia="標楷體" w:hAnsi="Barlow Condensed Medium" w:cs="Segoe UI Symbol"/>
+                <w:w w:val="90"/>
+                <w:sz w:val="26"/>
+                <w:szCs w:val="26"/>
+              </w:rPr>
+              <w:t>代禱</w:t>
+            </w:r>
+            <w:r>
+              <w:rPr>
+                <w:rFonts w:ascii="Barlow Condensed Medium" w:eastAsia="標楷體" w:hAnsi="Barlow Condensed Medium" w:cstheme="minorHAnsi"/>
+                <w:w w:val="90"/>
+                <w:sz w:val="26"/>
+                <w:szCs w:val="26"/>
+              </w:rPr>
+              <w:t>。</w:t>
+            </w:r>
+          </w:p>
+        </w:tc>
+      </w:tr>
+      <w:tr>
+        <w:tc>
+          <w:tcPr>
+            <w:tcW w:w="266" w:type="dxa"/>
+            <w:tcMar>
+              <w:left w:w="28" w:type="dxa"/>
+              <w:right w:w="28" w:type="dxa"/>
+            </w:tcMar>
+          </w:tcPr>
+          <w:p>
+            <w:pPr>
+              <w:snapToGrid w:val="0"/>
+              <w:spacing w:line="300" w:lineRule="exact"/>
+              <w:jc w:val="right"/>
+              <w:rPr>
+                <w:rFonts w:ascii="Barlow Condensed Medium" w:eastAsia="標楷體" w:hAnsi="Barlow Condensed Medium" w:cstheme="minorHAnsi"/>
+                <w:w w:val="90"/>
+                <w:sz w:val="26"/>
+                <w:szCs w:val="26"/>
+              </w:rPr>
+            </w:pPr>
             <w:r>
               <w:rPr>
                 <w:rFonts w:ascii="Barlow Condensed Medium" w:eastAsia="標楷體" w:hAnsi="Barlow Condensed Medium" w:cstheme="minorHAnsi" w:hint="eastAsia"/>
@@ -2718,9 +2760,48 @@
                 <w:sz w:val="26"/>
                 <w:szCs w:val="26"/>
               </w:rPr>
-              <w:t xml:space="preserve">年全民為守護台灣更同心、更團結，求真相除詐騙，以及求真　</w:t>
-            </w:r>
-            <w:proofErr w:type="gramStart"/>
+              <w:t>5</w:t>
+            </w:r>
+            <w:r>
+              <w:rPr>
+                <w:rFonts w:ascii="Barlow Condensed Medium" w:eastAsia="標楷體" w:hAnsi="Barlow Condensed Medium" w:cstheme="minorHAnsi"/>
+                <w:w w:val="90"/>
+                <w:sz w:val="26"/>
+                <w:szCs w:val="26"/>
+              </w:rPr>
+              <w:t>.</w:t>
+            </w:r>
+          </w:p>
+        </w:tc>
+        <w:tc>
+          <w:tcPr>
+            <w:tcW w:w="5669" w:type="dxa"/>
+            <w:tcMar>
+              <w:left w:w="28" w:type="dxa"/>
+              <w:right w:w="28" w:type="dxa"/>
+            </w:tcMar>
+          </w:tcPr>
+          <w:p>
+            <w:pPr>
+              <w:snapToGrid w:val="0"/>
+              <w:spacing w:line="300" w:lineRule="exact"/>
+              <w:jc w:val="both"/>
+              <w:rPr>
+                <w:rFonts w:ascii="Barlow Condensed Medium" w:eastAsia="標楷體" w:hAnsi="Barlow Condensed Medium" w:cstheme="minorHAnsi"/>
+                <w:w w:val="90"/>
+                <w:sz w:val="26"/>
+                <w:szCs w:val="26"/>
+              </w:rPr>
+            </w:pPr>
+            <w:r>
+              <w:rPr>
+                <w:rFonts w:ascii="Barlow Condensed Medium" w:eastAsia="標楷體" w:hAnsi="Barlow Condensed Medium" w:cstheme="minorHAnsi"/>
+                <w:w w:val="90"/>
+                <w:sz w:val="26"/>
+                <w:szCs w:val="26"/>
+              </w:rPr>
+              <w:t>為</w:t>
+            </w:r>
             <w:r>
               <w:rPr>
                 <w:rFonts w:ascii="Barlow Condensed Medium" w:eastAsia="標楷體" w:hAnsi="Barlow Condensed Medium" w:cstheme="minorHAnsi" w:hint="eastAsia"/>
@@ -2728,9 +2809,8 @@
                 <w:sz w:val="26"/>
                 <w:szCs w:val="26"/>
               </w:rPr>
-              <w:t>神棄偶像</w:t>
-            </w:r>
-            <w:proofErr w:type="gramEnd"/>
+              <w:t>教會所有</w:t>
+            </w:r>
             <w:r>
               <w:rPr>
                 <w:rFonts w:ascii="Barlow Condensed Medium" w:eastAsia="標楷體" w:hAnsi="Barlow Condensed Medium" w:cstheme="minorHAnsi"/>
@@ -2738,405 +2818,25 @@
                 <w:sz w:val="26"/>
                 <w:szCs w:val="26"/>
               </w:rPr>
-              <w:t>。</w:t>
-            </w:r>
-          </w:p>
-        </w:tc>
-      </w:tr>
-      <w:tr>
-        <w:tc>
-          <w:tcPr>
-            <w:tcW w:w="266" w:type="dxa"/>
-            <w:tcMar>
-              <w:left w:w="28" w:type="dxa"/>
-              <w:right w:w="28" w:type="dxa"/>
-            </w:tcMar>
-          </w:tcPr>
-          <w:p>
-            <w:pPr>
-              <w:snapToGrid w:val="0"/>
-              <w:spacing w:line="300" w:lineRule="exact"/>
-              <w:jc w:val="right"/>
+              <w:t>任職同工的事奉</w:t>
+            </w:r>
+            <w:r>
+              <w:rPr>
+                <w:rFonts w:ascii="Barlow Condensed Medium" w:eastAsia="標楷體" w:hAnsi="Barlow Condensed Medium" w:cstheme="minorHAnsi" w:hint="eastAsia"/>
+                <w:w w:val="90"/>
+                <w:sz w:val="26"/>
+                <w:szCs w:val="26"/>
+              </w:rPr>
+              <w:t>、工作</w:t>
+            </w:r>
+            <w:r>
               <w:rPr>
                 <w:rFonts w:ascii="Barlow Condensed Medium" w:eastAsia="標楷體" w:hAnsi="Barlow Condensed Medium" w:cstheme="minorHAnsi"/>
                 <w:w w:val="90"/>
                 <w:sz w:val="26"/>
                 <w:szCs w:val="26"/>
               </w:rPr>
-            </w:pPr>
-            <w:r>
-              <w:rPr>
-                <w:rFonts w:ascii="Barlow Condensed Medium" w:eastAsia="標楷體" w:hAnsi="Barlow Condensed Medium" w:cstheme="minorHAnsi" w:hint="eastAsia"/>
-                <w:w w:val="90"/>
-                <w:sz w:val="26"/>
-                <w:szCs w:val="26"/>
-              </w:rPr>
-              <w:t>3</w:t>
-            </w:r>
-            <w:r>
-              <w:rPr>
-                <w:rFonts w:ascii="Barlow Condensed Medium" w:eastAsia="標楷體" w:hAnsi="Barlow Condensed Medium" w:cstheme="minorHAnsi"/>
-                <w:w w:val="90"/>
-                <w:sz w:val="26"/>
-                <w:szCs w:val="26"/>
-              </w:rPr>
-              <w:t>.</w:t>
-            </w:r>
-          </w:p>
-        </w:tc>
-        <w:tc>
-          <w:tcPr>
-            <w:tcW w:w="5669" w:type="dxa"/>
-            <w:tcMar>
-              <w:left w:w="28" w:type="dxa"/>
-              <w:right w:w="28" w:type="dxa"/>
-            </w:tcMar>
-          </w:tcPr>
-          <w:p>
-            <w:pPr>
-              <w:snapToGrid w:val="0"/>
-              <w:spacing w:line="300" w:lineRule="exact"/>
-              <w:jc w:val="both"/>
-              <w:rPr>
-                <w:rFonts w:ascii="Barlow Condensed Medium" w:eastAsia="標楷體" w:hAnsi="Barlow Condensed Medium" w:cstheme="minorHAnsi"/>
-                <w:w w:val="90"/>
-                <w:sz w:val="26"/>
-                <w:szCs w:val="26"/>
-              </w:rPr>
-            </w:pPr>
-            <w:r>
-              <w:rPr>
-                <w:rFonts w:ascii="Segoe UI Symbol" w:eastAsia="標楷體" w:hAnsi="Segoe UI Symbol" w:cs="Segoe UI Symbol" w:hint="eastAsia"/>
-                <w:w w:val="90"/>
-                <w:sz w:val="26"/>
-                <w:szCs w:val="26"/>
-              </w:rPr>
-              <w:t>為</w:t>
-            </w:r>
-            <w:r>
-              <w:rPr>
-                <w:rFonts w:ascii="Barlow Condensed Medium" w:eastAsia="標楷體" w:hAnsi="Barlow Condensed Medium" w:cstheme="minorHAnsi" w:hint="eastAsia"/>
-                <w:w w:val="90"/>
-                <w:sz w:val="26"/>
-                <w:szCs w:val="26"/>
-              </w:rPr>
-              <w:t>全球暖化引起尼泊爾</w:t>
-            </w:r>
-            <w:proofErr w:type="gramStart"/>
-            <w:r>
-              <w:rPr>
-                <w:rFonts w:ascii="Barlow Condensed Medium" w:eastAsia="標楷體" w:hAnsi="Barlow Condensed Medium" w:cstheme="minorHAnsi" w:hint="eastAsia"/>
-                <w:w w:val="90"/>
-                <w:sz w:val="26"/>
-                <w:szCs w:val="26"/>
-              </w:rPr>
-              <w:t>冰岩崩</w:t>
-            </w:r>
-            <w:proofErr w:type="gramEnd"/>
-            <w:r>
-              <w:rPr>
-                <w:rFonts w:ascii="Barlow Condensed Medium" w:eastAsia="標楷體" w:hAnsi="Barlow Condensed Medium" w:cstheme="minorHAnsi" w:hint="eastAsia"/>
-                <w:w w:val="90"/>
-                <w:sz w:val="26"/>
-                <w:szCs w:val="26"/>
-              </w:rPr>
-              <w:t>落釀成洪災，以及中南美洲大聖嬰現象引發旱災，救災和受苦的</w:t>
-            </w:r>
-            <w:proofErr w:type="gramStart"/>
-            <w:r>
-              <w:rPr>
-                <w:rFonts w:ascii="Barlow Condensed Medium" w:eastAsia="標楷體" w:hAnsi="Barlow Condensed Medium" w:cstheme="minorHAnsi" w:hint="eastAsia"/>
-                <w:w w:val="90"/>
-                <w:sz w:val="26"/>
-                <w:szCs w:val="26"/>
-              </w:rPr>
-              <w:t>百姓代禱</w:t>
-            </w:r>
-            <w:proofErr w:type="gramEnd"/>
-            <w:r>
-              <w:rPr>
-                <w:rFonts w:ascii="Barlow Condensed Medium" w:eastAsia="標楷體" w:hAnsi="Barlow Condensed Medium" w:cstheme="minorHAnsi"/>
-                <w:w w:val="90"/>
-                <w:sz w:val="26"/>
-                <w:szCs w:val="26"/>
-              </w:rPr>
-              <w:t>。</w:t>
-            </w:r>
-          </w:p>
-        </w:tc>
-      </w:tr>
-      <w:tr>
-        <w:tc>
-          <w:tcPr>
-            <w:tcW w:w="266" w:type="dxa"/>
-            <w:tcMar>
-              <w:left w:w="28" w:type="dxa"/>
-              <w:right w:w="28" w:type="dxa"/>
-            </w:tcMar>
-          </w:tcPr>
-          <w:p>
-            <w:pPr>
-              <w:snapToGrid w:val="0"/>
-              <w:spacing w:line="300" w:lineRule="exact"/>
-              <w:jc w:val="right"/>
-              <w:rPr>
-                <w:rFonts w:ascii="Barlow Condensed Medium" w:eastAsia="標楷體" w:hAnsi="Barlow Condensed Medium" w:cstheme="minorHAnsi"/>
-                <w:w w:val="90"/>
-                <w:sz w:val="26"/>
-                <w:szCs w:val="26"/>
-              </w:rPr>
-            </w:pPr>
-            <w:r>
-              <w:rPr>
-                <w:rFonts w:ascii="Barlow Condensed Medium" w:eastAsia="標楷體" w:hAnsi="Barlow Condensed Medium" w:cstheme="minorHAnsi" w:hint="eastAsia"/>
-                <w:w w:val="90"/>
-                <w:sz w:val="26"/>
-                <w:szCs w:val="26"/>
-              </w:rPr>
-              <w:t>4</w:t>
-            </w:r>
-            <w:r>
-              <w:rPr>
-                <w:rFonts w:ascii="Barlow Condensed Medium" w:eastAsia="標楷體" w:hAnsi="Barlow Condensed Medium" w:cstheme="minorHAnsi"/>
-                <w:w w:val="90"/>
-                <w:sz w:val="26"/>
-                <w:szCs w:val="26"/>
-              </w:rPr>
-              <w:t>.</w:t>
-            </w:r>
-          </w:p>
-        </w:tc>
-        <w:tc>
-          <w:tcPr>
-            <w:tcW w:w="5669" w:type="dxa"/>
-            <w:tcMar>
-              <w:left w:w="28" w:type="dxa"/>
-              <w:right w:w="28" w:type="dxa"/>
-            </w:tcMar>
-          </w:tcPr>
-          <w:p>
-            <w:pPr>
-              <w:snapToGrid w:val="0"/>
-              <w:spacing w:line="300" w:lineRule="exact"/>
-              <w:jc w:val="both"/>
-              <w:rPr>
-                <w:rFonts w:ascii="Barlow Condensed Medium" w:eastAsia="標楷體" w:hAnsi="Barlow Condensed Medium" w:cstheme="minorHAnsi"/>
-                <w:w w:val="90"/>
-                <w:sz w:val="26"/>
-                <w:szCs w:val="26"/>
-              </w:rPr>
-            </w:pPr>
-            <w:r>
-              <w:rPr>
-                <w:rFonts w:ascii="Barlow Condensed Medium" w:eastAsia="標楷體" w:hAnsi="Barlow Condensed Medium" w:cs="Segoe UI Symbol"/>
-                <w:w w:val="90"/>
-                <w:sz w:val="26"/>
-                <w:szCs w:val="26"/>
-              </w:rPr>
-              <w:t>為</w:t>
-            </w:r>
-            <w:r>
-              <w:rPr>
-                <w:rFonts w:ascii="Barlow Condensed Medium" w:eastAsia="標楷體" w:hAnsi="Barlow Condensed Medium" w:cs="Segoe UI Symbol"/>
-                <w:w w:val="90"/>
-                <w:sz w:val="26"/>
-                <w:szCs w:val="26"/>
-              </w:rPr>
-              <w:t>2026</w:t>
-            </w:r>
-            <w:r>
-              <w:rPr>
-                <w:rFonts w:ascii="Barlow Condensed Medium" w:eastAsia="標楷體" w:hAnsi="Barlow Condensed Medium" w:cs="Segoe UI Symbol"/>
-                <w:w w:val="90"/>
-                <w:sz w:val="26"/>
-                <w:szCs w:val="26"/>
-              </w:rPr>
-              <w:t>年本會</w:t>
-            </w:r>
-            <w:r>
-              <w:rPr>
-                <w:rFonts w:ascii="Barlow Condensed Medium" w:eastAsia="標楷體" w:hAnsi="Barlow Condensed Medium" w:cs="Segoe UI Symbol" w:hint="eastAsia"/>
-                <w:w w:val="90"/>
-                <w:sz w:val="26"/>
-                <w:szCs w:val="26"/>
-              </w:rPr>
-              <w:t>傳福音事工和</w:t>
-            </w:r>
-            <w:r>
-              <w:rPr>
-                <w:rFonts w:ascii="Barlow Condensed Medium" w:eastAsia="標楷體" w:hAnsi="Barlow Condensed Medium" w:cs="Segoe UI Symbol" w:hint="eastAsia"/>
-                <w:w w:val="90"/>
-                <w:sz w:val="26"/>
-                <w:szCs w:val="26"/>
-              </w:rPr>
-              <w:t>下半</w:t>
-            </w:r>
-            <w:r>
-              <w:rPr>
-                <w:rFonts w:ascii="Barlow Condensed Medium" w:eastAsia="標楷體" w:hAnsi="Barlow Condensed Medium" w:cs="Segoe UI Symbol" w:hint="eastAsia"/>
-                <w:w w:val="90"/>
-                <w:sz w:val="26"/>
-                <w:szCs w:val="26"/>
-              </w:rPr>
-              <w:t>年洗禮</w:t>
-            </w:r>
-            <w:proofErr w:type="gramStart"/>
-            <w:r>
-              <w:rPr>
-                <w:rFonts w:ascii="Barlow Condensed Medium" w:eastAsia="標楷體" w:hAnsi="Barlow Condensed Medium" w:cs="Segoe UI Symbol" w:hint="eastAsia"/>
-                <w:w w:val="90"/>
-                <w:sz w:val="26"/>
-                <w:szCs w:val="26"/>
-              </w:rPr>
-              <w:t>者</w:t>
-            </w:r>
-            <w:r>
-              <w:rPr>
-                <w:rFonts w:ascii="Barlow Condensed Medium" w:eastAsia="標楷體" w:hAnsi="Barlow Condensed Medium" w:cs="Segoe UI Symbol"/>
-                <w:w w:val="90"/>
-                <w:sz w:val="26"/>
-                <w:szCs w:val="26"/>
-              </w:rPr>
-              <w:t>代禱</w:t>
-            </w:r>
-            <w:proofErr w:type="gramEnd"/>
-            <w:r>
-              <w:rPr>
-                <w:rFonts w:ascii="Barlow Condensed Medium" w:eastAsia="標楷體" w:hAnsi="Barlow Condensed Medium" w:cstheme="minorHAnsi"/>
-                <w:w w:val="90"/>
-                <w:sz w:val="26"/>
-                <w:szCs w:val="26"/>
-              </w:rPr>
-              <w:t>。</w:t>
-            </w:r>
-          </w:p>
-        </w:tc>
-      </w:tr>
-      <w:tr>
-        <w:tc>
-          <w:tcPr>
-            <w:tcW w:w="266" w:type="dxa"/>
-            <w:tcMar>
-              <w:left w:w="28" w:type="dxa"/>
-              <w:right w:w="28" w:type="dxa"/>
-            </w:tcMar>
-          </w:tcPr>
-          <w:p>
-            <w:pPr>
-              <w:snapToGrid w:val="0"/>
-              <w:spacing w:line="300" w:lineRule="exact"/>
-              <w:jc w:val="right"/>
-              <w:rPr>
-                <w:rFonts w:ascii="Barlow Condensed Medium" w:eastAsia="標楷體" w:hAnsi="Barlow Condensed Medium" w:cstheme="minorHAnsi"/>
-                <w:w w:val="90"/>
-                <w:sz w:val="26"/>
-                <w:szCs w:val="26"/>
-              </w:rPr>
-            </w:pPr>
-            <w:r>
-              <w:rPr>
-                <w:rFonts w:ascii="Barlow Condensed Medium" w:eastAsia="標楷體" w:hAnsi="Barlow Condensed Medium" w:cstheme="minorHAnsi" w:hint="eastAsia"/>
-                <w:w w:val="90"/>
-                <w:sz w:val="26"/>
-                <w:szCs w:val="26"/>
-              </w:rPr>
-              <w:t>5</w:t>
-            </w:r>
-            <w:r>
-              <w:rPr>
-                <w:rFonts w:ascii="Barlow Condensed Medium" w:eastAsia="標楷體" w:hAnsi="Barlow Condensed Medium" w:cstheme="minorHAnsi"/>
-                <w:w w:val="90"/>
-                <w:sz w:val="26"/>
-                <w:szCs w:val="26"/>
-              </w:rPr>
-              <w:t>.</w:t>
-            </w:r>
-          </w:p>
-        </w:tc>
-        <w:tc>
-          <w:tcPr>
-            <w:tcW w:w="5669" w:type="dxa"/>
-            <w:tcMar>
-              <w:left w:w="28" w:type="dxa"/>
-              <w:right w:w="28" w:type="dxa"/>
-            </w:tcMar>
-          </w:tcPr>
-          <w:p>
-            <w:pPr>
-              <w:snapToGrid w:val="0"/>
-              <w:spacing w:line="300" w:lineRule="exact"/>
-              <w:jc w:val="both"/>
-              <w:rPr>
-                <w:rFonts w:ascii="Barlow Condensed Medium" w:eastAsia="標楷體" w:hAnsi="Barlow Condensed Medium" w:cstheme="minorHAnsi"/>
-                <w:w w:val="90"/>
-                <w:sz w:val="26"/>
-                <w:szCs w:val="26"/>
-              </w:rPr>
-            </w:pPr>
-            <w:r>
-              <w:rPr>
-                <w:rFonts w:ascii="Barlow Condensed Medium" w:eastAsia="標楷體" w:hAnsi="Barlow Condensed Medium" w:cstheme="minorHAnsi"/>
-                <w:w w:val="90"/>
-                <w:sz w:val="26"/>
-                <w:szCs w:val="26"/>
-              </w:rPr>
-              <w:t>為</w:t>
-            </w:r>
-            <w:r>
-              <w:rPr>
-                <w:rFonts w:ascii="Barlow Condensed Medium" w:eastAsia="標楷體" w:hAnsi="Barlow Condensed Medium" w:cstheme="minorHAnsi" w:hint="eastAsia"/>
-                <w:w w:val="90"/>
-                <w:sz w:val="26"/>
-                <w:szCs w:val="26"/>
-              </w:rPr>
-              <w:t>教會所有</w:t>
-            </w:r>
-            <w:r>
-              <w:rPr>
-                <w:rFonts w:ascii="Barlow Condensed Medium" w:eastAsia="標楷體" w:hAnsi="Barlow Condensed Medium" w:cstheme="minorHAnsi"/>
-                <w:w w:val="90"/>
-                <w:sz w:val="26"/>
-                <w:szCs w:val="26"/>
-              </w:rPr>
-              <w:t>任職同工的事奉</w:t>
-            </w:r>
-            <w:r>
-              <w:rPr>
-                <w:rFonts w:ascii="Barlow Condensed Medium" w:eastAsia="標楷體" w:hAnsi="Barlow Condensed Medium" w:cstheme="minorHAnsi" w:hint="eastAsia"/>
-                <w:w w:val="90"/>
-                <w:sz w:val="26"/>
-                <w:szCs w:val="26"/>
-              </w:rPr>
-              <w:t>、工作</w:t>
-            </w:r>
-            <w:r>
-              <w:rPr>
-                <w:rFonts w:ascii="Barlow Condensed Medium" w:eastAsia="標楷體" w:hAnsi="Barlow Condensed Medium" w:cstheme="minorHAnsi"/>
-                <w:w w:val="90"/>
-                <w:sz w:val="26"/>
-                <w:szCs w:val="26"/>
-              </w:rPr>
-              <w:t>和</w:t>
-            </w:r>
-            <w:proofErr w:type="gramStart"/>
-            <w:r>
-              <w:rPr>
-                <w:rFonts w:ascii="Barlow Condensed Medium" w:eastAsia="標楷體" w:hAnsi="Barlow Condensed Medium" w:cstheme="minorHAnsi"/>
-                <w:w w:val="90"/>
-                <w:sz w:val="26"/>
-                <w:szCs w:val="26"/>
-              </w:rPr>
-              <w:t>家庭代禱</w:t>
-            </w:r>
-            <w:proofErr w:type="gramEnd"/>
-            <w:r>
-              <w:rPr>
-                <w:rFonts w:ascii="Barlow Condensed Medium" w:eastAsia="標楷體" w:hAnsi="Barlow Condensed Medium" w:cstheme="minorHAnsi"/>
-                <w:w w:val="90"/>
-                <w:sz w:val="26"/>
-                <w:szCs w:val="26"/>
-              </w:rPr>
-              <w:t>。</w:t>
+              <w:t>和家庭代禱。</w:t>
             </w:r>
           </w:p>
         </w:tc>
@@ -3252,9 +2952,8 @@
                 <w:sz w:val="26"/>
                 <w:szCs w:val="26"/>
               </w:rPr>
-              <w:t>兄</w:t>
-            </w:r>
-            <w:proofErr w:type="gramStart"/>
+              <w:t>兄姊</w:t>
+            </w:r>
             <w:r>
               <w:rPr>
                 <w:rFonts w:ascii="Barlow Condensed Medium" w:eastAsia="華康中黑體" w:hAnsi="Barlow Condensed Medium" w:cs="Segoe UI Symbol"/>
@@ -3262,9 +2961,8 @@
                 <w:sz w:val="26"/>
                 <w:szCs w:val="26"/>
               </w:rPr>
-              <w:t>姊</w:t>
-            </w:r>
-            <w:proofErr w:type="gramEnd"/>
+              <w:t>利用代禱卡</w:t>
+            </w:r>
             <w:r>
               <w:rPr>
                 <w:rFonts w:ascii="Barlow Condensed Medium" w:eastAsia="華康中黑體" w:hAnsi="Barlow Condensed Medium" w:cs="Segoe UI Symbol"/>
@@ -3272,9 +2970,8 @@
                 <w:sz w:val="26"/>
                 <w:szCs w:val="26"/>
               </w:rPr>
-              <w:t>利用</w:t>
-            </w:r>
-            <w:proofErr w:type="gramStart"/>
+              <w:t>(</w:t>
+            </w:r>
             <w:r>
               <w:rPr>
                 <w:rFonts w:ascii="Barlow Condensed Medium" w:eastAsia="華康中黑體" w:hAnsi="Barlow Condensed Medium" w:cs="Segoe UI Symbol"/>
@@ -3282,9 +2979,8 @@
                 <w:sz w:val="26"/>
                 <w:szCs w:val="26"/>
               </w:rPr>
-              <w:t>代禱卡</w:t>
-            </w:r>
-            <w:proofErr w:type="gramEnd"/>
+              <w:t>於招待桌上</w:t>
+            </w:r>
             <w:r>
               <w:rPr>
                 <w:rFonts w:ascii="Barlow Condensed Medium" w:eastAsia="華康中黑體" w:hAnsi="Barlow Condensed Medium" w:cs="Segoe UI Symbol"/>
@@ -3292,7 +2988,7 @@
                 <w:sz w:val="26"/>
                 <w:szCs w:val="26"/>
               </w:rPr>
-              <w:t>(</w:t>
+              <w:t>)</w:t>
             </w:r>
             <w:r>
               <w:rPr>
@@ -3301,36 +2997,7 @@
                 <w:sz w:val="26"/>
                 <w:szCs w:val="26"/>
               </w:rPr>
-              <w:t>於招待桌上</w:t>
-            </w:r>
-            <w:r>
-              <w:rPr>
-                <w:rFonts w:ascii="Barlow Condensed Medium" w:eastAsia="華康中黑體" w:hAnsi="Barlow Condensed Medium" w:cs="Segoe UI Symbol"/>
-                <w:w w:val="90"/>
-                <w:sz w:val="26"/>
-                <w:szCs w:val="26"/>
-              </w:rPr>
-              <w:t>)</w:t>
-            </w:r>
-            <w:proofErr w:type="gramStart"/>
-            <w:r>
-              <w:rPr>
-                <w:rFonts w:ascii="Barlow Condensed Medium" w:eastAsia="華康中黑體" w:hAnsi="Barlow Condensed Medium" w:cs="Segoe UI Symbol"/>
-                <w:w w:val="90"/>
-                <w:sz w:val="26"/>
-                <w:szCs w:val="26"/>
-              </w:rPr>
-              <w:t>投代禱</w:t>
-            </w:r>
-            <w:proofErr w:type="gramEnd"/>
-            <w:r>
-              <w:rPr>
-                <w:rFonts w:ascii="Barlow Condensed Medium" w:eastAsia="華康中黑體" w:hAnsi="Barlow Condensed Medium" w:cs="Segoe UI Symbol"/>
-                <w:w w:val="90"/>
-                <w:sz w:val="26"/>
-                <w:szCs w:val="26"/>
-              </w:rPr>
-              <w:t>信箱。</w:t>
+              <w:t>投代禱信箱。</w:t>
             </w:r>
           </w:p>
         </w:tc>
@@ -3689,9 +3356,8 @@
           <w:sz w:val="26"/>
           <w:szCs w:val="26"/>
         </w:rPr>
-        <w:t>我的</w:t>
-      </w:r>
-      <w:proofErr w:type="gramStart"/>
+        <w:t>我的厝</w:t>
+      </w:r>
       <w:r>
         <w:rPr>
           <w:rFonts w:asciiTheme="majorBidi" w:eastAsia="標楷體" w:hAnsiTheme="majorBidi" w:cstheme="majorBidi" w:hint="eastAsia"/>
@@ -3700,9 +3366,8 @@
           <w:sz w:val="26"/>
           <w:szCs w:val="26"/>
         </w:rPr>
-        <w:t>厝</w:t>
-      </w:r>
-      <w:proofErr w:type="gramEnd"/>
+        <w:t xml:space="preserve"> </w:t>
+      </w:r>
       <w:r>
         <w:rPr>
           <w:rFonts w:asciiTheme="majorBidi" w:eastAsia="標楷體" w:hAnsiTheme="majorBidi" w:cstheme="majorBidi" w:hint="eastAsia"/>
@@ -3711,8 +3376,21 @@
           <w:sz w:val="26"/>
           <w:szCs w:val="26"/>
         </w:rPr>
-        <w:t xml:space="preserve"> </w:t>
-      </w:r>
+        <w:t>服事耶和華</w:t>
+      </w:r>
+    </w:p>
+    <w:p>
+      <w:pPr>
+        <w:snapToGrid w:val="0"/>
+        <w:spacing w:line="300" w:lineRule="exact"/>
+        <w:rPr>
+          <w:rFonts w:asciiTheme="majorBidi" w:eastAsia="標楷體" w:hAnsiTheme="majorBidi" w:cstheme="majorBidi"/>
+          <w:bCs/>
+          <w:w w:val="90"/>
+          <w:sz w:val="26"/>
+          <w:szCs w:val="26"/>
+        </w:rPr>
+      </w:pPr>
       <w:r>
         <w:rPr>
           <w:rFonts w:asciiTheme="majorBidi" w:eastAsia="標楷體" w:hAnsiTheme="majorBidi" w:cstheme="majorBidi" w:hint="eastAsia"/>
@@ -3721,7 +3399,27 @@
           <w:sz w:val="26"/>
           <w:szCs w:val="26"/>
         </w:rPr>
-        <w:t>服事耶和華</w:t>
+        <w:t>找求主的心意</w:t>
+      </w:r>
+      <w:r>
+        <w:rPr>
+          <w:rFonts w:asciiTheme="majorBidi" w:eastAsia="標楷體" w:hAnsiTheme="majorBidi" w:cstheme="majorBidi" w:hint="eastAsia"/>
+          <w:bCs/>
+          <w:w w:val="90"/>
+          <w:sz w:val="26"/>
+          <w:szCs w:val="26"/>
+        </w:rPr>
+        <w:t xml:space="preserve"> </w:t>
+      </w:r>
+      <w:r>
+        <w:rPr>
+          <w:rFonts w:asciiTheme="majorBidi" w:eastAsia="標楷體" w:hAnsiTheme="majorBidi" w:cstheme="majorBidi" w:hint="eastAsia"/>
+          <w:bCs/>
+          <w:w w:val="90"/>
+          <w:sz w:val="26"/>
+          <w:szCs w:val="26"/>
+        </w:rPr>
+        <w:t>互祂來引導</w:t>
       </w:r>
     </w:p>
     <w:p>
@@ -3730,83 +3428,6 @@
         <w:spacing w:line="300" w:lineRule="exact"/>
         <w:rPr>
           <w:rFonts w:asciiTheme="majorBidi" w:eastAsia="標楷體" w:hAnsiTheme="majorBidi" w:cstheme="majorBidi"/>
-          <w:bCs/>
-          <w:w w:val="90"/>
-          <w:sz w:val="26"/>
-          <w:szCs w:val="26"/>
-        </w:rPr>
-      </w:pPr>
-      <w:proofErr w:type="gramStart"/>
-      <w:r>
-        <w:rPr>
-          <w:rFonts w:asciiTheme="majorBidi" w:eastAsia="標楷體" w:hAnsiTheme="majorBidi" w:cstheme="majorBidi" w:hint="eastAsia"/>
-          <w:bCs/>
-          <w:w w:val="90"/>
-          <w:sz w:val="26"/>
-          <w:szCs w:val="26"/>
-        </w:rPr>
-        <w:t>找求主</w:t>
-      </w:r>
-      <w:proofErr w:type="gramEnd"/>
-      <w:r>
-        <w:rPr>
-          <w:rFonts w:asciiTheme="majorBidi" w:eastAsia="標楷體" w:hAnsiTheme="majorBidi" w:cstheme="majorBidi" w:hint="eastAsia"/>
-          <w:bCs/>
-          <w:w w:val="90"/>
-          <w:sz w:val="26"/>
-          <w:szCs w:val="26"/>
-        </w:rPr>
-        <w:t>的心意</w:t>
-      </w:r>
-      <w:r>
-        <w:rPr>
-          <w:rFonts w:asciiTheme="majorBidi" w:eastAsia="標楷體" w:hAnsiTheme="majorBidi" w:cstheme="majorBidi" w:hint="eastAsia"/>
-          <w:bCs/>
-          <w:w w:val="90"/>
-          <w:sz w:val="26"/>
-          <w:szCs w:val="26"/>
-        </w:rPr>
-        <w:t xml:space="preserve"> </w:t>
-      </w:r>
-      <w:r>
-        <w:rPr>
-          <w:rFonts w:asciiTheme="majorBidi" w:eastAsia="標楷體" w:hAnsiTheme="majorBidi" w:cstheme="majorBidi" w:hint="eastAsia"/>
-          <w:bCs/>
-          <w:w w:val="90"/>
-          <w:sz w:val="26"/>
-          <w:szCs w:val="26"/>
-        </w:rPr>
-        <w:t>互</w:t>
-      </w:r>
-      <w:proofErr w:type="gramStart"/>
-      <w:r>
-        <w:rPr>
-          <w:rFonts w:asciiTheme="majorBidi" w:eastAsia="標楷體" w:hAnsiTheme="majorBidi" w:cstheme="majorBidi" w:hint="eastAsia"/>
-          <w:bCs/>
-          <w:w w:val="90"/>
-          <w:sz w:val="26"/>
-          <w:szCs w:val="26"/>
-        </w:rPr>
-        <w:t>祂</w:t>
-      </w:r>
-      <w:proofErr w:type="gramEnd"/>
-      <w:r>
-        <w:rPr>
-          <w:rFonts w:asciiTheme="majorBidi" w:eastAsia="標楷體" w:hAnsiTheme="majorBidi" w:cstheme="majorBidi" w:hint="eastAsia"/>
-          <w:bCs/>
-          <w:w w:val="90"/>
-          <w:sz w:val="26"/>
-          <w:szCs w:val="26"/>
-        </w:rPr>
-        <w:t>來引導</w:t>
-      </w:r>
-    </w:p>
-    <w:p>
-      <w:pPr>
-        <w:snapToGrid w:val="0"/>
-        <w:spacing w:line="300" w:lineRule="exact"/>
-        <w:rPr>
-          <w:rFonts w:asciiTheme="majorBidi" w:eastAsia="標楷體" w:hAnsiTheme="majorBidi" w:cstheme="majorBidi" w:hint="eastAsia"/>
           <w:bCs/>
           <w:w w:val="90"/>
           <w:sz w:val="26"/>
@@ -3826,7 +3447,6 @@
           <w:szCs w:val="26"/>
         </w:rPr>
       </w:pPr>
-      <w:proofErr w:type="gramStart"/>
       <w:r>
         <w:rPr>
           <w:rFonts w:asciiTheme="majorBidi" w:eastAsia="標楷體" w:hAnsiTheme="majorBidi" w:cstheme="majorBidi" w:hint="eastAsia"/>
@@ -3835,9 +3455,8 @@
           <w:sz w:val="26"/>
           <w:szCs w:val="26"/>
         </w:rPr>
-        <w:t>祂</w:t>
-      </w:r>
-      <w:proofErr w:type="gramEnd"/>
+        <w:t>祂是阮的主</w:t>
+      </w:r>
       <w:r>
         <w:rPr>
           <w:rFonts w:asciiTheme="majorBidi" w:eastAsia="標楷體" w:hAnsiTheme="majorBidi" w:cstheme="majorBidi" w:hint="eastAsia"/>
@@ -3846,9 +3465,8 @@
           <w:sz w:val="26"/>
           <w:szCs w:val="26"/>
         </w:rPr>
-        <w:t>是</w:t>
-      </w:r>
-      <w:proofErr w:type="gramStart"/>
+        <w:t xml:space="preserve"> </w:t>
+      </w:r>
       <w:r>
         <w:rPr>
           <w:rFonts w:asciiTheme="majorBidi" w:eastAsia="標楷體" w:hAnsiTheme="majorBidi" w:cstheme="majorBidi" w:hint="eastAsia"/>
@@ -3857,9 +3475,21 @@
           <w:sz w:val="26"/>
           <w:szCs w:val="26"/>
         </w:rPr>
-        <w:t>阮</w:t>
-      </w:r>
-      <w:proofErr w:type="gramEnd"/>
+        <w:t>獨一的上帝</w:t>
+      </w:r>
+    </w:p>
+    <w:p>
+      <w:pPr>
+        <w:snapToGrid w:val="0"/>
+        <w:spacing w:line="300" w:lineRule="exact"/>
+        <w:rPr>
+          <w:rFonts w:asciiTheme="majorBidi" w:eastAsia="標楷體" w:hAnsiTheme="majorBidi" w:cstheme="majorBidi"/>
+          <w:bCs/>
+          <w:w w:val="90"/>
+          <w:sz w:val="26"/>
+          <w:szCs w:val="26"/>
+        </w:rPr>
+      </w:pPr>
       <w:r>
         <w:rPr>
           <w:rFonts w:asciiTheme="majorBidi" w:eastAsia="標楷體" w:hAnsiTheme="majorBidi" w:cstheme="majorBidi" w:hint="eastAsia"/>
@@ -3868,7 +3498,7 @@
           <w:sz w:val="26"/>
           <w:szCs w:val="26"/>
         </w:rPr>
-        <w:t>的主</w:t>
+        <w:t>全家向祂敬拜</w:t>
       </w:r>
       <w:r>
         <w:rPr>
@@ -3888,29 +3518,7 @@
           <w:sz w:val="26"/>
           <w:szCs w:val="26"/>
         </w:rPr>
-        <w:t>獨</w:t>
-      </w:r>
-      <w:proofErr w:type="gramStart"/>
-      <w:r>
-        <w:rPr>
-          <w:rFonts w:asciiTheme="majorBidi" w:eastAsia="標楷體" w:hAnsiTheme="majorBidi" w:cstheme="majorBidi" w:hint="eastAsia"/>
-          <w:bCs/>
-          <w:w w:val="90"/>
-          <w:sz w:val="26"/>
-          <w:szCs w:val="26"/>
-        </w:rPr>
-        <w:t>一</w:t>
-      </w:r>
-      <w:proofErr w:type="gramEnd"/>
-      <w:r>
-        <w:rPr>
-          <w:rFonts w:asciiTheme="majorBidi" w:eastAsia="標楷體" w:hAnsiTheme="majorBidi" w:cstheme="majorBidi" w:hint="eastAsia"/>
-          <w:bCs/>
-          <w:w w:val="90"/>
-          <w:sz w:val="26"/>
-          <w:szCs w:val="26"/>
-        </w:rPr>
-        <w:t>的上帝</w:t>
+        <w:t>讚美耶和華</w:t>
       </w:r>
     </w:p>
     <w:p>
@@ -3919,71 +3527,6 @@
         <w:spacing w:line="300" w:lineRule="exact"/>
         <w:rPr>
           <w:rFonts w:asciiTheme="majorBidi" w:eastAsia="標楷體" w:hAnsiTheme="majorBidi" w:cstheme="majorBidi"/>
-          <w:bCs/>
-          <w:w w:val="90"/>
-          <w:sz w:val="26"/>
-          <w:szCs w:val="26"/>
-        </w:rPr>
-      </w:pPr>
-      <w:r>
-        <w:rPr>
-          <w:rFonts w:asciiTheme="majorBidi" w:eastAsia="標楷體" w:hAnsiTheme="majorBidi" w:cstheme="majorBidi" w:hint="eastAsia"/>
-          <w:bCs/>
-          <w:w w:val="90"/>
-          <w:sz w:val="26"/>
-          <w:szCs w:val="26"/>
-        </w:rPr>
-        <w:t>全家向</w:t>
-      </w:r>
-      <w:proofErr w:type="gramStart"/>
-      <w:r>
-        <w:rPr>
-          <w:rFonts w:asciiTheme="majorBidi" w:eastAsia="標楷體" w:hAnsiTheme="majorBidi" w:cstheme="majorBidi" w:hint="eastAsia"/>
-          <w:bCs/>
-          <w:w w:val="90"/>
-          <w:sz w:val="26"/>
-          <w:szCs w:val="26"/>
-        </w:rPr>
-        <w:t>祂</w:t>
-      </w:r>
-      <w:proofErr w:type="gramEnd"/>
-      <w:r>
-        <w:rPr>
-          <w:rFonts w:asciiTheme="majorBidi" w:eastAsia="標楷體" w:hAnsiTheme="majorBidi" w:cstheme="majorBidi" w:hint="eastAsia"/>
-          <w:bCs/>
-          <w:w w:val="90"/>
-          <w:sz w:val="26"/>
-          <w:szCs w:val="26"/>
-        </w:rPr>
-        <w:t>敬拜</w:t>
-      </w:r>
-      <w:r>
-        <w:rPr>
-          <w:rFonts w:asciiTheme="majorBidi" w:eastAsia="標楷體" w:hAnsiTheme="majorBidi" w:cstheme="majorBidi" w:hint="eastAsia"/>
-          <w:bCs/>
-          <w:w w:val="90"/>
-          <w:sz w:val="26"/>
-          <w:szCs w:val="26"/>
-        </w:rPr>
-        <w:t xml:space="preserve"> </w:t>
-      </w:r>
-      <w:r>
-        <w:rPr>
-          <w:rFonts w:asciiTheme="majorBidi" w:eastAsia="標楷體" w:hAnsiTheme="majorBidi" w:cstheme="majorBidi" w:hint="eastAsia"/>
-          <w:bCs/>
-          <w:w w:val="90"/>
-          <w:sz w:val="26"/>
-          <w:szCs w:val="26"/>
-        </w:rPr>
-        <w:t>讚美耶和華</w:t>
-      </w:r>
-    </w:p>
-    <w:p>
-      <w:pPr>
-        <w:snapToGrid w:val="0"/>
-        <w:spacing w:line="300" w:lineRule="exact"/>
-        <w:rPr>
-          <w:rFonts w:asciiTheme="majorBidi" w:eastAsia="標楷體" w:hAnsiTheme="majorBidi" w:cstheme="majorBidi" w:hint="eastAsia"/>
           <w:bCs/>
           <w:w w:val="90"/>
           <w:sz w:val="26"/>
@@ -3996,14 +3539,23 @@
         <w:snapToGrid w:val="0"/>
         <w:spacing w:line="300" w:lineRule="exact"/>
         <w:rPr>
+          <w:rFonts w:asciiTheme="majorBidi" w:eastAsia="標楷體" w:hAnsiTheme="majorBidi" w:cstheme="majorBidi"/>
+          <w:bCs/>
+          <w:w w:val="90"/>
+          <w:sz w:val="26"/>
+          <w:szCs w:val="26"/>
+        </w:rPr>
+      </w:pPr>
+      <w:r>
+        <w:rPr>
           <w:rFonts w:asciiTheme="majorBidi" w:eastAsia="標楷體" w:hAnsiTheme="majorBidi" w:cstheme="majorBidi" w:hint="eastAsia"/>
           <w:bCs/>
           <w:w w:val="90"/>
           <w:sz w:val="26"/>
           <w:szCs w:val="26"/>
         </w:rPr>
-      </w:pPr>
-      <w:proofErr w:type="gramStart"/>
+        <w:t>祂從天落雨水</w:t>
+      </w:r>
       <w:r>
         <w:rPr>
           <w:rFonts w:asciiTheme="majorBidi" w:eastAsia="標楷體" w:hAnsiTheme="majorBidi" w:cstheme="majorBidi" w:hint="eastAsia"/>
@@ -4012,9 +3564,8 @@
           <w:sz w:val="26"/>
           <w:szCs w:val="26"/>
         </w:rPr>
-        <w:t>祂</w:t>
-      </w:r>
-      <w:proofErr w:type="gramEnd"/>
+        <w:t xml:space="preserve"> </w:t>
+      </w:r>
       <w:r>
         <w:rPr>
           <w:rFonts w:asciiTheme="majorBidi" w:eastAsia="標楷體" w:hAnsiTheme="majorBidi" w:cstheme="majorBidi" w:hint="eastAsia"/>
@@ -4023,7 +3574,7 @@
           <w:sz w:val="26"/>
           <w:szCs w:val="26"/>
         </w:rPr>
-        <w:t>從天落雨水</w:t>
+        <w:t>灌沃在土地祂</w:t>
       </w:r>
       <w:r>
         <w:rPr>
@@ -4033,9 +3584,8 @@
           <w:sz w:val="26"/>
           <w:szCs w:val="26"/>
         </w:rPr>
-        <w:t xml:space="preserve"> </w:t>
-      </w:r>
-      <w:proofErr w:type="gramStart"/>
+        <w:t>使</w:t>
+      </w:r>
       <w:r>
         <w:rPr>
           <w:rFonts w:asciiTheme="majorBidi" w:eastAsia="標楷體" w:hAnsiTheme="majorBidi" w:cstheme="majorBidi" w:hint="eastAsia"/>
@@ -4044,7 +3594,7 @@
           <w:sz w:val="26"/>
           <w:szCs w:val="26"/>
         </w:rPr>
-        <w:t>灌沃在土地祂</w:t>
+        <w:t>地有出產</w:t>
       </w:r>
       <w:r>
         <w:rPr>
@@ -4054,7 +3604,7 @@
           <w:sz w:val="26"/>
           <w:szCs w:val="26"/>
         </w:rPr>
-        <w:t>使</w:t>
+        <w:t xml:space="preserve"> </w:t>
       </w:r>
       <w:r>
         <w:rPr>
@@ -4064,9 +3614,21 @@
           <w:sz w:val="26"/>
           <w:szCs w:val="26"/>
         </w:rPr>
-        <w:t>地</w:t>
-      </w:r>
-      <w:proofErr w:type="gramEnd"/>
+        <w:t>賞賜阮米糧</w:t>
+      </w:r>
+    </w:p>
+    <w:p>
+      <w:pPr>
+        <w:snapToGrid w:val="0"/>
+        <w:spacing w:line="300" w:lineRule="exact"/>
+        <w:rPr>
+          <w:rFonts w:asciiTheme="majorBidi" w:eastAsia="標楷體" w:hAnsiTheme="majorBidi" w:cstheme="majorBidi"/>
+          <w:bCs/>
+          <w:w w:val="90"/>
+          <w:sz w:val="26"/>
+          <w:szCs w:val="26"/>
+        </w:rPr>
+      </w:pPr>
       <w:r>
         <w:rPr>
           <w:rFonts w:asciiTheme="majorBidi" w:eastAsia="標楷體" w:hAnsiTheme="majorBidi" w:cstheme="majorBidi" w:hint="eastAsia"/>
@@ -4075,7 +3637,7 @@
           <w:sz w:val="26"/>
           <w:szCs w:val="26"/>
         </w:rPr>
-        <w:t>有出產</w:t>
+        <w:t>無論啥款境遇</w:t>
       </w:r>
       <w:r>
         <w:rPr>
@@ -4095,9 +3657,8 @@
           <w:sz w:val="26"/>
           <w:szCs w:val="26"/>
         </w:rPr>
-        <w:t>賞賜</w:t>
-      </w:r>
-      <w:proofErr w:type="gramStart"/>
+        <w:t>獨獨倚靠祂我</w:t>
+      </w:r>
       <w:r>
         <w:rPr>
           <w:rFonts w:asciiTheme="majorBidi" w:eastAsia="標楷體" w:hAnsiTheme="majorBidi" w:cstheme="majorBidi" w:hint="eastAsia"/>
@@ -4106,9 +3667,8 @@
           <w:sz w:val="26"/>
           <w:szCs w:val="26"/>
         </w:rPr>
-        <w:t>阮</w:t>
-      </w:r>
-      <w:proofErr w:type="gramEnd"/>
+        <w:t>及</w:t>
+      </w:r>
       <w:r>
         <w:rPr>
           <w:rFonts w:asciiTheme="majorBidi" w:eastAsia="標楷體" w:hAnsiTheme="majorBidi" w:cstheme="majorBidi" w:hint="eastAsia"/>
@@ -4117,117 +3677,8 @@
           <w:sz w:val="26"/>
           <w:szCs w:val="26"/>
         </w:rPr>
-        <w:t>米糧</w:t>
-      </w:r>
-    </w:p>
-    <w:p>
-      <w:pPr>
-        <w:snapToGrid w:val="0"/>
-        <w:spacing w:line="300" w:lineRule="exact"/>
-        <w:rPr>
-          <w:rFonts w:asciiTheme="majorBidi" w:eastAsia="標楷體" w:hAnsiTheme="majorBidi" w:cstheme="majorBidi"/>
-          <w:bCs/>
-          <w:w w:val="90"/>
-          <w:sz w:val="26"/>
-          <w:szCs w:val="26"/>
-        </w:rPr>
-      </w:pPr>
-      <w:proofErr w:type="gramStart"/>
-      <w:r>
-        <w:rPr>
-          <w:rFonts w:asciiTheme="majorBidi" w:eastAsia="標楷體" w:hAnsiTheme="majorBidi" w:cstheme="majorBidi" w:hint="eastAsia"/>
-          <w:bCs/>
-          <w:w w:val="90"/>
-          <w:sz w:val="26"/>
-          <w:szCs w:val="26"/>
-        </w:rPr>
-        <w:t>無論啥款</w:t>
-      </w:r>
-      <w:proofErr w:type="gramEnd"/>
-      <w:r>
-        <w:rPr>
-          <w:rFonts w:asciiTheme="majorBidi" w:eastAsia="標楷體" w:hAnsiTheme="majorBidi" w:cstheme="majorBidi" w:hint="eastAsia"/>
-          <w:bCs/>
-          <w:w w:val="90"/>
-          <w:sz w:val="26"/>
-          <w:szCs w:val="26"/>
-        </w:rPr>
-        <w:t>境遇</w:t>
-      </w:r>
-      <w:r>
-        <w:rPr>
-          <w:rFonts w:asciiTheme="majorBidi" w:eastAsia="標楷體" w:hAnsiTheme="majorBidi" w:cstheme="majorBidi" w:hint="eastAsia"/>
-          <w:bCs/>
-          <w:w w:val="90"/>
-          <w:sz w:val="26"/>
-          <w:szCs w:val="26"/>
-        </w:rPr>
-        <w:t xml:space="preserve"> </w:t>
-      </w:r>
-      <w:r>
-        <w:rPr>
-          <w:rFonts w:asciiTheme="majorBidi" w:eastAsia="標楷體" w:hAnsiTheme="majorBidi" w:cstheme="majorBidi" w:hint="eastAsia"/>
-          <w:bCs/>
-          <w:w w:val="90"/>
-          <w:sz w:val="26"/>
-          <w:szCs w:val="26"/>
-        </w:rPr>
-        <w:t>獨獨倚靠</w:t>
-      </w:r>
-      <w:proofErr w:type="gramStart"/>
-      <w:r>
-        <w:rPr>
-          <w:rFonts w:asciiTheme="majorBidi" w:eastAsia="標楷體" w:hAnsiTheme="majorBidi" w:cstheme="majorBidi" w:hint="eastAsia"/>
-          <w:bCs/>
-          <w:w w:val="90"/>
-          <w:sz w:val="26"/>
-          <w:szCs w:val="26"/>
-        </w:rPr>
-        <w:t>祂</w:t>
-      </w:r>
-      <w:proofErr w:type="gramEnd"/>
-      <w:r>
-        <w:rPr>
-          <w:rFonts w:asciiTheme="majorBidi" w:eastAsia="標楷體" w:hAnsiTheme="majorBidi" w:cstheme="majorBidi" w:hint="eastAsia"/>
-          <w:bCs/>
-          <w:w w:val="90"/>
-          <w:sz w:val="26"/>
-          <w:szCs w:val="26"/>
-        </w:rPr>
-        <w:t>我</w:t>
-      </w:r>
-      <w:r>
-        <w:rPr>
-          <w:rFonts w:asciiTheme="majorBidi" w:eastAsia="標楷體" w:hAnsiTheme="majorBidi" w:cstheme="majorBidi" w:hint="eastAsia"/>
-          <w:bCs/>
-          <w:w w:val="90"/>
-          <w:sz w:val="26"/>
-          <w:szCs w:val="26"/>
-        </w:rPr>
-        <w:t>及</w:t>
-      </w:r>
-      <w:r>
-        <w:rPr>
-          <w:rFonts w:asciiTheme="majorBidi" w:eastAsia="標楷體" w:hAnsiTheme="majorBidi" w:cstheme="majorBidi" w:hint="eastAsia"/>
-          <w:bCs/>
-          <w:w w:val="90"/>
-          <w:sz w:val="26"/>
-          <w:szCs w:val="26"/>
-        </w:rPr>
-        <w:t>我的</w:t>
-      </w:r>
-      <w:proofErr w:type="gramStart"/>
-      <w:r>
-        <w:rPr>
-          <w:rFonts w:asciiTheme="majorBidi" w:eastAsia="標楷體" w:hAnsiTheme="majorBidi" w:cstheme="majorBidi" w:hint="eastAsia"/>
-          <w:bCs/>
-          <w:w w:val="90"/>
-          <w:sz w:val="26"/>
-          <w:szCs w:val="26"/>
-        </w:rPr>
-        <w:t>厝</w:t>
-      </w:r>
-      <w:proofErr w:type="gramEnd"/>
+        <w:t>我的厝</w:t>
+      </w:r>
       <w:r>
         <w:rPr>
           <w:rFonts w:asciiTheme="majorBidi" w:eastAsia="標楷體" w:hAnsiTheme="majorBidi" w:cstheme="majorBidi" w:hint="eastAsia"/>
@@ -4328,7 +3779,7 @@
                           </pic:cNvPicPr>
                         </pic:nvPicPr>
                         <pic:blipFill>
-                          <a:blip r:embed="rId8" cstate="print">
+                          <a:blip r:embed="rId9" cstate="print">
                             <a:extLst>
                               <a:ext uri="{28A0092B-C50C-407E-A947-70E740481C1C}">
                                 <a14:useLocalDpi xmlns:a14="http://schemas.microsoft.com/office/drawing/2010/main" val="0"/>
@@ -4426,47 +3877,7 @@
                                   <w:w w:val="90"/>
                                   <w:szCs w:val="24"/>
                                 </w:rPr>
-                                <w:t>我們因信主耶穌基督而蒙　神國福音的恩典，成為基督的肢體，並按主的命令彼此相愛。因此我們奉獻自己成為基督的教會的</w:t>
-                              </w:r>
-                              <w:proofErr w:type="gramStart"/>
-                              <w:r>
-                                <w:rPr>
-                                  <w:rFonts w:ascii="文鼎粗魏碑" w:eastAsia="文鼎粗魏碑" w:cstheme="minorHAnsi" w:hint="eastAsia"/>
-                                  <w:color w:val="0D0D0D" w:themeColor="text1" w:themeTint="F2"/>
-                                  <w:w w:val="90"/>
-                                  <w:szCs w:val="24"/>
-                                </w:rPr>
-                                <w:t>事奉者</w:t>
-                              </w:r>
-                              <w:proofErr w:type="gramEnd"/>
-                              <w:r>
-                                <w:rPr>
-                                  <w:rFonts w:ascii="文鼎粗魏碑" w:eastAsia="文鼎粗魏碑" w:cstheme="minorHAnsi" w:hint="eastAsia"/>
-                                  <w:color w:val="0D0D0D" w:themeColor="text1" w:themeTint="F2"/>
-                                  <w:w w:val="90"/>
-                                  <w:szCs w:val="24"/>
-                                </w:rPr>
-                                <w:t>，用彼此事奉、彼此順服、彼此成全，和彼此學習的心，效法基督成為服事人的僕人。將服事會眾的事看為優先，以服事</w:t>
-                              </w:r>
-                              <w:proofErr w:type="gramStart"/>
-                              <w:r>
-                                <w:rPr>
-                                  <w:rFonts w:ascii="文鼎粗魏碑" w:eastAsia="文鼎粗魏碑" w:cstheme="minorHAnsi" w:hint="eastAsia"/>
-                                  <w:color w:val="0D0D0D" w:themeColor="text1" w:themeTint="F2"/>
-                                  <w:w w:val="90"/>
-                                  <w:szCs w:val="24"/>
-                                </w:rPr>
-                                <w:t>會眾來服事</w:t>
-                              </w:r>
-                              <w:proofErr w:type="gramEnd"/>
-                              <w:r>
-                                <w:rPr>
-                                  <w:rFonts w:ascii="文鼎粗魏碑" w:eastAsia="文鼎粗魏碑" w:cstheme="minorHAnsi" w:hint="eastAsia"/>
-                                  <w:color w:val="0D0D0D" w:themeColor="text1" w:themeTint="F2"/>
-                                  <w:w w:val="90"/>
-                                  <w:szCs w:val="24"/>
-                                </w:rPr>
-                                <w:t xml:space="preserve">　神。使我們與我們得救的身分相稱。</w:t>
+                                <w:t>我們因信主耶穌基督而蒙　神國福音的恩典，成為基督的肢體，並按主的命令彼此相愛。因此我們奉獻自己成為基督的教會的事奉者，用彼此事奉、彼此順服、彼此成全，和彼此學習的心，效法基督成為服事人的僕人。將服事會眾的事看為優先，以服事會眾來服事　神。使我們與我們得救的身分相稱。</w:t>
                               </w:r>
                             </w:p>
                           </w:txbxContent>
@@ -4492,7 +3903,7 @@
           </mc:Choice>
           <mc:Fallback>
             <w:pict>
-              <v:group w14:anchorId="789743EB" id="群組 21" o:spid="_x0000_s1026" style="position:absolute;margin-left:538.15pt;margin-top:28.9pt;width:134.65pt;height:261.65pt;z-index:251663872;mso-position-horizontal-relative:page;mso-position-vertical-relative:page;mso-width-relative:margin;mso-height-relative:margin" coordsize="17094,33223" o:gfxdata="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">
+              <v:group w14:anchorId="789743EB" id="群組 21" o:spid="_x0000_s1026" style="position:absolute;margin-left:538.15pt;margin-top:28.9pt;width:134.65pt;height:261.65pt;z-index:251663872;mso-position-horizontal-relative:page;mso-position-vertical-relative:page;mso-width-relative:margin;mso-height-relative:margin" coordsize="17094,33223" o:gfxdata="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">
                 <v:shapetype id="_x0000_t75" coordsize="21600,21600" o:spt="75" o:preferrelative="t" path="m@4@5l@4@11@9@11@9@5xe" filled="f" stroked="f">
                   <v:stroke joinstyle="miter"/>
                   <v:formulas>
@@ -4512,10 +3923,11 @@
                   <v:path o:extrusionok="f" gradientshapeok="t" o:connecttype="rect"/>
                   <o:lock v:ext="edit" aspectratio="t"/>
                 </v:shapetype>
-                <v:shape id="圖片 18" o:spid="_x0000_s1027" type="#_x0000_t75" style="position:absolute;left:-8065;top:8065;width:33223;height:17094;rotation:90;visibility:visible;mso-wrap-style:square" o:gfxdata="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">
-                  <v:imagedata r:id="rId9" o:title=""/>
+                <v:shape id="圖片 18" o:spid="_x0000_s1027" type="#_x0000_t75" style="position:absolute;left:-8065;top:8065;width:33223;height:17094;rotation:90;visibility:visible;mso-wrap-style:square" o:gfxdata="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">
+                  <v:imagedata r:id="rId10" o:title=""/>
+                  <v:path arrowok="t"/>
                 </v:shape>
-                <v:roundrect id="圓角矩形 7" o:spid="_x0000_s1028" style="position:absolute;left:1666;top:2875;width:14086;height:28296;visibility:visible;mso-wrap-style:square;v-text-anchor:top" arcsize="3131f" o:gfxdata="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" filled="f" stroked="f" strokeweight="2.5pt">
+                <v:roundrect id="圓角矩形 7" o:spid="_x0000_s1028" style="position:absolute;left:1666;top:2875;width:14086;height:28296;visibility:visible;mso-wrap-style:square;v-text-anchor:top" arcsize="3131f" o:gfxdata="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" filled="f" stroked="f" strokeweight="2.5pt">
                   <v:stroke joinstyle="miter"/>
                   <v:textbox style="layout-flow:vertical-ideographic" inset="1mm,1mm,1mm,1mm">
                     <w:txbxContent>
@@ -4560,47 +3972,7 @@
                             <w:w w:val="90"/>
                             <w:szCs w:val="24"/>
                           </w:rPr>
-                          <w:t>我們因信主耶穌基督而蒙　神國福音的恩典，成為基督的肢體，並按主的命令彼此相愛。因此我們奉獻自己成為基督的教會的</w:t>
-                        </w:r>
-                        <w:proofErr w:type="gramStart"/>
-                        <w:r>
-                          <w:rPr>
-                            <w:rFonts w:ascii="文鼎粗魏碑" w:eastAsia="文鼎粗魏碑" w:cstheme="minorHAnsi" w:hint="eastAsia"/>
-                            <w:color w:val="0D0D0D" w:themeColor="text1" w:themeTint="F2"/>
-                            <w:w w:val="90"/>
-                            <w:szCs w:val="24"/>
-                          </w:rPr>
-                          <w:t>事奉者</w:t>
-                        </w:r>
-                        <w:proofErr w:type="gramEnd"/>
-                        <w:r>
-                          <w:rPr>
-                            <w:rFonts w:ascii="文鼎粗魏碑" w:eastAsia="文鼎粗魏碑" w:cstheme="minorHAnsi" w:hint="eastAsia"/>
-                            <w:color w:val="0D0D0D" w:themeColor="text1" w:themeTint="F2"/>
-                            <w:w w:val="90"/>
-                            <w:szCs w:val="24"/>
-                          </w:rPr>
-                          <w:t>，用彼此事奉、彼此順服、彼此成全，和彼此學習的心，效法基督成為服事人的僕人。將服事會眾的事看為優先，以服事</w:t>
-                        </w:r>
-                        <w:proofErr w:type="gramStart"/>
-                        <w:r>
-                          <w:rPr>
-                            <w:rFonts w:ascii="文鼎粗魏碑" w:eastAsia="文鼎粗魏碑" w:cstheme="minorHAnsi" w:hint="eastAsia"/>
-                            <w:color w:val="0D0D0D" w:themeColor="text1" w:themeTint="F2"/>
-                            <w:w w:val="90"/>
-                            <w:szCs w:val="24"/>
-                          </w:rPr>
-                          <w:t>會眾來服事</w:t>
-                        </w:r>
-                        <w:proofErr w:type="gramEnd"/>
-                        <w:r>
-                          <w:rPr>
-                            <w:rFonts w:ascii="文鼎粗魏碑" w:eastAsia="文鼎粗魏碑" w:cstheme="minorHAnsi" w:hint="eastAsia"/>
-                            <w:color w:val="0D0D0D" w:themeColor="text1" w:themeTint="F2"/>
-                            <w:w w:val="90"/>
-                            <w:szCs w:val="24"/>
-                          </w:rPr>
-                          <w:t xml:space="preserve">　神。使我們與我們得救的身分相稱。</w:t>
+                          <w:t>我們因信主耶穌基督而蒙　神國福音的恩典，成為基督的肢體，並按主的命令彼此相愛。因此我們奉獻自己成為基督的教會的事奉者，用彼此事奉、彼此順服、彼此成全，和彼此學習的心，效法基督成為服事人的僕人。將服事會眾的事看為優先，以服事會眾來服事　神。使我們與我們得救的身分相稱。</w:t>
                         </w:r>
                       </w:p>
                     </w:txbxContent>
@@ -4641,7 +4013,7 @@
                     <pic:cNvPicPr/>
                   </pic:nvPicPr>
                   <pic:blipFill>
-                    <a:blip r:embed="rId10" cstate="print">
+                    <a:blip r:embed="rId11" cstate="print">
                       <a:extLst>
                         <a:ext uri="{28A0092B-C50C-407E-A947-70E740481C1C}">
                           <a14:useLocalDpi xmlns:a14="http://schemas.microsoft.com/office/drawing/2010/main" val="0"/>
@@ -4702,7 +4074,7 @@
                     <pic:cNvPicPr/>
                   </pic:nvPicPr>
                   <pic:blipFill>
-                    <a:blip r:embed="rId11" cstate="print">
+                    <a:blip r:embed="rId12" cstate="print">
                       <a:extLst>
                         <a:ext uri="{28A0092B-C50C-407E-A947-70E740481C1C}">
                           <a14:useLocalDpi xmlns:a14="http://schemas.microsoft.com/office/drawing/2010/main" val="0"/>
@@ -4826,7 +4198,6 @@
                                 </w:rPr>
                                 <w:t>聚會時間表</w:t>
                               </w:r>
-                              <w:proofErr w:type="gramStart"/>
                               <w:r>
                                 <w:rPr>
                                   <w:rFonts w:ascii="Barlow Condensed Medium" w:eastAsia="華康正顏楷體W9" w:hAnsi="Barlow Condensed Medium" w:cstheme="minorHAnsi" w:hint="eastAsia"/>
@@ -4836,7 +4207,6 @@
                                 </w:rPr>
                                 <w:t>》</w:t>
                               </w:r>
-                              <w:proofErr w:type="gramEnd"/>
                             </w:p>
                             <w:tbl>
                               <w:tblPr>
@@ -5610,7 +4980,6 @@
                                         <w:szCs w:val="26"/>
                                       </w:rPr>
                                     </w:pPr>
-                                    <w:proofErr w:type="gramStart"/>
                                     <w:r>
                                       <w:rPr>
                                         <w:rFonts w:ascii="Barlow Condensed Medium" w:eastAsia="標楷體" w:hAnsi="Barlow Condensed Medium" w:hint="eastAsia"/>
@@ -5621,7 +4990,6 @@
                                       </w:rPr>
                                       <w:t>拿細耳</w:t>
                                     </w:r>
-                                    <w:proofErr w:type="gramEnd"/>
                                     <w:r>
                                       <w:rPr>
                                         <w:rFonts w:ascii="Barlow Condensed Medium" w:eastAsia="標楷體" w:hAnsi="Barlow Condensed Medium" w:hint="eastAsia"/>
@@ -5775,7 +5143,6 @@
                                         <w:szCs w:val="26"/>
                                       </w:rPr>
                                     </w:pPr>
-                                    <w:proofErr w:type="gramStart"/>
                                     <w:r>
                                       <w:rPr>
                                         <w:rFonts w:ascii="Barlow Condensed Medium" w:eastAsia="標楷體" w:hAnsi="Barlow Condensed Medium" w:hint="eastAsia"/>
@@ -5786,7 +5153,6 @@
                                       </w:rPr>
                                       <w:t>社青小組</w:t>
                                     </w:r>
-                                    <w:proofErr w:type="gramEnd"/>
                                   </w:p>
                                 </w:tc>
                                 <w:tc>
@@ -5980,7 +5346,6 @@
                                         <w:szCs w:val="26"/>
                                       </w:rPr>
                                     </w:pPr>
-                                    <w:proofErr w:type="gramStart"/>
                                     <w:r>
                                       <w:rPr>
                                         <w:rFonts w:ascii="Barlow Condensed Medium" w:eastAsia="標楷體" w:hAnsi="Barlow Condensed Medium"/>
@@ -5991,7 +5356,6 @@
                                       </w:rPr>
                                       <w:t>明憲家</w:t>
                                     </w:r>
-                                    <w:proofErr w:type="gramEnd"/>
                                   </w:p>
                                 </w:tc>
                               </w:tr>
@@ -6570,12 +5934,12 @@
           </mc:Choice>
           <mc:Fallback>
             <w:pict>
-              <v:group w14:anchorId="5DF93223" id="群組 24" o:spid="_x0000_s1029" style="position:absolute;margin-left:533.85pt;margin-top:298.55pt;width:140.3pt;height:259.35pt;z-index:251661824;mso-position-horizontal-relative:page;mso-position-vertical-relative:page;mso-width-relative:margin;mso-height-relative:margin" coordsize="17818,32941" o:gfxdata="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">
+              <v:group w14:anchorId="5DF93223" id="群組 24" o:spid="_x0000_s1029" style="position:absolute;margin-left:533.85pt;margin-top:298.55pt;width:140.3pt;height:259.35pt;z-index:251661824;mso-position-horizontal-relative:page;mso-position-vertical-relative:page;mso-width-relative:margin;mso-height-relative:margin" coordsize="17818,32941" o:gfxdata="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">
                 <v:shapetype id="_x0000_t202" coordsize="21600,21600" o:spt="202" path="m,l,21600r21600,l21600,xe">
                   <v:stroke joinstyle="miter"/>
                   <v:path gradientshapeok="t" o:connecttype="rect"/>
                 </v:shapetype>
-                <v:shape id="_x0000_s1030" type="#_x0000_t202" style="position:absolute;left:351;top:293;width:17279;height:32590;visibility:visible;mso-wrap-style:square;v-text-anchor:top" o:gfxdata="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" stroked="f">
+                <v:shape id="_x0000_s1030" type="#_x0000_t202" style="position:absolute;left:351;top:293;width:17279;height:32590;visibility:visible;mso-wrap-style:square;v-text-anchor:top" o:gfxdata="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" stroked="f">
                   <v:textbox inset="0,0,0,0">
                     <w:txbxContent>
                       <w:p>
@@ -6592,7 +5956,6 @@
                           </w:rPr>
                           <w:t>聚會時間表</w:t>
                         </w:r>
-                        <w:proofErr w:type="gramStart"/>
                         <w:r>
                           <w:rPr>
                             <w:rFonts w:ascii="Barlow Condensed Medium" w:eastAsia="華康正顏楷體W9" w:hAnsi="Barlow Condensed Medium" w:cstheme="minorHAnsi" w:hint="eastAsia"/>
@@ -6602,7 +5965,6 @@
                           </w:rPr>
                           <w:t>》</w:t>
                         </w:r>
-                        <w:proofErr w:type="gramEnd"/>
                       </w:p>
                       <w:tbl>
                         <w:tblPr>
@@ -7376,7 +6738,6 @@
                                   <w:szCs w:val="26"/>
                                 </w:rPr>
                               </w:pPr>
-                              <w:proofErr w:type="gramStart"/>
                               <w:r>
                                 <w:rPr>
                                   <w:rFonts w:ascii="Barlow Condensed Medium" w:eastAsia="標楷體" w:hAnsi="Barlow Condensed Medium" w:hint="eastAsia"/>
@@ -7387,7 +6748,6 @@
                                 </w:rPr>
                                 <w:t>拿細耳</w:t>
                               </w:r>
-                              <w:proofErr w:type="gramEnd"/>
                               <w:r>
                                 <w:rPr>
                                   <w:rFonts w:ascii="Barlow Condensed Medium" w:eastAsia="標楷體" w:hAnsi="Barlow Condensed Medium" w:hint="eastAsia"/>
@@ -7541,7 +6901,6 @@
                                   <w:szCs w:val="26"/>
                                 </w:rPr>
                               </w:pPr>
-                              <w:proofErr w:type="gramStart"/>
                               <w:r>
                                 <w:rPr>
                                   <w:rFonts w:ascii="Barlow Condensed Medium" w:eastAsia="標楷體" w:hAnsi="Barlow Condensed Medium" w:hint="eastAsia"/>
@@ -7552,7 +6911,6 @@
                                 </w:rPr>
                                 <w:t>社青小組</w:t>
                               </w:r>
-                              <w:proofErr w:type="gramEnd"/>
                             </w:p>
                           </w:tc>
                           <w:tc>
@@ -7746,7 +7104,6 @@
                                   <w:szCs w:val="26"/>
                                 </w:rPr>
                               </w:pPr>
-                              <w:proofErr w:type="gramStart"/>
                               <w:r>
                                 <w:rPr>
                                   <w:rFonts w:ascii="Barlow Condensed Medium" w:eastAsia="標楷體" w:hAnsi="Barlow Condensed Medium"/>
@@ -7757,7 +7114,6 @@
                                 </w:rPr>
                                 <w:t>明憲家</w:t>
                               </w:r>
-                              <w:proofErr w:type="gramEnd"/>
                             </w:p>
                           </w:tc>
                         </w:tr>
@@ -8273,7 +7629,7 @@
                     </w:txbxContent>
                   </v:textbox>
                 </v:shape>
-                <v:roundrect id="圓角矩形 5" o:spid="_x0000_s1031" style="position:absolute;width:17818;height:32941;visibility:visible;mso-wrap-style:square;v-text-anchor:middle" arcsize="2169f" o:gfxdata="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" filled="f" strokecolor="#5a5a5a [2109]" strokeweight="2.5pt">
+                <v:roundrect id="圓角矩形 5" o:spid="_x0000_s1031" style="position:absolute;width:17818;height:32941;visibility:visible;mso-wrap-style:square;v-text-anchor:middle" arcsize="2169f" o:gfxdata="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" filled="f" strokecolor="#5a5a5a [2109]" strokeweight="2.5pt">
                   <v:stroke joinstyle="miter"/>
                 </v:roundrect>
                 <w10:wrap anchorx="page" anchory="page"/>
@@ -9099,7 +8455,6 @@
                                         <w:szCs w:val="26"/>
                                       </w:rPr>
                                     </w:pPr>
-                                    <w:proofErr w:type="gramStart"/>
                                     <w:r>
                                       <w:rPr>
                                         <w:rFonts w:ascii="Barlow Condensed Medium" w:eastAsia="華康中黑體" w:hAnsi="Barlow Condensed Medium" w:hint="eastAsia"/>
@@ -9109,7 +8464,6 @@
                                       </w:rPr>
                                       <w:t>啟應</w:t>
                                     </w:r>
-                                    <w:proofErr w:type="gramEnd"/>
                                     <w:r>
                                       <w:rPr>
                                         <w:rFonts w:ascii="Barlow Condensed Medium" w:eastAsia="華康中黑體" w:hAnsi="Barlow Condensed Medium" w:hint="eastAsia"/>
@@ -9335,8 +8689,8 @@
           </mc:Choice>
           <mc:Fallback>
             <w:pict>
-              <v:group w14:anchorId="0AB0FEB2" id="群組 19" o:spid="_x0000_s1032" style="position:absolute;left:0;text-align:left;margin-left:534.4pt;margin-top:567.3pt;width:140.6pt;height:130.1pt;z-index:251651584;mso-position-horizontal-relative:page;mso-position-vertical-relative:page;mso-width-relative:margin;mso-height-relative:margin" coordorigin="108" coordsize="17868,16510" o:gfxdata="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">
-                <v:shape id="_x0000_s1033" type="#_x0000_t202" style="position:absolute;left:317;top:444;width:17634;height:15621;visibility:visible;mso-wrap-style:square;v-text-anchor:top" o:gfxdata="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" stroked="f">
+              <v:group w14:anchorId="0AB0FEB2" id="群組 19" o:spid="_x0000_s1032" style="position:absolute;left:0;text-align:left;margin-left:534.4pt;margin-top:567.3pt;width:140.6pt;height:130.1pt;z-index:251651584;mso-position-horizontal-relative:page;mso-position-vertical-relative:page;mso-width-relative:margin;mso-height-relative:margin" coordorigin="108" coordsize="17868,16510" o:gfxdata="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">
+                <v:shape id="_x0000_s1033" type="#_x0000_t202" style="position:absolute;left:317;top:444;width:17634;height:15621;visibility:visible;mso-wrap-style:square;v-text-anchor:top" o:gfxdata="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" stroked="f">
                   <v:textbox inset="0,0,0,0">
                     <w:txbxContent>
                       <w:p>
@@ -10053,7 +9407,6 @@
                                   <w:szCs w:val="26"/>
                                 </w:rPr>
                               </w:pPr>
-                              <w:proofErr w:type="gramStart"/>
                               <w:r>
                                 <w:rPr>
                                   <w:rFonts w:ascii="Barlow Condensed Medium" w:eastAsia="華康中黑體" w:hAnsi="Barlow Condensed Medium" w:hint="eastAsia"/>
@@ -10063,7 +9416,6 @@
                                 </w:rPr>
                                 <w:t>啟應</w:t>
                               </w:r>
-                              <w:proofErr w:type="gramEnd"/>
                               <w:r>
                                 <w:rPr>
                                   <w:rFonts w:ascii="Barlow Condensed Medium" w:eastAsia="華康中黑體" w:hAnsi="Barlow Condensed Medium" w:hint="eastAsia"/>
@@ -10226,7 +9578,7 @@
                     </w:txbxContent>
                   </v:textbox>
                 </v:shape>
-                <v:roundrect id="圓角矩形 25" o:spid="_x0000_s1034" style="position:absolute;left:108;width:17869;height:16510;visibility:visible;mso-wrap-style:square;v-text-anchor:middle" arcsize="4542f" o:gfxdata="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" filled="f" strokecolor="#5a5a5a [2109]" strokeweight="2.5pt">
+                <v:roundrect id="圓角矩形 25" o:spid="_x0000_s1034" style="position:absolute;left:108;width:17869;height:16510;visibility:visible;mso-wrap-style:square;v-text-anchor:middle" arcsize="4542f" o:gfxdata="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" filled="f" strokecolor="#5a5a5a [2109]" strokeweight="2.5pt">
                   <v:stroke joinstyle="miter"/>
                 </v:roundrect>
                 <w10:wrap anchorx="page" anchory="page"/>
@@ -10395,7 +9747,7 @@
           </mc:Choice>
           <mc:Fallback>
             <w:pict>
-              <v:shape w14:anchorId="76BD7DFF" id="文字方塊 2" o:spid="_x0000_s1035" type="#_x0000_t202" style="position:absolute;margin-left:31.4pt;margin-top:-54.1pt;width:109.8pt;height:110.6pt;z-index:251666944;visibility:visible;mso-wrap-style:square;mso-width-percent:0;mso-height-percent:200;mso-wrap-distance-left:9pt;mso-wrap-distance-top:3.6pt;mso-wrap-distance-right:9pt;mso-wrap-distance-bottom:3.6pt;mso-position-horizontal:absolute;mso-position-horizontal-relative:text;mso-position-vertical:absolute;mso-position-vertical-relative:text;mso-width-percent:0;mso-height-percent:200;mso-width-relative:margin;mso-height-relative:margin;v-text-anchor:top" o:gfxdata="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" filled="f" stroked="f">
+              <v:shape w14:anchorId="76BD7DFF" id="文字方塊 2" o:spid="_x0000_s1035" type="#_x0000_t202" style="position:absolute;margin-left:31.4pt;margin-top:-54.1pt;width:109.8pt;height:110.6pt;z-index:251666944;visibility:visible;mso-wrap-style:square;mso-width-percent:0;mso-height-percent:200;mso-wrap-distance-left:9pt;mso-wrap-distance-top:3.6pt;mso-wrap-distance-right:9pt;mso-wrap-distance-bottom:3.6pt;mso-position-horizontal:absolute;mso-position-horizontal-relative:text;mso-position-vertical:absolute;mso-position-vertical-relative:text;mso-width-percent:0;mso-height-percent:200;mso-width-relative:margin;mso-height-relative:margin;v-text-anchor:top" o:gfxdata="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" filled="f" stroked="f">
                 <v:textbox style="mso-fit-shape-to-text:t" inset="1mm,1mm,1mm,1mm">
                   <w:txbxContent>
                     <w:p>
@@ -10595,7 +9947,7 @@
           </mc:Choice>
           <mc:Fallback>
             <w:pict>
-              <v:roundrect w14:anchorId="4775AEF3" id="圓角矩形 12" o:spid="_x0000_s1036" style="position:absolute;margin-left:-.9pt;margin-top:16.35pt;width:49.3pt;height:15.45pt;z-index:251647488;visibility:visible;mso-wrap-style:square;mso-width-percent:0;mso-height-percent:0;mso-wrap-distance-left:9pt;mso-wrap-distance-top:0;mso-wrap-distance-right:9pt;mso-wrap-distance-bottom:0;mso-position-horizontal:absolute;mso-position-horizontal-relative:text;mso-position-vertical:absolute;mso-position-vertical-relative:text;mso-width-percent:0;mso-height-percent:0;mso-width-relative:margin;mso-height-relative:margin;v-text-anchor:middle" arcsize="10923f" o:gfxdata="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" fillcolor="#5a5a5a [2109]" stroked="f" strokeweight="1pt">
+              <v:roundrect w14:anchorId="4775AEF3" id="圓角矩形 12" o:spid="_x0000_s1036" style="position:absolute;margin-left:-.9pt;margin-top:16.35pt;width:49.3pt;height:15.45pt;z-index:251647488;visibility:visible;mso-wrap-style:square;mso-width-percent:0;mso-height-percent:0;mso-wrap-distance-left:9pt;mso-wrap-distance-top:0;mso-wrap-distance-right:9pt;mso-wrap-distance-bottom:0;mso-position-horizontal:absolute;mso-position-horizontal-relative:text;mso-position-vertical:absolute;mso-position-vertical-relative:text;mso-width-percent:0;mso-height-percent:0;mso-width-relative:margin;mso-height-relative:margin;v-text-anchor:middle" arcsize="10923f" o:gfxdata="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" fillcolor="#5a5a5a [2109]" stroked="f" strokeweight="1pt">
                 <v:stroke joinstyle="miter"/>
                 <v:textbox inset=".5mm,0,.5mm,0">
                   <w:txbxContent>
@@ -10736,7 +10088,7 @@
           </mc:Choice>
           <mc:Fallback>
             <w:pict>
-              <v:roundrect w14:anchorId="196DC3BF" id="圓角矩形 14" o:spid="_x0000_s1037" style="position:absolute;margin-left:-1.25pt;margin-top:16.7pt;width:83.6pt;height:15.3pt;z-index:251648512;visibility:visible;mso-wrap-style:square;mso-width-percent:0;mso-height-percent:0;mso-wrap-distance-left:9pt;mso-wrap-distance-top:0;mso-wrap-distance-right:9pt;mso-wrap-distance-bottom:0;mso-position-horizontal:absolute;mso-position-horizontal-relative:text;mso-position-vertical:absolute;mso-position-vertical-relative:text;mso-width-percent:0;mso-height-percent:0;mso-width-relative:margin;mso-height-relative:margin;v-text-anchor:middle" arcsize="10923f" o:gfxdata="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" fillcolor="#5a5a5a [2109]" stroked="f" strokeweight="1pt">
+              <v:roundrect w14:anchorId="196DC3BF" id="圓角矩形 14" o:spid="_x0000_s1037" style="position:absolute;margin-left:-1.25pt;margin-top:16.7pt;width:83.6pt;height:15.3pt;z-index:251648512;visibility:visible;mso-wrap-style:square;mso-width-percent:0;mso-height-percent:0;mso-wrap-distance-left:9pt;mso-wrap-distance-top:0;mso-wrap-distance-right:9pt;mso-wrap-distance-bottom:0;mso-position-horizontal:absolute;mso-position-horizontal-relative:text;mso-position-vertical:absolute;mso-position-vertical-relative:text;mso-width-percent:0;mso-height-percent:0;mso-width-relative:margin;mso-height-relative:margin;v-text-anchor:middle" arcsize="10923f" o:gfxdata="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" fillcolor="#5a5a5a [2109]" stroked="f" strokeweight="1pt">
                 <v:stroke joinstyle="miter"/>
                 <v:textbox inset=".5mm,0,.5mm,0">
                   <w:txbxContent>
@@ -10933,7 +10285,7 @@
           </mc:Choice>
           <mc:Fallback>
             <w:pict>
-              <v:roundrect w14:anchorId="1A4DC044" id="圓角矩形 9" o:spid="_x0000_s1038" style="position:absolute;margin-left:-.6pt;margin-top:16.6pt;width:30.35pt;height:15.3pt;z-index:251649536;visibility:visible;mso-wrap-style:square;mso-width-percent:0;mso-height-percent:0;mso-wrap-distance-left:9pt;mso-wrap-distance-top:0;mso-wrap-distance-right:9pt;mso-wrap-distance-bottom:0;mso-position-horizontal:absolute;mso-position-horizontal-relative:text;mso-position-vertical:absolute;mso-position-vertical-relative:text;mso-width-percent:0;mso-height-percent:0;mso-width-relative:margin;mso-height-relative:margin;v-text-anchor:middle" arcsize="10923f" o:gfxdata="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" fillcolor="#5a5a5a [2109]" stroked="f" strokeweight="1pt">
+              <v:roundrect w14:anchorId="1A4DC044" id="圓角矩形 9" o:spid="_x0000_s1038" style="position:absolute;margin-left:-.6pt;margin-top:16.6pt;width:30.35pt;height:15.3pt;z-index:251649536;visibility:visible;mso-wrap-style:square;mso-width-percent:0;mso-height-percent:0;mso-wrap-distance-left:9pt;mso-wrap-distance-top:0;mso-wrap-distance-right:9pt;mso-wrap-distance-bottom:0;mso-position-horizontal:absolute;mso-position-horizontal-relative:text;mso-position-vertical:absolute;mso-position-vertical-relative:text;mso-width-percent:0;mso-height-percent:0;mso-width-relative:margin;mso-height-relative:margin;v-text-anchor:middle" arcsize="10923f" o:gfxdata="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" fillcolor="#5a5a5a [2109]" stroked="f" strokeweight="1pt">
                 <v:stroke joinstyle="miter"/>
                 <v:textbox inset=".5mm,0,.5mm,0">
                   <w:txbxContent>
@@ -11059,7 +10411,7 @@
                     </pic:cNvPicPr>
                   </pic:nvPicPr>
                   <pic:blipFill>
-                    <a:blip r:embed="rId12">
+                    <a:blip r:embed="rId13">
                       <a:extLst>
                         <a:ext uri="{28A0092B-C50C-407E-A947-70E740481C1C}">
                           <a14:useLocalDpi xmlns:a14="http://schemas.microsoft.com/office/drawing/2010/main" val="0"/>
@@ -11199,7 +10551,7 @@
           </mc:Choice>
           <mc:Fallback>
             <w:pict>
-              <v:roundrect w14:anchorId="03BFD3A3" id="圓角矩形 13" o:spid="_x0000_s1039" style="position:absolute;margin-left:-.4pt;margin-top:16.65pt;width:49.3pt;height:15.3pt;z-index:251650560;visibility:visible;mso-wrap-style:square;mso-width-percent:0;mso-height-percent:0;mso-wrap-distance-left:9pt;mso-wrap-distance-top:0;mso-wrap-distance-right:9pt;mso-wrap-distance-bottom:0;mso-position-horizontal:absolute;mso-position-horizontal-relative:text;mso-position-vertical:absolute;mso-position-vertical-relative:text;mso-width-percent:0;mso-height-percent:0;mso-width-relative:margin;mso-height-relative:margin;v-text-anchor:middle" arcsize="10923f" o:gfxdata="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" fillcolor="#5a5a5a [2109]" stroked="f" strokeweight="1pt">
+              <v:roundrect w14:anchorId="03BFD3A3" id="圓角矩形 13" o:spid="_x0000_s1039" style="position:absolute;margin-left:-.4pt;margin-top:16.65pt;width:49.3pt;height:15.3pt;z-index:251650560;visibility:visible;mso-wrap-style:square;mso-width-percent:0;mso-height-percent:0;mso-wrap-distance-left:9pt;mso-wrap-distance-top:0;mso-wrap-distance-right:9pt;mso-wrap-distance-bottom:0;mso-position-horizontal:absolute;mso-position-horizontal-relative:text;mso-position-vertical:absolute;mso-position-vertical-relative:text;mso-width-percent:0;mso-height-percent:0;mso-width-relative:margin;mso-height-relative:margin;v-text-anchor:middle" arcsize="10923f" o:gfxdata="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" fillcolor="#5a5a5a [2109]" stroked="f" strokeweight="1pt">
                 <v:stroke joinstyle="miter"/>
                 <v:textbox inset=".5mm,0,.5mm,0">
                   <w:txbxContent>
@@ -11236,7 +10588,6 @@
         </w:rPr>
         <w:t xml:space="preserve">       </w:t>
       </w:r>
-      <w:proofErr w:type="gramStart"/>
       <w:r>
         <w:rPr>
           <w:rFonts w:ascii="Barlow Condensed Medium" w:eastAsia="華康中圓體" w:hAnsi="Barlow Condensed Medium"/>
@@ -11244,7 +10595,6 @@
         </w:rPr>
         <w:t>主堂</w:t>
       </w:r>
-      <w:proofErr w:type="gramEnd"/>
       <w:r>
         <w:rPr>
           <w:rFonts w:ascii="Barlow Condensed Medium" w:eastAsia="華康中圓體" w:hAnsi="Barlow Condensed Medium"/>
@@ -11389,7 +10739,6 @@
                                 <w:sz w:val="22"/>
                               </w:rPr>
                             </w:pPr>
-                            <w:proofErr w:type="gramStart"/>
                             <w:r>
                               <w:rPr>
                                 <w:rFonts w:ascii="Barlow Condensed Medium" w:eastAsia="華康儷中黑" w:hAnsi="Barlow Condensed Medium"/>
@@ -11397,7 +10746,6 @@
                               </w:rPr>
                               <w:t>教會臉書</w:t>
                             </w:r>
-                            <w:proofErr w:type="gramEnd"/>
                             <w:r>
                               <w:rPr>
                                 <w:rFonts w:ascii="Barlow Condensed Medium" w:eastAsia="華康儷中黑" w:hAnsi="Barlow Condensed Medium"/>
@@ -11440,7 +10788,7 @@
           </mc:Choice>
           <mc:Fallback>
             <w:pict>
-              <v:shape w14:anchorId="77C1E33A" id="_x0000_s1040" type="#_x0000_t202" style="position:absolute;margin-left:107.25pt;margin-top:6.2pt;width:125.55pt;height:16.3pt;z-index:251665920;visibility:visible;mso-wrap-style:square;mso-width-percent:0;mso-height-percent:0;mso-wrap-distance-left:9pt;mso-wrap-distance-top:3.6pt;mso-wrap-distance-right:9pt;mso-wrap-distance-bottom:3.6pt;mso-position-horizontal:absolute;mso-position-horizontal-relative:text;mso-position-vertical:absolute;mso-position-vertical-relative:text;mso-width-percent:0;mso-height-percent:0;mso-width-relative:margin;mso-height-relative:margin;v-text-anchor:top" o:gfxdata="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" filled="f" stroked="f">
+              <v:shape w14:anchorId="77C1E33A" id="_x0000_s1040" type="#_x0000_t202" style="position:absolute;margin-left:107.25pt;margin-top:6.2pt;width:125.55pt;height:16.3pt;z-index:251665920;visibility:visible;mso-wrap-style:square;mso-width-percent:0;mso-height-percent:0;mso-wrap-distance-left:9pt;mso-wrap-distance-top:3.6pt;mso-wrap-distance-right:9pt;mso-wrap-distance-bottom:3.6pt;mso-position-horizontal:absolute;mso-position-horizontal-relative:text;mso-position-vertical:absolute;mso-position-vertical-relative:text;mso-width-percent:0;mso-height-percent:0;mso-width-relative:margin;mso-height-relative:margin;v-text-anchor:top" o:gfxdata="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" filled="f" stroked="f">
                 <v:textbox inset="0,0,0,0">
                   <w:txbxContent>
                     <w:p>
@@ -11451,7 +10799,6 @@
                           <w:sz w:val="22"/>
                         </w:rPr>
                       </w:pPr>
-                      <w:proofErr w:type="gramStart"/>
                       <w:r>
                         <w:rPr>
                           <w:rFonts w:ascii="Barlow Condensed Medium" w:eastAsia="華康儷中黑" w:hAnsi="Barlow Condensed Medium"/>
@@ -11459,7 +10806,6 @@
                         </w:rPr>
                         <w:t>教會臉書</w:t>
                       </w:r>
-                      <w:proofErr w:type="gramEnd"/>
                       <w:r>
                         <w:rPr>
                           <w:rFonts w:ascii="Barlow Condensed Medium" w:eastAsia="華康儷中黑" w:hAnsi="Barlow Condensed Medium"/>
@@ -11774,18 +11120,8 @@
                 <w:sz w:val="20"/>
                 <w:szCs w:val="20"/>
               </w:rPr>
-              <w:t>張思</w:t>
-            </w:r>
-            <w:proofErr w:type="gramStart"/>
-            <w:r>
-              <w:rPr>
-                <w:rFonts w:ascii="標楷體" w:eastAsia="標楷體" w:hAnsi="標楷體" w:hint="eastAsia"/>
-                <w:sz w:val="20"/>
-                <w:szCs w:val="20"/>
-              </w:rPr>
-              <w:t>婗</w:t>
-            </w:r>
-            <w:proofErr w:type="gramEnd"/>
+              <w:t>張思婗</w:t>
+            </w:r>
             <w:r>
               <w:rPr>
                 <w:rFonts w:ascii="標楷體" w:eastAsia="標楷體" w:hAnsi="標楷體" w:hint="eastAsia"/>
@@ -12393,7 +11729,7 @@
                 </mc:Choice>
                 <mc:Fallback>
                   <w:pict>
-                    <v:rect w14:anchorId="343BC9BA" id="矩形 8" o:spid="_x0000_s1041" style="position:absolute;left:0;text-align:left;margin-left:-.7pt;margin-top:2.7pt;width:18.75pt;height:92.3pt;z-index:251662848;visibility:visible;mso-wrap-style:square;mso-width-percent:0;mso-height-percent:0;mso-wrap-distance-left:9pt;mso-wrap-distance-top:0;mso-wrap-distance-right:9pt;mso-wrap-distance-bottom:0;mso-position-horizontal:absolute;mso-position-horizontal-relative:text;mso-position-vertical:absolute;mso-position-vertical-relative:text;mso-width-percent:0;mso-height-percent:0;mso-width-relative:margin;mso-height-relative:margin;v-text-anchor:middle" o:gfxdata="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" fillcolor="#5a5a5a [2109]" stroked="f" strokeweight="1pt">
+                    <v:rect w14:anchorId="343BC9BA" id="矩形 8" o:spid="_x0000_s1041" style="position:absolute;left:0;text-align:left;margin-left:-.7pt;margin-top:2.7pt;width:18.75pt;height:92.3pt;z-index:251662848;visibility:visible;mso-wrap-style:square;mso-width-percent:0;mso-height-percent:0;mso-wrap-distance-left:9pt;mso-wrap-distance-top:0;mso-wrap-distance-right:9pt;mso-wrap-distance-bottom:0;mso-position-horizontal:absolute;mso-position-horizontal-relative:text;mso-position-vertical:absolute;mso-position-vertical-relative:text;mso-width-percent:0;mso-height-percent:0;mso-width-relative:margin;mso-height-relative:margin;v-text-anchor:middle" o:gfxdata="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" fillcolor="#5a5a5a [2109]" stroked="f" strokeweight="1pt">
                       <v:textbox style="layout-flow:vertical-ideographic" inset="1mm,1mm,1mm,1mm">
                         <w:txbxContent>
                           <w:p>
@@ -12451,7 +11787,6 @@
                 <w:szCs w:val="20"/>
               </w:rPr>
             </w:pPr>
-            <w:proofErr w:type="gramStart"/>
             <w:r>
               <w:rPr>
                 <w:rFonts w:eastAsia="華康儷中黑" w:cstheme="minorHAnsi"/>
@@ -12462,7 +11797,6 @@
               </w:rPr>
               <w:t>序樂</w:t>
             </w:r>
-            <w:proofErr w:type="gramEnd"/>
           </w:p>
         </w:tc>
         <w:tc>
@@ -12598,7 +11932,6 @@
                 <w:szCs w:val="20"/>
               </w:rPr>
             </w:pPr>
-            <w:proofErr w:type="gramStart"/>
             <w:r>
               <w:rPr>
                 <w:rFonts w:eastAsia="華康儷中黑" w:cstheme="minorHAnsi"/>
@@ -12609,7 +11942,6 @@
               </w:rPr>
               <w:t>宣召</w:t>
             </w:r>
-            <w:proofErr w:type="gramEnd"/>
           </w:p>
         </w:tc>
         <w:tc>
@@ -12967,29 +12299,7 @@
                 <w:sz w:val="20"/>
                 <w:szCs w:val="20"/>
               </w:rPr>
-              <w:t>新的</w:t>
-            </w:r>
-            <w:proofErr w:type="gramStart"/>
-            <w:r>
-              <w:rPr>
-                <w:rFonts w:ascii="Bahnschrift SemiBold Condensed" w:eastAsia="標楷體" w:hAnsi="Bahnschrift SemiBold Condensed" w:cstheme="minorHAnsi" w:hint="eastAsia"/>
-                <w:color w:val="000000" w:themeColor="text1"/>
-                <w:w w:val="125"/>
-                <w:sz w:val="20"/>
-                <w:szCs w:val="20"/>
-              </w:rPr>
-              <w:t>誡</w:t>
-            </w:r>
-            <w:proofErr w:type="gramEnd"/>
-            <w:r>
-              <w:rPr>
-                <w:rFonts w:ascii="Bahnschrift SemiBold Condensed" w:eastAsia="標楷體" w:hAnsi="Bahnschrift SemiBold Condensed" w:cstheme="minorHAnsi" w:hint="eastAsia"/>
-                <w:color w:val="000000" w:themeColor="text1"/>
-                <w:w w:val="125"/>
-                <w:sz w:val="20"/>
-                <w:szCs w:val="20"/>
-              </w:rPr>
-              <w:t>命</w:t>
+              <w:t>新的誡命</w:t>
             </w:r>
           </w:p>
         </w:tc>
@@ -13087,7 +12397,6 @@
                 <w:szCs w:val="20"/>
               </w:rPr>
             </w:pPr>
-            <w:proofErr w:type="gramStart"/>
             <w:r>
               <w:rPr>
                 <w:rFonts w:eastAsia="華康儷中黑" w:cstheme="minorHAnsi"/>
@@ -13098,7 +12407,6 @@
               </w:rPr>
               <w:t>啟應文</w:t>
             </w:r>
-            <w:proofErr w:type="gramEnd"/>
           </w:p>
         </w:tc>
         <w:tc>
@@ -13484,7 +12792,7 @@
                 </mc:Choice>
                 <mc:Fallback>
                   <w:pict>
-                    <v:rect w14:anchorId="363672F5" id="矩形 10" o:spid="_x0000_s1042" style="position:absolute;left:0;text-align:left;margin-left:-.7pt;margin-top:12.9pt;width:19.25pt;height:42.9pt;z-index:251657728;visibility:visible;mso-wrap-style:square;mso-width-percent:0;mso-height-percent:0;mso-wrap-distance-left:9pt;mso-wrap-distance-top:0;mso-wrap-distance-right:9pt;mso-wrap-distance-bottom:0;mso-position-horizontal:absolute;mso-position-horizontal-relative:text;mso-position-vertical:absolute;mso-position-vertical-relative:text;mso-width-percent:0;mso-height-percent:0;mso-width-relative:margin;mso-height-relative:margin;v-text-anchor:middle" o:gfxdata="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" fillcolor="#5a5a5a [2109]" stroked="f" strokeweight="1pt">
+                    <v:rect w14:anchorId="363672F5" id="矩形 10" o:spid="_x0000_s1042" style="position:absolute;left:0;text-align:left;margin-left:-.7pt;margin-top:12.9pt;width:19.25pt;height:42.9pt;z-index:251657728;visibility:visible;mso-wrap-style:square;mso-width-percent:0;mso-height-percent:0;mso-wrap-distance-left:9pt;mso-wrap-distance-top:0;mso-wrap-distance-right:9pt;mso-wrap-distance-bottom:0;mso-position-horizontal:absolute;mso-position-horizontal-relative:text;mso-position-vertical:absolute;mso-position-vertical-relative:text;mso-width-percent:0;mso-height-percent:0;mso-width-relative:margin;mso-height-relative:margin;v-text-anchor:middle" o:gfxdata="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" fillcolor="#5a5a5a [2109]" stroked="f" strokeweight="1pt">
                       <v:textbox style="layout-flow:vertical-ideographic" inset="1mm,1mm,1mm,1mm">
                         <w:txbxContent>
                           <w:p>
@@ -14267,7 +13575,7 @@
                 </mc:Choice>
                 <mc:Fallback>
                   <w:pict>
-                    <v:rect w14:anchorId="4D37C684" id="矩形 11" o:spid="_x0000_s1043" style="position:absolute;left:0;text-align:left;margin-left:-.7pt;margin-top:1.65pt;width:19.25pt;height:111.25pt;z-index:251656704;visibility:visible;mso-wrap-style:square;mso-width-percent:0;mso-height-percent:0;mso-wrap-distance-left:9pt;mso-wrap-distance-top:0;mso-wrap-distance-right:9pt;mso-wrap-distance-bottom:0;mso-position-horizontal:absolute;mso-position-horizontal-relative:text;mso-position-vertical:absolute;mso-position-vertical-relative:text;mso-width-percent:0;mso-height-percent:0;mso-width-relative:margin;mso-height-relative:margin;v-text-anchor:middle" o:gfxdata="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" fillcolor="#5a5a5a [2109]" stroked="f" strokeweight="1pt">
+                    <v:rect w14:anchorId="4D37C684" id="矩形 11" o:spid="_x0000_s1043" style="position:absolute;left:0;text-align:left;margin-left:-.7pt;margin-top:1.65pt;width:19.25pt;height:111.25pt;z-index:251656704;visibility:visible;mso-wrap-style:square;mso-width-percent:0;mso-height-percent:0;mso-wrap-distance-left:9pt;mso-wrap-distance-top:0;mso-wrap-distance-right:9pt;mso-wrap-distance-bottom:0;mso-position-horizontal:absolute;mso-position-horizontal-relative:text;mso-position-vertical:absolute;mso-position-vertical-relative:text;mso-width-percent:0;mso-height-percent:0;mso-width-relative:margin;mso-height-relative:margin;v-text-anchor:middle" o:gfxdata="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" fillcolor="#5a5a5a [2109]" stroked="f" strokeweight="1pt">
                       <v:textbox style="layout-flow:vertical-ideographic" inset="1mm,1mm,1mm,1mm">
                         <w:txbxContent>
                           <w:p>
@@ -15004,7 +14312,6 @@
                 <w:szCs w:val="20"/>
               </w:rPr>
             </w:pPr>
-            <w:proofErr w:type="gramStart"/>
             <w:r>
               <w:rPr>
                 <w:rFonts w:eastAsia="華康儷中黑" w:cstheme="minorHAnsi" w:hint="eastAsia"/>
@@ -15015,7 +14322,6 @@
               </w:rPr>
               <w:t>公禱</w:t>
             </w:r>
-            <w:proofErr w:type="gramEnd"/>
           </w:p>
         </w:tc>
         <w:tc>
@@ -15151,7 +14457,6 @@
                 <w:szCs w:val="20"/>
               </w:rPr>
             </w:pPr>
-            <w:proofErr w:type="gramStart"/>
             <w:r>
               <w:rPr>
                 <w:rFonts w:eastAsia="華康儷中黑" w:cstheme="minorHAnsi"/>
@@ -15162,7 +14467,6 @@
               </w:rPr>
               <w:t>頌榮</w:t>
             </w:r>
-            <w:proofErr w:type="gramEnd"/>
           </w:p>
         </w:tc>
         <w:tc>
@@ -15385,7 +14689,6 @@
               </w:rPr>
               <w:t xml:space="preserve">: </w:t>
             </w:r>
-            <w:proofErr w:type="gramStart"/>
             <w:r>
               <w:rPr>
                 <w:rFonts w:ascii="Bahnschrift SemiBold Condensed" w:eastAsia="標楷體" w:hAnsi="Bahnschrift SemiBold Condensed" w:cstheme="minorHAnsi" w:hint="eastAsia"/>
@@ -15395,7 +14698,6 @@
               </w:rPr>
               <w:t>阿們頌</w:t>
             </w:r>
-            <w:proofErr w:type="gramEnd"/>
           </w:p>
         </w:tc>
         <w:tc>
@@ -15492,7 +14794,6 @@
                 <w:szCs w:val="20"/>
               </w:rPr>
             </w:pPr>
-            <w:proofErr w:type="gramStart"/>
             <w:r>
               <w:rPr>
                 <w:rFonts w:eastAsia="華康儷中黑" w:cstheme="minorHAnsi" w:hint="eastAsia"/>
@@ -15503,7 +14804,6 @@
               </w:rPr>
               <w:t>殿樂</w:t>
             </w:r>
-            <w:proofErr w:type="gramEnd"/>
           </w:p>
         </w:tc>
         <w:tc>
@@ -16029,7 +15329,7 @@
           </mc:Choice>
           <mc:Fallback>
             <w:pict>
-              <v:line w14:anchorId="1C95E34A" id="直線接點 2" o:spid="_x0000_s1026" style="position:absolute;z-index:251653632;visibility:visible;mso-wrap-style:square;mso-height-percent:0;mso-wrap-distance-left:9pt;mso-wrap-distance-top:0;mso-wrap-distance-right:9pt;mso-wrap-distance-bottom:0;mso-position-horizontal:absolute;mso-position-horizontal-relative:page;mso-position-vertical:absolute;mso-position-vertical-relative:page;mso-height-percent:0;mso-height-relative:margin" from="687.75pt,19.85pt" to="687.75pt,709.8pt" o:gfxdata="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" strokecolor="black [3213]" strokeweight=".5pt">
+              <v:line w14:anchorId="23413713" id="直線接點 2" o:spid="_x0000_s1026" style="position:absolute;z-index:251653632;visibility:visible;mso-wrap-style:square;mso-height-percent:0;mso-wrap-distance-left:9pt;mso-wrap-distance-top:0;mso-wrap-distance-right:9pt;mso-wrap-distance-bottom:0;mso-position-horizontal:absolute;mso-position-horizontal-relative:page;mso-position-vertical:absolute;mso-position-vertical-relative:page;mso-height-percent:0;mso-height-relative:margin" from="687.75pt,19.85pt" to="687.75pt,709.8pt" o:gfxdata="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" strokecolor="black [3213]" strokeweight=".5pt">
                 <v:stroke dashstyle="3 1" joinstyle="miter"/>
                 <w10:wrap anchorx="page" anchory="page"/>
               </v:line>
@@ -16166,227 +15466,7 @@
           <w:sz w:val="26"/>
           <w:szCs w:val="26"/>
         </w:rPr>
-        <w:t>做</w:t>
-      </w:r>
-      <w:proofErr w:type="gramStart"/>
-      <w:r>
-        <w:rPr>
-          <w:rFonts w:ascii="標楷體" w:eastAsia="標楷體" w:hAnsi="標楷體" w:cs="Arial" w:hint="eastAsia"/>
-          <w:w w:val="80"/>
-          <w:sz w:val="26"/>
-          <w:szCs w:val="26"/>
-        </w:rPr>
-        <w:t>呣</w:t>
-      </w:r>
-      <w:proofErr w:type="gramEnd"/>
-      <w:r>
-        <w:rPr>
-          <w:rFonts w:ascii="標楷體" w:eastAsia="標楷體" w:hAnsi="標楷體" w:cs="Arial" w:hint="eastAsia"/>
-          <w:w w:val="80"/>
-          <w:sz w:val="26"/>
-          <w:szCs w:val="26"/>
-        </w:rPr>
-        <w:t>好，</w:t>
-      </w:r>
-      <w:proofErr w:type="gramStart"/>
-      <w:r>
-        <w:rPr>
-          <w:rFonts w:ascii="標楷體" w:eastAsia="標楷體" w:hAnsi="標楷體" w:cs="Arial" w:hint="eastAsia"/>
-          <w:w w:val="80"/>
-          <w:sz w:val="26"/>
-          <w:szCs w:val="26"/>
-        </w:rPr>
-        <w:t>今仔日恁著</w:t>
-      </w:r>
-      <w:proofErr w:type="gramEnd"/>
-      <w:r>
-        <w:rPr>
-          <w:rFonts w:ascii="標楷體" w:eastAsia="標楷體" w:hAnsi="標楷體" w:cs="Arial" w:hint="eastAsia"/>
-          <w:w w:val="80"/>
-          <w:sz w:val="26"/>
-          <w:szCs w:val="26"/>
-        </w:rPr>
-        <w:t>揀</w:t>
-      </w:r>
-      <w:proofErr w:type="gramStart"/>
-      <w:r>
-        <w:rPr>
-          <w:rFonts w:ascii="標楷體" w:eastAsia="標楷體" w:hAnsi="標楷體" w:cs="Arial" w:hint="eastAsia"/>
-          <w:w w:val="80"/>
-          <w:sz w:val="26"/>
-          <w:szCs w:val="26"/>
-        </w:rPr>
-        <w:t>恁</w:t>
-      </w:r>
-      <w:proofErr w:type="gramEnd"/>
-      <w:r>
-        <w:rPr>
-          <w:rFonts w:ascii="標楷體" w:eastAsia="標楷體" w:hAnsi="標楷體" w:cs="Arial" w:hint="eastAsia"/>
-          <w:w w:val="80"/>
-          <w:sz w:val="26"/>
-          <w:szCs w:val="26"/>
-        </w:rPr>
-        <w:t>所欲服事的：看是</w:t>
-      </w:r>
-      <w:proofErr w:type="gramStart"/>
-      <w:r>
-        <w:rPr>
-          <w:rFonts w:ascii="標楷體" w:eastAsia="標楷體" w:hAnsi="標楷體" w:cs="Arial" w:hint="eastAsia"/>
-          <w:w w:val="80"/>
-          <w:sz w:val="26"/>
-          <w:szCs w:val="26"/>
-        </w:rPr>
-        <w:t>恁</w:t>
-      </w:r>
-      <w:proofErr w:type="gramEnd"/>
-      <w:r>
-        <w:rPr>
-          <w:rFonts w:ascii="標楷體" w:eastAsia="標楷體" w:hAnsi="標楷體" w:cs="Arial" w:hint="eastAsia"/>
-          <w:w w:val="80"/>
-          <w:sz w:val="26"/>
-          <w:szCs w:val="26"/>
-        </w:rPr>
-        <w:t>列祖</w:t>
-      </w:r>
-      <w:proofErr w:type="gramStart"/>
-      <w:r>
-        <w:rPr>
-          <w:rFonts w:ascii="標楷體" w:eastAsia="標楷體" w:hAnsi="標楷體" w:cs="Arial" w:hint="eastAsia"/>
-          <w:w w:val="80"/>
-          <w:sz w:val="26"/>
-          <w:szCs w:val="26"/>
-        </w:rPr>
-        <w:t>佇大河彼旁所</w:t>
-      </w:r>
-      <w:proofErr w:type="gramEnd"/>
-      <w:r>
-        <w:rPr>
-          <w:rFonts w:ascii="標楷體" w:eastAsia="標楷體" w:hAnsi="標楷體" w:cs="Arial" w:hint="eastAsia"/>
-          <w:w w:val="80"/>
-          <w:sz w:val="26"/>
-          <w:szCs w:val="26"/>
-        </w:rPr>
-        <w:t>服事許</w:t>
-      </w:r>
-      <w:proofErr w:type="gramStart"/>
-      <w:r>
-        <w:rPr>
-          <w:rFonts w:ascii="標楷體" w:eastAsia="標楷體" w:hAnsi="標楷體" w:cs="Arial" w:hint="eastAsia"/>
-          <w:w w:val="80"/>
-          <w:sz w:val="26"/>
-          <w:szCs w:val="26"/>
-        </w:rPr>
-        <w:t>個</w:t>
-      </w:r>
-      <w:proofErr w:type="gramEnd"/>
-      <w:r>
-        <w:rPr>
-          <w:rFonts w:ascii="標楷體" w:eastAsia="標楷體" w:hAnsi="標楷體" w:cs="Arial" w:hint="eastAsia"/>
-          <w:w w:val="80"/>
-          <w:sz w:val="26"/>
-          <w:szCs w:val="26"/>
-        </w:rPr>
-        <w:t>上帝？抑是</w:t>
-      </w:r>
-      <w:proofErr w:type="gramStart"/>
-      <w:r>
-        <w:rPr>
-          <w:rFonts w:ascii="標楷體" w:eastAsia="標楷體" w:hAnsi="標楷體" w:cs="Arial" w:hint="eastAsia"/>
-          <w:w w:val="80"/>
-          <w:sz w:val="26"/>
-          <w:szCs w:val="26"/>
-        </w:rPr>
-        <w:t>恁</w:t>
-      </w:r>
-      <w:proofErr w:type="gramEnd"/>
-      <w:r>
-        <w:rPr>
-          <w:rFonts w:ascii="標楷體" w:eastAsia="標楷體" w:hAnsi="標楷體" w:cs="Arial" w:hint="eastAsia"/>
-          <w:w w:val="80"/>
-          <w:sz w:val="26"/>
-          <w:szCs w:val="26"/>
-        </w:rPr>
-        <w:t>所</w:t>
-      </w:r>
-      <w:proofErr w:type="gramStart"/>
-      <w:r>
-        <w:rPr>
-          <w:rFonts w:ascii="標楷體" w:eastAsia="標楷體" w:hAnsi="標楷體" w:cs="Arial" w:hint="eastAsia"/>
-          <w:w w:val="80"/>
-          <w:sz w:val="26"/>
-          <w:szCs w:val="26"/>
-        </w:rPr>
-        <w:t>徛</w:t>
-      </w:r>
-      <w:proofErr w:type="gramEnd"/>
-      <w:r>
-        <w:rPr>
-          <w:rFonts w:ascii="標楷體" w:eastAsia="標楷體" w:hAnsi="標楷體" w:cs="Arial" w:hint="eastAsia"/>
-          <w:w w:val="80"/>
-          <w:sz w:val="26"/>
-          <w:szCs w:val="26"/>
-        </w:rPr>
-        <w:t>起的</w:t>
-      </w:r>
-      <w:proofErr w:type="gramStart"/>
-      <w:r>
-        <w:rPr>
-          <w:rFonts w:ascii="標楷體" w:eastAsia="標楷體" w:hAnsi="標楷體" w:cs="Arial" w:hint="eastAsia"/>
-          <w:w w:val="80"/>
-          <w:sz w:val="26"/>
-          <w:szCs w:val="26"/>
-        </w:rPr>
-        <w:t>地亞摩利</w:t>
-      </w:r>
-      <w:proofErr w:type="gramEnd"/>
-      <w:r>
-        <w:rPr>
-          <w:rFonts w:ascii="標楷體" w:eastAsia="標楷體" w:hAnsi="標楷體" w:cs="Arial" w:hint="eastAsia"/>
-          <w:w w:val="80"/>
-          <w:sz w:val="26"/>
-          <w:szCs w:val="26"/>
-        </w:rPr>
-        <w:t>人許</w:t>
-      </w:r>
-      <w:proofErr w:type="gramStart"/>
-      <w:r>
-        <w:rPr>
-          <w:rFonts w:ascii="標楷體" w:eastAsia="標楷體" w:hAnsi="標楷體" w:cs="Arial" w:hint="eastAsia"/>
-          <w:w w:val="80"/>
-          <w:sz w:val="26"/>
-          <w:szCs w:val="26"/>
-        </w:rPr>
-        <w:t>個</w:t>
-      </w:r>
-      <w:proofErr w:type="gramEnd"/>
-      <w:r>
-        <w:rPr>
-          <w:rFonts w:ascii="標楷體" w:eastAsia="標楷體" w:hAnsi="標楷體" w:cs="Arial" w:hint="eastAsia"/>
-          <w:w w:val="80"/>
-          <w:sz w:val="26"/>
-          <w:szCs w:val="26"/>
-        </w:rPr>
-        <w:t>上帝啊？論到我及我的家，</w:t>
-      </w:r>
-      <w:proofErr w:type="gramStart"/>
-      <w:r>
-        <w:rPr>
-          <w:rFonts w:ascii="標楷體" w:eastAsia="標楷體" w:hAnsi="標楷體" w:cs="Arial" w:hint="eastAsia"/>
-          <w:w w:val="80"/>
-          <w:sz w:val="26"/>
-          <w:szCs w:val="26"/>
-        </w:rPr>
-        <w:t>阮</w:t>
-      </w:r>
-      <w:proofErr w:type="gramEnd"/>
-      <w:r>
-        <w:rPr>
-          <w:rFonts w:ascii="標楷體" w:eastAsia="標楷體" w:hAnsi="標楷體" w:cs="Arial" w:hint="eastAsia"/>
-          <w:w w:val="80"/>
-          <w:sz w:val="26"/>
-          <w:szCs w:val="26"/>
-        </w:rPr>
-        <w:t>決斷欲服事耶和華</w:t>
+        <w:t>做呣好，今仔日恁著揀恁所欲服事的：看是恁列祖佇大河彼旁所服事許個上帝？抑是恁所徛起的地亞摩利人許個上帝啊？論到我及我的家，阮決斷欲服事耶和華</w:t>
       </w:r>
       <w:r>
         <w:rPr>
@@ -16462,73 +15542,7 @@
           <w:sz w:val="26"/>
           <w:szCs w:val="26"/>
         </w:rPr>
-        <w:t>若是你們以事奉耶和華為不好、今日就可以選擇所要事奉的、是你們列祖在大河那邊所事奉</w:t>
-      </w:r>
-      <w:proofErr w:type="gramStart"/>
-      <w:r>
-        <w:rPr>
-          <w:rFonts w:ascii="Calibri" w:eastAsia="華康中黑體" w:hAnsi="Calibri" w:cs="Calibri" w:hint="eastAsia"/>
-          <w:color w:val="000000"/>
-          <w:w w:val="80"/>
-          <w:sz w:val="26"/>
-          <w:szCs w:val="26"/>
-        </w:rPr>
-        <w:t>的神呢</w:t>
-      </w:r>
-      <w:proofErr w:type="gramEnd"/>
-      <w:r>
-        <w:rPr>
-          <w:rFonts w:ascii="Calibri" w:eastAsia="華康中黑體" w:hAnsi="Calibri" w:cs="Calibri" w:hint="eastAsia"/>
-          <w:color w:val="000000"/>
-          <w:w w:val="80"/>
-          <w:sz w:val="26"/>
-          <w:szCs w:val="26"/>
-        </w:rPr>
-        <w:t>、是你們所住</w:t>
-      </w:r>
-      <w:proofErr w:type="gramStart"/>
-      <w:r>
-        <w:rPr>
-          <w:rFonts w:ascii="Calibri" w:eastAsia="華康中黑體" w:hAnsi="Calibri" w:cs="Calibri" w:hint="eastAsia"/>
-          <w:color w:val="000000"/>
-          <w:w w:val="80"/>
-          <w:sz w:val="26"/>
-          <w:szCs w:val="26"/>
-        </w:rPr>
-        <w:t>這地的亞摩</w:t>
-      </w:r>
-      <w:proofErr w:type="gramEnd"/>
-      <w:r>
-        <w:rPr>
-          <w:rFonts w:ascii="Calibri" w:eastAsia="華康中黑體" w:hAnsi="Calibri" w:cs="Calibri" w:hint="eastAsia"/>
-          <w:color w:val="000000"/>
-          <w:w w:val="80"/>
-          <w:sz w:val="26"/>
-          <w:szCs w:val="26"/>
-        </w:rPr>
-        <w:t>利人</w:t>
-      </w:r>
-      <w:proofErr w:type="gramStart"/>
-      <w:r>
-        <w:rPr>
-          <w:rFonts w:ascii="Calibri" w:eastAsia="華康中黑體" w:hAnsi="Calibri" w:cs="Calibri" w:hint="eastAsia"/>
-          <w:color w:val="000000"/>
-          <w:w w:val="80"/>
-          <w:sz w:val="26"/>
-          <w:szCs w:val="26"/>
-        </w:rPr>
-        <w:t>的神呢</w:t>
-      </w:r>
-      <w:proofErr w:type="gramEnd"/>
-      <w:r>
-        <w:rPr>
-          <w:rFonts w:ascii="Calibri" w:eastAsia="華康中黑體" w:hAnsi="Calibri" w:cs="Calibri" w:hint="eastAsia"/>
-          <w:color w:val="000000"/>
-          <w:w w:val="80"/>
-          <w:sz w:val="26"/>
-          <w:szCs w:val="26"/>
-        </w:rPr>
-        <w:t>。至於我、和我家、我們必定事奉耶和華</w:t>
+        <w:t>若是你們以事奉耶和華為不好、今日就可以選擇所要事奉的、是你們列祖在大河那邊所事奉的神呢、是你們所住這地的亞摩利人的神呢。至於我、和我家、我們必定事奉耶和華</w:t>
       </w:r>
       <w:r>
         <w:rPr>
@@ -16555,8 +15569,8 @@
           <w:szCs w:val="26"/>
         </w:rPr>
         <w:sectPr>
-          <w:headerReference w:type="even" r:id="rId13"/>
-          <w:headerReference w:type="default" r:id="rId14"/>
+          <w:headerReference w:type="even" r:id="rId14"/>
+          <w:headerReference w:type="default" r:id="rId15"/>
           <w:pgSz w:w="20639" w:h="14572" w:orient="landscape" w:code="12"/>
           <w:pgMar w:top="794" w:right="567" w:bottom="510" w:left="567" w:header="340" w:footer="454" w:gutter="0"/>
           <w:cols w:num="4" w:space="742" w:equalWidth="0">
@@ -16658,7 +15672,6 @@
                 <w:w w:val="80"/>
               </w:rPr>
             </w:pPr>
-            <w:proofErr w:type="gramStart"/>
             <w:r>
               <w:rPr>
                 <w:rFonts w:ascii="Barlow Condensed Medium" w:eastAsia="華康中黑體" w:hAnsi="Barlow Condensed Medium" w:cstheme="minorHAnsi"/>
@@ -16666,7 +15679,6 @@
               </w:rPr>
               <w:t>主日事奉</w:t>
             </w:r>
-            <w:proofErr w:type="gramEnd"/>
           </w:p>
         </w:tc>
         <w:tc>
@@ -16697,17 +15709,8 @@
                 <w:rFonts w:ascii="Barlow Condensed Medium" w:eastAsia="華康中黑體" w:hAnsi="Barlow Condensed Medium" w:cstheme="minorHAnsi"/>
                 <w:w w:val="66"/>
               </w:rPr>
-              <w:t>本</w:t>
-            </w:r>
-            <w:proofErr w:type="gramStart"/>
-            <w:r>
-              <w:rPr>
-                <w:rFonts w:ascii="Barlow Condensed Medium" w:eastAsia="華康中黑體" w:hAnsi="Barlow Condensed Medium" w:cstheme="minorHAnsi"/>
-                <w:w w:val="66"/>
-              </w:rPr>
-              <w:t>週</w:t>
-            </w:r>
-            <w:proofErr w:type="gramEnd"/>
+              <w:t>本週</w:t>
+            </w:r>
             <w:r>
               <w:rPr>
                 <w:rFonts w:ascii="Barlow Condensed Medium" w:eastAsia="華康儷中黑" w:hAnsi="Barlow Condensed Medium" w:cstheme="minorHAnsi"/>
@@ -16817,17 +15820,8 @@
                 <w:rFonts w:ascii="Barlow Condensed Medium" w:eastAsia="華康中黑體" w:hAnsi="Barlow Condensed Medium" w:cstheme="minorHAnsi"/>
                 <w:w w:val="66"/>
               </w:rPr>
-              <w:t>下</w:t>
-            </w:r>
-            <w:proofErr w:type="gramStart"/>
-            <w:r>
-              <w:rPr>
-                <w:rFonts w:ascii="Barlow Condensed Medium" w:eastAsia="華康中黑體" w:hAnsi="Barlow Condensed Medium" w:cstheme="minorHAnsi"/>
-                <w:w w:val="66"/>
-              </w:rPr>
-              <w:t>週</w:t>
-            </w:r>
-            <w:proofErr w:type="gramEnd"/>
+              <w:t>下週</w:t>
+            </w:r>
             <w:r>
               <w:rPr>
                 <w:rFonts w:ascii="Barlow Condensed Medium" w:eastAsia="華康儷中黑" w:hAnsi="Barlow Condensed Medium" w:cstheme="minorHAnsi"/>
@@ -17248,7 +16242,7 @@
                 <w:rFonts w:ascii="Barlow Condensed Medium" w:eastAsia="標楷體" w:hAnsi="Barlow Condensed Medium" w:cstheme="minorHAnsi" w:hint="eastAsia"/>
                 <w:w w:val="80"/>
               </w:rPr>
-              <w:t>13</w:t>
+              <w:t>--</w:t>
             </w:r>
           </w:p>
         </w:tc>
@@ -17276,7 +16270,6 @@
                 <w:szCs w:val="28"/>
               </w:rPr>
             </w:pPr>
-            <w:proofErr w:type="gramStart"/>
             <w:r>
               <w:rPr>
                 <w:rFonts w:ascii="Barlow Condensed Medium" w:eastAsia="華康正顏楷體W9" w:hAnsi="Barlow Condensed Medium" w:cstheme="minorHAnsi"/>
@@ -17286,7 +16279,6 @@
               </w:rPr>
               <w:t>月值月長執</w:t>
             </w:r>
-            <w:proofErr w:type="gramEnd"/>
             <w:r>
               <w:rPr>
                 <w:rFonts w:ascii="Barlow Condensed Medium" w:eastAsia="標楷體" w:hAnsi="Barlow Condensed Medium" w:cstheme="minorHAnsi"/>
@@ -17554,7 +16546,7 @@
                 <w:rFonts w:ascii="Barlow Condensed Medium" w:eastAsia="標楷體" w:hAnsi="Barlow Condensed Medium" w:cstheme="minorHAnsi" w:hint="eastAsia"/>
                 <w:w w:val="80"/>
               </w:rPr>
-              <w:t>71</w:t>
+              <w:t>44</w:t>
             </w:r>
           </w:p>
         </w:tc>
@@ -17923,17 +16915,8 @@
                 <w:rFonts w:ascii="標楷體" w:eastAsia="標楷體" w:hAnsi="標楷體" w:hint="eastAsia"/>
                 <w:szCs w:val="24"/>
               </w:rPr>
-              <w:t>張思</w:t>
-            </w:r>
-            <w:proofErr w:type="gramStart"/>
-            <w:r>
-              <w:rPr>
-                <w:rFonts w:ascii="標楷體" w:eastAsia="標楷體" w:hAnsi="標楷體" w:hint="eastAsia"/>
-                <w:szCs w:val="24"/>
-              </w:rPr>
-              <w:t>婗</w:t>
-            </w:r>
-            <w:proofErr w:type="gramEnd"/>
+              <w:t>張思婗</w:t>
+            </w:r>
           </w:p>
         </w:tc>
         <w:tc>
@@ -18121,7 +17104,7 @@
                 <w:rFonts w:ascii="Barlow Condensed Medium" w:eastAsia="標楷體" w:hAnsi="Barlow Condensed Medium" w:cstheme="minorHAnsi" w:hint="eastAsia"/>
                 <w:w w:val="80"/>
               </w:rPr>
-              <w:t>8</w:t>
+              <w:t>--</w:t>
             </w:r>
           </w:p>
         </w:tc>
@@ -18404,7 +17387,7 @@
                 <w:rFonts w:ascii="Barlow Condensed Medium" w:eastAsia="標楷體" w:hAnsi="Barlow Condensed Medium" w:cstheme="minorHAnsi" w:hint="eastAsia"/>
                 <w:w w:val="80"/>
               </w:rPr>
-              <w:t>5</w:t>
+              <w:t>--</w:t>
             </w:r>
           </w:p>
         </w:tc>
@@ -18455,7 +17438,6 @@
                 <w:w w:val="80"/>
               </w:rPr>
             </w:pPr>
-            <w:proofErr w:type="gramStart"/>
             <w:r>
               <w:rPr>
                 <w:rFonts w:ascii="Barlow Condensed Medium" w:eastAsia="華康中黑體" w:hAnsi="Barlow Condensed Medium" w:cstheme="minorHAnsi"/>
@@ -18463,7 +17445,6 @@
               </w:rPr>
               <w:t>司獻</w:t>
             </w:r>
-            <w:proofErr w:type="gramEnd"/>
           </w:p>
         </w:tc>
         <w:tc>
@@ -18957,7 +17938,7 @@
                 <w:rFonts w:ascii="Barlow Condensed Medium" w:eastAsia="標楷體" w:hAnsi="Barlow Condensed Medium" w:cstheme="minorHAnsi" w:hint="eastAsia"/>
                 <w:w w:val="80"/>
               </w:rPr>
-              <w:t>19</w:t>
+              <w:t>14</w:t>
             </w:r>
           </w:p>
         </w:tc>
@@ -19418,7 +18399,7 @@
                 <w:rFonts w:ascii="Barlow Condensed Medium" w:eastAsia="標楷體" w:hAnsi="Barlow Condensed Medium" w:cstheme="minorHAnsi" w:hint="eastAsia"/>
                 <w:w w:val="80"/>
               </w:rPr>
-              <w:t>5</w:t>
+              <w:t>3</w:t>
             </w:r>
           </w:p>
         </w:tc>
@@ -19589,21 +18570,12 @@
                 <w:w w:val="80"/>
               </w:rPr>
             </w:pPr>
-            <w:proofErr w:type="gramStart"/>
             <w:r>
               <w:rPr>
                 <w:rFonts w:ascii="標楷體" w:eastAsia="標楷體" w:hAnsi="標楷體" w:cs="華康儷楷書" w:hint="eastAsia"/>
                 <w:w w:val="80"/>
               </w:rPr>
-              <w:t>拿細耳</w:t>
-            </w:r>
-            <w:proofErr w:type="gramEnd"/>
-            <w:r>
-              <w:rPr>
-                <w:rFonts w:ascii="標楷體" w:eastAsia="標楷體" w:hAnsi="標楷體" w:cs="華康儷楷書" w:hint="eastAsia"/>
-                <w:w w:val="80"/>
-              </w:rPr>
-              <w:t>小組</w:t>
+              <w:t>拿細耳小組</w:t>
             </w:r>
           </w:p>
         </w:tc>
@@ -19730,7 +18702,7 @@
                 <w:rFonts w:ascii="Barlow Condensed Medium" w:eastAsia="標楷體" w:hAnsi="Barlow Condensed Medium" w:cstheme="minorHAnsi" w:hint="eastAsia"/>
                 <w:w w:val="80"/>
               </w:rPr>
-              <w:t>3</w:t>
+              <w:t>--</w:t>
             </w:r>
           </w:p>
         </w:tc>
@@ -20012,7 +18984,7 @@
                 <w:rFonts w:ascii="Barlow Condensed Medium" w:eastAsia="標楷體" w:hAnsi="Barlow Condensed Medium" w:cstheme="minorHAnsi" w:hint="eastAsia"/>
                 <w:w w:val="80"/>
               </w:rPr>
-              <w:t>6</w:t>
+              <w:t>5</w:t>
             </w:r>
           </w:p>
         </w:tc>
@@ -20087,7 +19059,6 @@
                 <w:szCs w:val="24"/>
               </w:rPr>
             </w:pPr>
-            <w:proofErr w:type="gramStart"/>
             <w:r>
               <w:rPr>
                 <w:rFonts w:ascii="標楷體" w:eastAsia="標楷體" w:hAnsi="標楷體" w:cstheme="majorBidi" w:hint="eastAsia"/>
@@ -20095,7 +19066,6 @@
               </w:rPr>
               <w:t>楊竣傑</w:t>
             </w:r>
-            <w:proofErr w:type="gramEnd"/>
           </w:p>
         </w:tc>
         <w:tc>
@@ -20570,7 +19540,7 @@
                 <w:rFonts w:ascii="Barlow Condensed Medium" w:eastAsia="標楷體" w:hAnsi="Barlow Condensed Medium" w:cstheme="minorHAnsi" w:hint="eastAsia"/>
                 <w:w w:val="80"/>
               </w:rPr>
-              <w:t>--</w:t>
+              <w:t>14</w:t>
             </w:r>
           </w:p>
         </w:tc>
@@ -20654,7 +19624,6 @@
                 <w:szCs w:val="24"/>
               </w:rPr>
             </w:pPr>
-            <w:proofErr w:type="gramStart"/>
             <w:r>
               <w:rPr>
                 <w:rFonts w:ascii="標楷體" w:eastAsia="標楷體" w:hAnsi="標楷體" w:cstheme="majorBidi" w:hint="eastAsia"/>
@@ -20662,7 +19631,6 @@
               </w:rPr>
               <w:t>周羽樂</w:t>
             </w:r>
-            <w:proofErr w:type="gramEnd"/>
           </w:p>
         </w:tc>
         <w:tc>
@@ -20853,7 +19821,7 @@
                 <w:rFonts w:ascii="Barlow Condensed Medium" w:eastAsia="標楷體" w:hAnsi="Barlow Condensed Medium" w:cstheme="minorHAnsi" w:hint="eastAsia"/>
                 <w:w w:val="80"/>
               </w:rPr>
-              <w:t>7</w:t>
+              <w:t>--</w:t>
             </w:r>
           </w:p>
         </w:tc>
@@ -20940,7 +19908,6 @@
                 <w:szCs w:val="24"/>
               </w:rPr>
             </w:pPr>
-            <w:proofErr w:type="gramStart"/>
             <w:r>
               <w:rPr>
                 <w:rFonts w:ascii="標楷體" w:eastAsia="標楷體" w:hAnsi="標楷體" w:cstheme="majorBidi" w:hint="eastAsia"/>
@@ -20948,7 +19915,6 @@
               </w:rPr>
               <w:t>王新依</w:t>
             </w:r>
-            <w:proofErr w:type="gramEnd"/>
           </w:p>
         </w:tc>
         <w:tc>
@@ -21246,7 +20212,6 @@
                 <w:szCs w:val="24"/>
               </w:rPr>
             </w:pPr>
-            <w:proofErr w:type="gramStart"/>
             <w:r>
               <w:rPr>
                 <w:rFonts w:ascii="標楷體" w:eastAsia="標楷體" w:hAnsi="標楷體" w:cstheme="majorBidi" w:hint="eastAsia"/>
@@ -21254,7 +20219,6 @@
               </w:rPr>
               <w:t>蔡侑霖</w:t>
             </w:r>
-            <w:proofErr w:type="gramEnd"/>
           </w:p>
         </w:tc>
         <w:tc>
@@ -21437,7 +20401,7 @@
                 <w:rFonts w:ascii="Barlow Condensed Medium" w:eastAsia="標楷體" w:hAnsi="Barlow Condensed Medium" w:cstheme="minorHAnsi" w:hint="eastAsia"/>
                 <w:w w:val="80"/>
               </w:rPr>
-              <w:t>3</w:t>
+              <w:t>5</w:t>
             </w:r>
           </w:p>
         </w:tc>
@@ -21490,7 +20454,6 @@
                 <w:w w:val="80"/>
               </w:rPr>
             </w:pPr>
-            <w:proofErr w:type="gramStart"/>
             <w:r>
               <w:rPr>
                 <w:rFonts w:ascii="Barlow Condensed Medium" w:eastAsia="華康中黑體" w:hAnsi="Barlow Condensed Medium" w:cstheme="minorHAnsi" w:hint="eastAsia"/>
@@ -21498,7 +20461,6 @@
               </w:rPr>
               <w:t>愛宴</w:t>
             </w:r>
-            <w:proofErr w:type="gramEnd"/>
           </w:p>
         </w:tc>
         <w:tc>
@@ -21547,6 +20509,13 @@
                 <w:szCs w:val="24"/>
               </w:rPr>
             </w:pPr>
+            <w:r>
+              <w:rPr>
+                <w:rFonts w:ascii="標楷體" w:eastAsia="標楷體" w:hAnsi="標楷體" w:cs="華康儷楷書" w:hint="eastAsia"/>
+                <w:szCs w:val="24"/>
+              </w:rPr>
+              <w:t>黃明憲</w:t>
+            </w:r>
           </w:p>
         </w:tc>
         <w:tc>
@@ -21646,7 +20615,6 @@
                 <w:w w:val="80"/>
               </w:rPr>
             </w:pPr>
-            <w:proofErr w:type="gramStart"/>
             <w:r>
               <w:rPr>
                 <w:rFonts w:ascii="Barlow Condensed Medium" w:eastAsia="華康中黑體" w:hAnsi="Barlow Condensed Medium" w:cstheme="minorHAnsi" w:hint="eastAsia"/>
@@ -21654,7 +20622,6 @@
               </w:rPr>
               <w:t>愛宴清洗</w:t>
             </w:r>
-            <w:proofErr w:type="gramEnd"/>
           </w:p>
         </w:tc>
         <w:tc>
@@ -23610,7 +22577,7 @@
                 <w:sz w:val="20"/>
                 <w:szCs w:val="20"/>
               </w:rPr>
-              <w:t>伯</w:t>
+              <w:t>弗</w:t>
             </w:r>
             <w:r>
               <w:rPr>
@@ -23621,7 +22588,7 @@
                 <w:sz w:val="20"/>
                 <w:szCs w:val="20"/>
               </w:rPr>
-              <w:t>38*</w:t>
+              <w:t>3*</w:t>
             </w:r>
             <w:r>
               <w:rPr>
@@ -23632,7 +22599,7 @@
                 <w:sz w:val="20"/>
                 <w:szCs w:val="20"/>
               </w:rPr>
-              <w:t>(36)</w:t>
+              <w:t>(6)</w:t>
             </w:r>
           </w:p>
         </w:tc>
@@ -23661,7 +22628,6 @@
                 <w:szCs w:val="20"/>
               </w:rPr>
             </w:pPr>
-            <w:proofErr w:type="gramStart"/>
             <w:r>
               <w:rPr>
                 <w:rFonts w:ascii="Barlow Condensed Medium" w:eastAsia="華康儷中黑" w:hAnsi="Barlow Condensed Medium" w:cstheme="minorHAnsi"/>
@@ -23671,7 +22637,6 @@
               </w:rPr>
               <w:t>一</w:t>
             </w:r>
-            <w:proofErr w:type="gramEnd"/>
             <w:r>
               <w:rPr>
                 <w:rFonts w:ascii="Barlow Condensed Medium" w:eastAsia="華康儷中黑" w:hAnsi="Barlow Condensed Medium" w:cstheme="minorHAnsi"/>
@@ -23819,7 +22784,7 @@
                 <w:sz w:val="20"/>
                 <w:szCs w:val="20"/>
               </w:rPr>
-              <w:t>39*</w:t>
+              <w:t>4*</w:t>
             </w:r>
             <w:r>
               <w:rPr>
@@ -23830,7 +22795,7 @@
                 <w:sz w:val="20"/>
                 <w:szCs w:val="20"/>
               </w:rPr>
-              <w:t>(17)</w:t>
+              <w:t>(3,15)</w:t>
             </w:r>
           </w:p>
         </w:tc>
@@ -24006,7 +22971,7 @@
                 <w:sz w:val="20"/>
                 <w:szCs w:val="20"/>
               </w:rPr>
-              <w:t>40*</w:t>
+              <w:t>5*</w:t>
             </w:r>
             <w:r>
               <w:rPr>
@@ -24017,7 +22982,7 @@
                 <w:sz w:val="20"/>
                 <w:szCs w:val="20"/>
               </w:rPr>
-              <w:t>(11)</w:t>
+              <w:t>(24)</w:t>
             </w:r>
           </w:p>
         </w:tc>
@@ -24046,7 +23011,6 @@
                 <w:szCs w:val="20"/>
               </w:rPr>
             </w:pPr>
-            <w:proofErr w:type="gramStart"/>
             <w:r>
               <w:rPr>
                 <w:rFonts w:ascii="Barlow Condensed Medium" w:eastAsia="華康儷中黑" w:hAnsi="Barlow Condensed Medium" w:cstheme="minorHAnsi"/>
@@ -24056,7 +23020,6 @@
               </w:rPr>
               <w:t>三</w:t>
             </w:r>
-            <w:proofErr w:type="gramEnd"/>
             <w:r>
               <w:rPr>
                 <w:rFonts w:ascii="Barlow Condensed Medium" w:eastAsia="華康儷中黑" w:hAnsi="Barlow Condensed Medium" w:cstheme="minorHAnsi"/>
@@ -24195,7 +23158,7 @@
                 <w:sz w:val="20"/>
                 <w:szCs w:val="20"/>
               </w:rPr>
-              <w:t>41*</w:t>
+              <w:t>6*</w:t>
             </w:r>
             <w:r>
               <w:rPr>
@@ -24206,7 +23169,7 @@
                 <w:sz w:val="20"/>
                 <w:szCs w:val="20"/>
               </w:rPr>
-              <w:t>(9,11)</w:t>
+              <w:t>(8-9)</w:t>
             </w:r>
           </w:p>
         </w:tc>
@@ -24382,7 +23345,18 @@
                 <w:sz w:val="20"/>
                 <w:szCs w:val="20"/>
               </w:rPr>
-              <w:t>42*</w:t>
+              <w:t>詩</w:t>
+            </w:r>
+            <w:r>
+              <w:rPr>
+                <w:rFonts w:ascii="Yanone Kaffeesatz Regular" w:eastAsia="華康儷中黑" w:hAnsi="Yanone Kaffeesatz Regular" w:cs="DaunPenh"/>
+                <w:b/>
+                <w:bCs/>
+                <w:w w:val="125"/>
+                <w:sz w:val="20"/>
+                <w:szCs w:val="20"/>
+              </w:rPr>
+              <w:t>1*-3*</w:t>
             </w:r>
             <w:r>
               <w:rPr>
@@ -24393,7 +23367,7 @@
                 <w:sz w:val="20"/>
                 <w:szCs w:val="20"/>
               </w:rPr>
-              <w:t>(4-5)</w:t>
+              <w:t>(1:6)</w:t>
             </w:r>
           </w:p>
         </w:tc>
@@ -24560,7 +23534,6 @@
                 <w:szCs w:val="20"/>
               </w:rPr>
             </w:pPr>
-            <w:proofErr w:type="gramStart"/>
             <w:r>
               <w:rPr>
                 <w:rFonts w:ascii="Yanone Kaffeesatz Regular" w:eastAsia="華康儷中黑" w:hAnsi="Yanone Kaffeesatz Regular" w:cs="DaunPenh"/>
@@ -24570,9 +23543,184 @@
                 <w:sz w:val="20"/>
                 <w:szCs w:val="20"/>
               </w:rPr>
-              <w:t>弗</w:t>
-            </w:r>
-            <w:proofErr w:type="gramEnd"/>
+              <w:t>4*-5*</w:t>
+            </w:r>
+            <w:r>
+              <w:rPr>
+                <w:rFonts w:ascii="Yanone Kaffeesatz Regular" w:eastAsia="華康儷中黑" w:hAnsi="Yanone Kaffeesatz Regular" w:cs="DaunPenh" w:hint="eastAsia"/>
+                <w:b/>
+                <w:bCs/>
+                <w:w w:val="125"/>
+                <w:sz w:val="20"/>
+                <w:szCs w:val="20"/>
+              </w:rPr>
+              <w:t>(4:3)</w:t>
+            </w:r>
+          </w:p>
+        </w:tc>
+      </w:tr>
+      <w:tr>
+        <w:tc>
+          <w:tcPr>
+            <w:tcW w:w="911" w:type="dxa"/>
+            <w:tcBorders>
+              <w:top w:val="single" w:sz="4" w:space="0" w:color="auto"/>
+              <w:bottom w:val="single" w:sz="12" w:space="0" w:color="auto"/>
+              <w:right w:val="single" w:sz="4" w:space="0" w:color="auto"/>
+            </w:tcBorders>
+            <w:tcMar>
+              <w:left w:w="57" w:type="dxa"/>
+              <w:right w:w="57" w:type="dxa"/>
+            </w:tcMar>
+          </w:tcPr>
+          <w:p>
+            <w:pPr>
+              <w:snapToGrid w:val="0"/>
+              <w:rPr>
+                <w:rFonts w:ascii="Barlow Condensed Medium" w:eastAsia="華康儷中黑" w:hAnsi="Barlow Condensed Medium" w:cstheme="minorHAnsi"/>
+                <w:w w:val="125"/>
+                <w:sz w:val="20"/>
+                <w:szCs w:val="20"/>
+              </w:rPr>
+            </w:pPr>
+            <w:r>
+              <w:rPr>
+                <w:rFonts w:ascii="Barlow Condensed Medium" w:eastAsia="華康儷中黑" w:hAnsi="Barlow Condensed Medium" w:cstheme="minorHAnsi"/>
+                <w:w w:val="125"/>
+                <w:sz w:val="20"/>
+                <w:szCs w:val="20"/>
+              </w:rPr>
+              <w:t>六</w:t>
+            </w:r>
+            <w:r>
+              <w:rPr>
+                <w:rFonts w:ascii="Barlow Condensed Medium" w:eastAsia="華康儷中黑" w:hAnsi="Barlow Condensed Medium" w:cstheme="minorHAnsi"/>
+                <w:w w:val="125"/>
+                <w:sz w:val="20"/>
+                <w:szCs w:val="20"/>
+              </w:rPr>
+              <w:fldChar w:fldCharType="begin"/>
+            </w:r>
+            <w:r>
+              <w:rPr>
+                <w:rFonts w:ascii="Barlow Condensed Medium" w:eastAsia="華康儷中黑" w:hAnsi="Barlow Condensed Medium" w:cstheme="minorHAnsi"/>
+                <w:w w:val="125"/>
+                <w:sz w:val="20"/>
+                <w:szCs w:val="20"/>
+              </w:rPr>
+              <w:instrText xml:space="preserve"> =IF(pub_day+6&gt;this_mon_days, IF(pub_mon=12, 1, pub_mon+1), pub_mon) \* MERGEFORMAT </w:instrText>
+            </w:r>
+            <w:r>
+              <w:rPr>
+                <w:rFonts w:ascii="Barlow Condensed Medium" w:eastAsia="華康儷中黑" w:hAnsi="Barlow Condensed Medium" w:cstheme="minorHAnsi"/>
+                <w:w w:val="125"/>
+                <w:sz w:val="20"/>
+                <w:szCs w:val="20"/>
+              </w:rPr>
+              <w:fldChar w:fldCharType="separate"/>
+            </w:r>
+            <w:r>
+              <w:rPr>
+                <w:rFonts w:ascii="Barlow Condensed Medium" w:eastAsia="華康儷中黑" w:hAnsi="Barlow Condensed Medium" w:cstheme="minorHAnsi"/>
+                <w:noProof/>
+                <w:w w:val="125"/>
+                <w:sz w:val="20"/>
+                <w:szCs w:val="20"/>
+              </w:rPr>
+              <w:t>10</w:t>
+            </w:r>
+            <w:r>
+              <w:rPr>
+                <w:rFonts w:ascii="Barlow Condensed Medium" w:eastAsia="華康儷中黑" w:hAnsi="Barlow Condensed Medium" w:cstheme="minorHAnsi"/>
+                <w:w w:val="125"/>
+                <w:sz w:val="20"/>
+                <w:szCs w:val="20"/>
+              </w:rPr>
+              <w:fldChar w:fldCharType="end"/>
+            </w:r>
+            <w:r>
+              <w:rPr>
+                <w:rFonts w:ascii="Barlow Condensed Medium" w:eastAsia="華康儷中黑" w:hAnsi="Barlow Condensed Medium" w:cstheme="minorHAnsi"/>
+                <w:w w:val="125"/>
+                <w:sz w:val="20"/>
+                <w:szCs w:val="20"/>
+              </w:rPr>
+              <w:t>/</w:t>
+            </w:r>
+            <w:r>
+              <w:rPr>
+                <w:rFonts w:ascii="Barlow Condensed Medium" w:eastAsia="華康儷中黑" w:hAnsi="Barlow Condensed Medium" w:cstheme="minorHAnsi"/>
+                <w:w w:val="125"/>
+                <w:sz w:val="20"/>
+                <w:szCs w:val="20"/>
+              </w:rPr>
+              <w:fldChar w:fldCharType="begin"/>
+            </w:r>
+            <w:r>
+              <w:rPr>
+                <w:rFonts w:ascii="Barlow Condensed Medium" w:eastAsia="華康儷中黑" w:hAnsi="Barlow Condensed Medium" w:cstheme="minorHAnsi"/>
+                <w:w w:val="125"/>
+                <w:sz w:val="20"/>
+                <w:szCs w:val="20"/>
+              </w:rPr>
+              <w:instrText xml:space="preserve"> =IF(pub_day+6&gt;this_mon_days, -this_mon_days, 0)+pub_day+6 \* MERGEFORMAT </w:instrText>
+            </w:r>
+            <w:r>
+              <w:rPr>
+                <w:rFonts w:ascii="Barlow Condensed Medium" w:eastAsia="華康儷中黑" w:hAnsi="Barlow Condensed Medium" w:cstheme="minorHAnsi"/>
+                <w:w w:val="125"/>
+                <w:sz w:val="20"/>
+                <w:szCs w:val="20"/>
+              </w:rPr>
+              <w:fldChar w:fldCharType="separate"/>
+            </w:r>
+            <w:r>
+              <w:rPr>
+                <w:rFonts w:ascii="Barlow Condensed Medium" w:eastAsia="華康儷中黑" w:hAnsi="Barlow Condensed Medium" w:cstheme="minorHAnsi"/>
+                <w:noProof/>
+                <w:w w:val="125"/>
+                <w:sz w:val="20"/>
+                <w:szCs w:val="20"/>
+              </w:rPr>
+              <w:t>3</w:t>
+            </w:r>
+            <w:r>
+              <w:rPr>
+                <w:rFonts w:ascii="Barlow Condensed Medium" w:eastAsia="華康儷中黑" w:hAnsi="Barlow Condensed Medium" w:cstheme="minorHAnsi"/>
+                <w:w w:val="125"/>
+                <w:sz w:val="20"/>
+                <w:szCs w:val="20"/>
+              </w:rPr>
+              <w:fldChar w:fldCharType="end"/>
+            </w:r>
+          </w:p>
+        </w:tc>
+        <w:tc>
+          <w:tcPr>
+            <w:tcW w:w="1904" w:type="dxa"/>
+            <w:tcBorders>
+              <w:top w:val="single" w:sz="4" w:space="0" w:color="auto"/>
+              <w:left w:val="single" w:sz="4" w:space="0" w:color="auto"/>
+              <w:bottom w:val="single" w:sz="12" w:space="0" w:color="auto"/>
+            </w:tcBorders>
+            <w:tcMar>
+              <w:left w:w="28" w:type="dxa"/>
+              <w:right w:w="28" w:type="dxa"/>
+            </w:tcMar>
+            <w:vAlign w:val="center"/>
+          </w:tcPr>
+          <w:p>
+            <w:pPr>
+              <w:snapToGrid w:val="0"/>
+              <w:rPr>
+                <w:rFonts w:ascii="Yanone Kaffeesatz Regular" w:eastAsia="華康儷中黑" w:hAnsi="Yanone Kaffeesatz Regular"/>
+                <w:b/>
+                <w:bCs/>
+                <w:w w:val="125"/>
+                <w:sz w:val="20"/>
+                <w:szCs w:val="20"/>
+              </w:rPr>
+            </w:pPr>
             <w:r>
               <w:rPr>
                 <w:rFonts w:ascii="Yanone Kaffeesatz Regular" w:eastAsia="華康儷中黑" w:hAnsi="Yanone Kaffeesatz Regular" w:cs="DaunPenh"/>
@@ -24582,7 +23730,7 @@
                 <w:sz w:val="20"/>
                 <w:szCs w:val="20"/>
               </w:rPr>
-              <w:t>1*</w:t>
+              <w:t>6*-7*</w:t>
             </w:r>
             <w:r>
               <w:rPr>
@@ -24593,194 +23741,7 @@
                 <w:sz w:val="20"/>
                 <w:szCs w:val="20"/>
               </w:rPr>
-              <w:t>(13)</w:t>
-            </w:r>
-          </w:p>
-        </w:tc>
-      </w:tr>
-      <w:tr>
-        <w:tc>
-          <w:tcPr>
-            <w:tcW w:w="911" w:type="dxa"/>
-            <w:tcBorders>
-              <w:top w:val="single" w:sz="4" w:space="0" w:color="auto"/>
-              <w:bottom w:val="single" w:sz="12" w:space="0" w:color="auto"/>
-              <w:right w:val="single" w:sz="4" w:space="0" w:color="auto"/>
-            </w:tcBorders>
-            <w:tcMar>
-              <w:left w:w="57" w:type="dxa"/>
-              <w:right w:w="57" w:type="dxa"/>
-            </w:tcMar>
-          </w:tcPr>
-          <w:p>
-            <w:pPr>
-              <w:snapToGrid w:val="0"/>
-              <w:rPr>
-                <w:rFonts w:ascii="Barlow Condensed Medium" w:eastAsia="華康儷中黑" w:hAnsi="Barlow Condensed Medium" w:cstheme="minorHAnsi"/>
-                <w:w w:val="125"/>
-                <w:sz w:val="20"/>
-                <w:szCs w:val="20"/>
-              </w:rPr>
-            </w:pPr>
-            <w:r>
-              <w:rPr>
-                <w:rFonts w:ascii="Barlow Condensed Medium" w:eastAsia="華康儷中黑" w:hAnsi="Barlow Condensed Medium" w:cstheme="minorHAnsi"/>
-                <w:w w:val="125"/>
-                <w:sz w:val="20"/>
-                <w:szCs w:val="20"/>
-              </w:rPr>
-              <w:t>六</w:t>
-            </w:r>
-            <w:r>
-              <w:rPr>
-                <w:rFonts w:ascii="Barlow Condensed Medium" w:eastAsia="華康儷中黑" w:hAnsi="Barlow Condensed Medium" w:cstheme="minorHAnsi"/>
-                <w:w w:val="125"/>
-                <w:sz w:val="20"/>
-                <w:szCs w:val="20"/>
-              </w:rPr>
-              <w:fldChar w:fldCharType="begin"/>
-            </w:r>
-            <w:r>
-              <w:rPr>
-                <w:rFonts w:ascii="Barlow Condensed Medium" w:eastAsia="華康儷中黑" w:hAnsi="Barlow Condensed Medium" w:cstheme="minorHAnsi"/>
-                <w:w w:val="125"/>
-                <w:sz w:val="20"/>
-                <w:szCs w:val="20"/>
-              </w:rPr>
-              <w:instrText xml:space="preserve"> =IF(pub_day+6&gt;this_mon_days, IF(pub_mon=12, 1, pub_mon+1), pub_mon) \* MERGEFORMAT </w:instrText>
-            </w:r>
-            <w:r>
-              <w:rPr>
-                <w:rFonts w:ascii="Barlow Condensed Medium" w:eastAsia="華康儷中黑" w:hAnsi="Barlow Condensed Medium" w:cstheme="minorHAnsi"/>
-                <w:w w:val="125"/>
-                <w:sz w:val="20"/>
-                <w:szCs w:val="20"/>
-              </w:rPr>
-              <w:fldChar w:fldCharType="separate"/>
-            </w:r>
-            <w:r>
-              <w:rPr>
-                <w:rFonts w:ascii="Barlow Condensed Medium" w:eastAsia="華康儷中黑" w:hAnsi="Barlow Condensed Medium" w:cstheme="minorHAnsi"/>
-                <w:noProof/>
-                <w:w w:val="125"/>
-                <w:sz w:val="20"/>
-                <w:szCs w:val="20"/>
-              </w:rPr>
-              <w:t>10</w:t>
-            </w:r>
-            <w:r>
-              <w:rPr>
-                <w:rFonts w:ascii="Barlow Condensed Medium" w:eastAsia="華康儷中黑" w:hAnsi="Barlow Condensed Medium" w:cstheme="minorHAnsi"/>
-                <w:w w:val="125"/>
-                <w:sz w:val="20"/>
-                <w:szCs w:val="20"/>
-              </w:rPr>
-              <w:fldChar w:fldCharType="end"/>
-            </w:r>
-            <w:r>
-              <w:rPr>
-                <w:rFonts w:ascii="Barlow Condensed Medium" w:eastAsia="華康儷中黑" w:hAnsi="Barlow Condensed Medium" w:cstheme="minorHAnsi"/>
-                <w:w w:val="125"/>
-                <w:sz w:val="20"/>
-                <w:szCs w:val="20"/>
-              </w:rPr>
-              <w:t>/</w:t>
-            </w:r>
-            <w:r>
-              <w:rPr>
-                <w:rFonts w:ascii="Barlow Condensed Medium" w:eastAsia="華康儷中黑" w:hAnsi="Barlow Condensed Medium" w:cstheme="minorHAnsi"/>
-                <w:w w:val="125"/>
-                <w:sz w:val="20"/>
-                <w:szCs w:val="20"/>
-              </w:rPr>
-              <w:fldChar w:fldCharType="begin"/>
-            </w:r>
-            <w:r>
-              <w:rPr>
-                <w:rFonts w:ascii="Barlow Condensed Medium" w:eastAsia="華康儷中黑" w:hAnsi="Barlow Condensed Medium" w:cstheme="minorHAnsi"/>
-                <w:w w:val="125"/>
-                <w:sz w:val="20"/>
-                <w:szCs w:val="20"/>
-              </w:rPr>
-              <w:instrText xml:space="preserve"> =IF(pub_day+6&gt;this_mon_days, -this_mon_days, 0)+pub_day+6 \* MERGEFORMAT </w:instrText>
-            </w:r>
-            <w:r>
-              <w:rPr>
-                <w:rFonts w:ascii="Barlow Condensed Medium" w:eastAsia="華康儷中黑" w:hAnsi="Barlow Condensed Medium" w:cstheme="minorHAnsi"/>
-                <w:w w:val="125"/>
-                <w:sz w:val="20"/>
-                <w:szCs w:val="20"/>
-              </w:rPr>
-              <w:fldChar w:fldCharType="separate"/>
-            </w:r>
-            <w:r>
-              <w:rPr>
-                <w:rFonts w:ascii="Barlow Condensed Medium" w:eastAsia="華康儷中黑" w:hAnsi="Barlow Condensed Medium" w:cstheme="minorHAnsi"/>
-                <w:noProof/>
-                <w:w w:val="125"/>
-                <w:sz w:val="20"/>
-                <w:szCs w:val="20"/>
-              </w:rPr>
-              <w:t>3</w:t>
-            </w:r>
-            <w:r>
-              <w:rPr>
-                <w:rFonts w:ascii="Barlow Condensed Medium" w:eastAsia="華康儷中黑" w:hAnsi="Barlow Condensed Medium" w:cstheme="minorHAnsi"/>
-                <w:w w:val="125"/>
-                <w:sz w:val="20"/>
-                <w:szCs w:val="20"/>
-              </w:rPr>
-              <w:fldChar w:fldCharType="end"/>
-            </w:r>
-          </w:p>
-        </w:tc>
-        <w:tc>
-          <w:tcPr>
-            <w:tcW w:w="1904" w:type="dxa"/>
-            <w:tcBorders>
-              <w:top w:val="single" w:sz="4" w:space="0" w:color="auto"/>
-              <w:left w:val="single" w:sz="4" w:space="0" w:color="auto"/>
-              <w:bottom w:val="single" w:sz="12" w:space="0" w:color="auto"/>
-            </w:tcBorders>
-            <w:tcMar>
-              <w:left w:w="28" w:type="dxa"/>
-              <w:right w:w="28" w:type="dxa"/>
-            </w:tcMar>
-            <w:vAlign w:val="center"/>
-          </w:tcPr>
-          <w:p>
-            <w:pPr>
-              <w:snapToGrid w:val="0"/>
-              <w:rPr>
-                <w:rFonts w:ascii="Yanone Kaffeesatz Regular" w:eastAsia="華康儷中黑" w:hAnsi="Yanone Kaffeesatz Regular"/>
-                <w:b/>
-                <w:bCs/>
-                <w:w w:val="125"/>
-                <w:sz w:val="20"/>
-                <w:szCs w:val="20"/>
-              </w:rPr>
-            </w:pPr>
-            <w:r>
-              <w:rPr>
-                <w:rFonts w:ascii="Yanone Kaffeesatz Regular" w:eastAsia="華康儷中黑" w:hAnsi="Yanone Kaffeesatz Regular" w:cs="DaunPenh"/>
-                <w:b/>
-                <w:bCs/>
-                <w:w w:val="125"/>
-                <w:sz w:val="20"/>
-                <w:szCs w:val="20"/>
-              </w:rPr>
-              <w:t>2*</w:t>
-            </w:r>
-            <w:r>
-              <w:rPr>
-                <w:rFonts w:ascii="Yanone Kaffeesatz Regular" w:eastAsia="華康儷中黑" w:hAnsi="Yanone Kaffeesatz Regular" w:cs="DaunPenh" w:hint="eastAsia"/>
-                <w:b/>
-                <w:bCs/>
-                <w:w w:val="125"/>
-                <w:sz w:val="20"/>
-                <w:szCs w:val="20"/>
-              </w:rPr>
-              <w:t>(14)</w:t>
+              <w:t>(7:8)</w:t>
             </w:r>
           </w:p>
         </w:tc>
@@ -24831,7 +23792,7 @@
                     <pic:cNvPicPr/>
                   </pic:nvPicPr>
                   <pic:blipFill>
-                    <a:blip r:embed="rId15" cstate="print">
+                    <a:blip r:embed="rId16" cstate="print">
                       <a:extLst>
                         <a:ext uri="{28A0092B-C50C-407E-A947-70E740481C1C}">
                           <a14:useLocalDpi xmlns:a14="http://schemas.microsoft.com/office/drawing/2010/main" val="0"/>
@@ -24863,7 +23824,6 @@
           </wp:anchor>
         </w:drawing>
       </w:r>
-      <w:proofErr w:type="gramStart"/>
       <w:r>
         <w:rPr>
           <w:rFonts w:ascii="Yanone Kaffeesatz Regular" w:eastAsia="華康儷中黑" w:hAnsi="Yanone Kaffeesatz Regular" w:cs="Arial"/>
@@ -24873,7 +23833,6 @@
         </w:rPr>
         <w:t>註</w:t>
       </w:r>
-      <w:proofErr w:type="gramEnd"/>
       <w:r>
         <w:rPr>
           <w:rFonts w:ascii="Yanone Kaffeesatz Regular" w:eastAsia="華康儷中黑" w:hAnsi="Yanone Kaffeesatz Regular" w:cs="Arial" w:hint="eastAsia"/>
@@ -25040,7 +23999,6 @@
         </w:rPr>
         <w:t>，</w:t>
       </w:r>
-      <w:proofErr w:type="gramStart"/>
       <w:r>
         <w:rPr>
           <w:rFonts w:ascii="Yanone Kaffeesatz Regular" w:eastAsia="華康儷中黑" w:hAnsi="Yanone Kaffeesatz Regular" w:cs="Arial" w:hint="eastAsia"/>
@@ -25066,17 +24024,7 @@
           <w:sz w:val="26"/>
           <w:szCs w:val="26"/>
         </w:rPr>
-        <w:t>省略</w:t>
-      </w:r>
-      <w:proofErr w:type="gramEnd"/>
-      <w:r>
-        <w:rPr>
-          <w:rFonts w:ascii="Yanone Kaffeesatz Regular" w:eastAsia="華康儷中黑" w:hAnsi="Yanone Kaffeesatz Regular" w:cs="Arial" w:hint="eastAsia"/>
-          <w:w w:val="60"/>
-          <w:sz w:val="26"/>
-          <w:szCs w:val="26"/>
-        </w:rPr>
-        <w:t>章</w:t>
+        <w:t>省略章</w:t>
       </w:r>
       <w:r>
         <w:rPr>
@@ -25202,7 +24150,7 @@
           <w:sz w:val="26"/>
           <w:szCs w:val="26"/>
         </w:rPr>
-        <w:t>誰把智慧放在懷裡</w:t>
+        <w:t>在基督裡合而為一</w:t>
       </w:r>
       <w:r>
         <w:rPr>
@@ -25226,7 +24174,6 @@
           <w:szCs w:val="26"/>
         </w:rPr>
       </w:pPr>
-      <w:proofErr w:type="gramStart"/>
       <w:r>
         <w:rPr>
           <w:rFonts w:ascii="Barlow Condensed Medium" w:eastAsia="華康儷中黑" w:hAnsi="Barlow Condensed Medium" w:cs="Arial" w:hint="eastAsia"/>
@@ -25234,17 +24181,7 @@
           <w:sz w:val="26"/>
           <w:szCs w:val="26"/>
         </w:rPr>
-        <w:t>鑰</w:t>
-      </w:r>
-      <w:proofErr w:type="gramEnd"/>
-      <w:r>
-        <w:rPr>
-          <w:rFonts w:ascii="Barlow Condensed Medium" w:eastAsia="華康儷中黑" w:hAnsi="Barlow Condensed Medium" w:cs="Arial" w:hint="eastAsia"/>
-          <w:w w:val="80"/>
-          <w:sz w:val="26"/>
-          <w:szCs w:val="26"/>
-        </w:rPr>
-        <w:t>節</w:t>
+        <w:t>鑰節</w:t>
       </w:r>
       <w:r>
         <w:rPr>
@@ -25279,7 +24216,7 @@
           <w:sz w:val="26"/>
           <w:szCs w:val="26"/>
         </w:rPr>
-        <w:t>誰把智慧放在懷裡，</w:t>
+        <w:t>因為他自己是我們的和平，使雙方合而為一，拆毀了中間隔絕的牆，而且以自己的身體終止了冤仇，</w:t>
       </w:r>
     </w:p>
     <w:p>
@@ -25298,17 +24235,6 @@
       </w:pPr>
       <w:r>
         <w:rPr>
-          <w:rFonts w:ascii="華康古印體" w:eastAsia="華康古印體" w:hAnsi="Barlow Condensed Medium" w:cs="Arial" w:hint="eastAsia"/>
-          <w:b/>
-          <w:bCs/>
-          <w:w w:val="70"/>
-          <w:sz w:val="26"/>
-          <w:szCs w:val="26"/>
-        </w:rPr>
-        <w:t>或把聰明賜於人的心中？</w:t>
-      </w:r>
-      <w:r>
-        <w:rPr>
           <w:rFonts w:ascii="Barlow Condensed Medium" w:eastAsia="華康儷中黑" w:hAnsi="Barlow Condensed Medium" w:cs="Calibri" w:hint="eastAsia"/>
           <w:bCs/>
           <w:w w:val="70"/>
@@ -25325,7 +24251,7 @@
           <w:sz w:val="26"/>
           <w:szCs w:val="26"/>
         </w:rPr>
-        <w:t>伯</w:t>
+        <w:t>弗</w:t>
       </w:r>
       <w:r>
         <w:rPr>
@@ -25335,27 +24261,7 @@
           <w:sz w:val="26"/>
           <w:szCs w:val="26"/>
         </w:rPr>
-        <w:t>38</w:t>
-      </w:r>
-      <w:r>
-        <w:rPr>
-          <w:rFonts w:ascii="Barlow Condensed Medium" w:eastAsia="華康儷中黑" w:hAnsi="Barlow Condensed Medium" w:cs="Calibri" w:hint="eastAsia"/>
-          <w:bCs/>
-          <w:w w:val="70"/>
-          <w:sz w:val="26"/>
-          <w:szCs w:val="26"/>
-        </w:rPr>
-        <w:t>:</w:t>
-      </w:r>
-      <w:r>
-        <w:rPr>
-          <w:rFonts w:ascii="Barlow Condensed Medium" w:eastAsia="華康儷中黑" w:hAnsi="Barlow Condensed Medium" w:cs="Calibri" w:hint="eastAsia"/>
-          <w:bCs/>
-          <w:w w:val="70"/>
-          <w:sz w:val="26"/>
-          <w:szCs w:val="26"/>
-        </w:rPr>
-        <w:t>36</w:t>
+        <w:t>2:14</w:t>
       </w:r>
       <w:r>
         <w:rPr>
@@ -25477,7 +24383,7 @@
                 <w:sz w:val="26"/>
                 <w:szCs w:val="26"/>
               </w:rPr>
-              <w:t>人如何能知道自己無知</w:t>
+              <w:t>仇恨從何而來</w:t>
             </w:r>
             <w:r>
               <w:rPr>
@@ -25549,7 +24455,7 @@
                 <w:sz w:val="26"/>
                 <w:szCs w:val="26"/>
               </w:rPr>
-              <w:t xml:space="preserve">　神為何問約伯一堆人不可能知道的問題</w:t>
+              <w:t xml:space="preserve">　神為何赦免人的罪</w:t>
             </w:r>
             <w:r>
               <w:rPr>
@@ -25621,9 +24527,71 @@
                 <w:sz w:val="26"/>
                 <w:szCs w:val="26"/>
               </w:rPr>
-              <w:t xml:space="preserve">　</w:t>
-            </w:r>
-            <w:proofErr w:type="gramStart"/>
+              <w:t>十字架如何能消滅冤仇</w:t>
+            </w:r>
+          </w:p>
+        </w:tc>
+      </w:tr>
+      <w:tr>
+        <w:tc>
+          <w:tcPr>
+            <w:tcW w:w="238" w:type="dxa"/>
+            <w:tcMar>
+              <w:left w:w="28" w:type="dxa"/>
+              <w:right w:w="28" w:type="dxa"/>
+            </w:tcMar>
+          </w:tcPr>
+          <w:p>
+            <w:pPr>
+              <w:snapToGrid w:val="0"/>
+              <w:spacing w:line="300" w:lineRule="exact"/>
+              <w:rPr>
+                <w:rFonts w:ascii="Barlow Condensed Medium" w:eastAsia="華康細黑體" w:hAnsi="Barlow Condensed Medium" w:cs="Arial"/>
+                <w:w w:val="75"/>
+                <w:sz w:val="26"/>
+                <w:szCs w:val="26"/>
+              </w:rPr>
+            </w:pPr>
+            <w:r>
+              <w:rPr>
+                <w:rFonts w:ascii="Barlow Condensed Medium" w:eastAsia="華康細黑體" w:hAnsi="Barlow Condensed Medium" w:cs="Arial" w:hint="eastAsia"/>
+                <w:w w:val="75"/>
+                <w:sz w:val="26"/>
+                <w:szCs w:val="26"/>
+              </w:rPr>
+              <w:t>4</w:t>
+            </w:r>
+            <w:r>
+              <w:rPr>
+                <w:rFonts w:ascii="Barlow Condensed Medium" w:eastAsia="華康細黑體" w:hAnsi="Barlow Condensed Medium" w:cs="Arial"/>
+                <w:w w:val="75"/>
+                <w:sz w:val="26"/>
+                <w:szCs w:val="26"/>
+              </w:rPr>
+              <w:t>.</w:t>
+            </w:r>
+          </w:p>
+        </w:tc>
+        <w:tc>
+          <w:tcPr>
+            <w:tcW w:w="2607" w:type="dxa"/>
+            <w:tcMar>
+              <w:left w:w="57" w:type="dxa"/>
+              <w:right w:w="57" w:type="dxa"/>
+            </w:tcMar>
+          </w:tcPr>
+          <w:p>
+            <w:pPr>
+              <w:snapToGrid w:val="0"/>
+              <w:spacing w:line="300" w:lineRule="exact"/>
+              <w:jc w:val="both"/>
+              <w:rPr>
+                <w:rFonts w:ascii="Barlow Condensed Medium" w:eastAsia="華康中黑體" w:hAnsi="Barlow Condensed Medium" w:cs="Arial"/>
+                <w:w w:val="75"/>
+                <w:sz w:val="26"/>
+                <w:szCs w:val="26"/>
+              </w:rPr>
+            </w:pPr>
             <w:r>
               <w:rPr>
                 <w:rFonts w:ascii="Barlow Condensed Medium" w:eastAsia="華康中黑體" w:hAnsi="Barlow Condensed Medium" w:cs="Arial" w:hint="eastAsia"/>
@@ -25631,127 +24599,7 @@
                 <w:sz w:val="26"/>
                 <w:szCs w:val="26"/>
               </w:rPr>
-              <w:t>神造人</w:t>
-            </w:r>
-            <w:proofErr w:type="gramEnd"/>
-            <w:r>
-              <w:rPr>
-                <w:rFonts w:ascii="Barlow Condensed Medium" w:eastAsia="華康中黑體" w:hAnsi="Barlow Condensed Medium" w:cs="Arial" w:hint="eastAsia"/>
-                <w:w w:val="75"/>
-                <w:sz w:val="26"/>
-                <w:szCs w:val="26"/>
-              </w:rPr>
-              <w:t>最大的奧秘為何</w:t>
-            </w:r>
-            <w:r>
-              <w:rPr>
-                <w:rFonts w:ascii="Barlow Condensed Medium" w:eastAsia="華康中黑體" w:hAnsi="Barlow Condensed Medium" w:cs="Arial" w:hint="eastAsia"/>
-                <w:w w:val="75"/>
-                <w:sz w:val="26"/>
-                <w:szCs w:val="26"/>
-              </w:rPr>
-              <w:t>?</w:t>
-            </w:r>
-          </w:p>
-        </w:tc>
-      </w:tr>
-      <w:tr>
-        <w:tc>
-          <w:tcPr>
-            <w:tcW w:w="238" w:type="dxa"/>
-            <w:tcMar>
-              <w:left w:w="28" w:type="dxa"/>
-              <w:right w:w="28" w:type="dxa"/>
-            </w:tcMar>
-          </w:tcPr>
-          <w:p>
-            <w:pPr>
-              <w:snapToGrid w:val="0"/>
-              <w:spacing w:line="300" w:lineRule="exact"/>
-              <w:rPr>
-                <w:rFonts w:ascii="Barlow Condensed Medium" w:eastAsia="華康細黑體" w:hAnsi="Barlow Condensed Medium" w:cs="Arial"/>
-                <w:w w:val="75"/>
-                <w:sz w:val="26"/>
-                <w:szCs w:val="26"/>
-              </w:rPr>
-            </w:pPr>
-            <w:r>
-              <w:rPr>
-                <w:rFonts w:ascii="Barlow Condensed Medium" w:eastAsia="華康細黑體" w:hAnsi="Barlow Condensed Medium" w:cs="Arial" w:hint="eastAsia"/>
-                <w:w w:val="75"/>
-                <w:sz w:val="26"/>
-                <w:szCs w:val="26"/>
-              </w:rPr>
-              <w:t>4</w:t>
-            </w:r>
-            <w:r>
-              <w:rPr>
-                <w:rFonts w:ascii="Barlow Condensed Medium" w:eastAsia="華康細黑體" w:hAnsi="Barlow Condensed Medium" w:cs="Arial"/>
-                <w:w w:val="75"/>
-                <w:sz w:val="26"/>
-                <w:szCs w:val="26"/>
-              </w:rPr>
-              <w:t>.</w:t>
-            </w:r>
-          </w:p>
-        </w:tc>
-        <w:tc>
-          <w:tcPr>
-            <w:tcW w:w="2607" w:type="dxa"/>
-            <w:tcMar>
-              <w:left w:w="57" w:type="dxa"/>
-              <w:right w:w="57" w:type="dxa"/>
-            </w:tcMar>
-          </w:tcPr>
-          <w:p>
-            <w:pPr>
-              <w:snapToGrid w:val="0"/>
-              <w:spacing w:line="300" w:lineRule="exact"/>
-              <w:jc w:val="both"/>
-              <w:rPr>
-                <w:rFonts w:ascii="Barlow Condensed Medium" w:eastAsia="華康中黑體" w:hAnsi="Barlow Condensed Medium" w:cs="Arial"/>
-                <w:w w:val="75"/>
-                <w:sz w:val="26"/>
-                <w:szCs w:val="26"/>
-              </w:rPr>
-            </w:pPr>
-            <w:r>
-              <w:rPr>
-                <w:rFonts w:ascii="Barlow Condensed Medium" w:eastAsia="華康中黑體" w:hAnsi="Barlow Condensed Medium" w:cs="Arial" w:hint="eastAsia"/>
-                <w:w w:val="75"/>
-                <w:sz w:val="26"/>
-                <w:szCs w:val="26"/>
-              </w:rPr>
-              <w:t xml:space="preserve">　神為何樂意人</w:t>
-            </w:r>
-            <w:r>
-              <w:rPr>
-                <w:rFonts w:ascii="Barlow Condensed Medium" w:eastAsia="華康中黑體" w:hAnsi="Barlow Condensed Medium" w:cs="Arial" w:hint="eastAsia"/>
-                <w:w w:val="75"/>
-                <w:sz w:val="26"/>
-                <w:szCs w:val="26"/>
-              </w:rPr>
-              <w:t>求</w:t>
-            </w:r>
-            <w:proofErr w:type="gramStart"/>
-            <w:r>
-              <w:rPr>
-                <w:rFonts w:ascii="Barlow Condensed Medium" w:eastAsia="華康中黑體" w:hAnsi="Barlow Condensed Medium" w:cs="Arial" w:hint="eastAsia"/>
-                <w:w w:val="75"/>
-                <w:sz w:val="26"/>
-                <w:szCs w:val="26"/>
-              </w:rPr>
-              <w:t>祂</w:t>
-            </w:r>
-            <w:proofErr w:type="gramEnd"/>
-            <w:r>
-              <w:rPr>
-                <w:rFonts w:ascii="Barlow Condensed Medium" w:eastAsia="華康中黑體" w:hAnsi="Barlow Condensed Medium" w:cs="Arial" w:hint="eastAsia"/>
-                <w:w w:val="75"/>
-                <w:sz w:val="26"/>
-                <w:szCs w:val="26"/>
-              </w:rPr>
-              <w:t>的智慧</w:t>
+              <w:t>合一的必要條件為何</w:t>
             </w:r>
             <w:r>
               <w:rPr>
@@ -25872,7 +24720,7 @@
           </mc:Choice>
           <mc:Fallback>
             <w:pict>
-              <v:line w14:anchorId="2AC682D7" id="直線接點 6" o:spid="_x0000_s1026" style="position:absolute;z-index:251664896;visibility:visible;mso-wrap-style:square;mso-width-percent:0;mso-height-percent:0;mso-wrap-distance-left:9pt;mso-wrap-distance-top:0;mso-wrap-distance-right:9pt;mso-wrap-distance-bottom:0;mso-position-horizontal:absolute;mso-position-horizontal-relative:page;mso-position-vertical:absolute;mso-position-vertical-relative:page;mso-width-percent:0;mso-height-percent:0;mso-width-relative:margin;mso-height-relative:margin" from="343.9pt,19.85pt" to="345.05pt,710.95pt" o:gfxdata="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" strokecolor="black [3213]" strokeweight=".5pt">
+              <v:line w14:anchorId="4648451C" id="直線接點 6" o:spid="_x0000_s1026" style="position:absolute;z-index:251664896;visibility:visible;mso-wrap-style:square;mso-width-percent:0;mso-height-percent:0;mso-wrap-distance-left:9pt;mso-wrap-distance-top:0;mso-wrap-distance-right:9pt;mso-wrap-distance-bottom:0;mso-position-horizontal:absolute;mso-position-horizontal-relative:page;mso-position-vertical:absolute;mso-position-vertical-relative:page;mso-width-percent:0;mso-height-percent:0;mso-width-relative:margin;mso-height-relative:margin" from="343.9pt,19.85pt" to="345.05pt,710.95pt" o:gfxdata="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" strokecolor="black [3213]" strokeweight=".5pt">
                 <v:stroke dashstyle="3 1" joinstyle="miter"/>
                 <w10:wrap anchorx="page" anchory="page"/>
               </v:line>
@@ -25950,7 +24798,7 @@
           </mc:Choice>
           <mc:Fallback>
             <w:pict>
-              <v:line w14:anchorId="18EB80B8" id="直線接點 4" o:spid="_x0000_s1026" style="position:absolute;z-index:251660800;visibility:visible;mso-wrap-style:square;mso-width-percent:0;mso-height-percent:0;mso-wrap-distance-left:9pt;mso-wrap-distance-top:0;mso-wrap-distance-right:9pt;mso-wrap-distance-bottom:0;mso-position-horizontal:absolute;mso-position-horizontal-relative:page;mso-position-vertical:absolute;mso-position-vertical-relative:page;mso-width-percent:0;mso-height-percent:0;mso-width-relative:margin;mso-height-relative:margin" from="343.9pt,19.85pt" to="345.05pt,710.95pt" o:gfxdata="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" strokecolor="black [3213]" strokeweight=".5pt">
+              <v:line w14:anchorId="10EEAAED" id="直線接點 4" o:spid="_x0000_s1026" style="position:absolute;z-index:251660800;visibility:visible;mso-wrap-style:square;mso-width-percent:0;mso-height-percent:0;mso-wrap-distance-left:9pt;mso-wrap-distance-top:0;mso-wrap-distance-right:9pt;mso-wrap-distance-bottom:0;mso-position-horizontal:absolute;mso-position-horizontal-relative:page;mso-position-vertical:absolute;mso-position-vertical-relative:page;mso-width-percent:0;mso-height-percent:0;mso-width-relative:margin;mso-height-relative:margin" from="343.9pt,19.85pt" to="345.05pt,710.95pt" o:gfxdata="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" strokecolor="black [3213]" strokeweight=".5pt">
                 <v:stroke dashstyle="3 1" joinstyle="miter"/>
                 <w10:wrap anchorx="page" anchory="page"/>
               </v:line>
@@ -25972,7 +24820,6 @@
         </w:rPr>
         <w:t>本</w:t>
       </w:r>
-      <w:proofErr w:type="gramStart"/>
       <w:r>
         <w:rPr>
           <w:rFonts w:ascii="Barlow Condensed Medium" w:eastAsia="華康正顏楷體W9" w:hAnsi="Barlow Condensed Medium" w:cstheme="minorHAnsi"/>
@@ -25980,7 +24827,6 @@
         </w:rPr>
         <w:t>週講章</w:t>
       </w:r>
-      <w:proofErr w:type="gramEnd"/>
       <w:r>
         <w:rPr>
           <w:rFonts w:ascii="Barlow Condensed Medium" w:eastAsia="華康正顏楷體W9" w:hAnsi="Barlow Condensed Medium" w:cstheme="minorHAnsi"/>
@@ -26144,7 +24990,7 @@
           <w:sz w:val="26"/>
           <w:szCs w:val="26"/>
         </w:rPr>
-        <w:t>誰把智慧放在懷裡</w:t>
+        <w:t>在基督裡合而為一</w:t>
       </w:r>
       <w:r>
         <w:rPr>
@@ -26188,8 +25034,8 @@
               <w:snapToGrid w:val="0"/>
               <w:spacing w:afterLines="50" w:after="165" w:line="300" w:lineRule="exact"/>
               <w:rPr>
-                <w:rFonts w:ascii="Barlow Condensed Medium" w:eastAsia="華康中黑體" w:hAnsi="Barlow Condensed Medium" w:cs="Calibri"/>
-                <w:w w:val="66"/>
+                <w:rFonts w:ascii="Barlow Condensed Medium" w:eastAsia="華康儷中黑" w:hAnsi="Barlow Condensed Medium" w:cs="Calibri"/>
+                <w:w w:val="72"/>
                 <w:sz w:val="26"/>
                 <w:szCs w:val="26"/>
               </w:rPr>
@@ -26228,7 +25074,7 @@
                 <w:sz w:val="26"/>
                 <w:szCs w:val="26"/>
               </w:rPr>
-              <w:t>伯</w:t>
+              <w:t>以弗所書</w:t>
             </w:r>
             <w:r>
               <w:rPr>
@@ -26237,7 +25083,7 @@
                 <w:sz w:val="26"/>
                 <w:szCs w:val="26"/>
               </w:rPr>
-              <w:t>38:1-15,36</w:t>
+              <w:t>2:11-22</w:t>
             </w:r>
             <w:r>
               <w:rPr>
@@ -26299,27 +25145,7 @@
           <w:sz w:val="26"/>
           <w:szCs w:val="26"/>
         </w:rPr>
-        <w:t>約伯的訴求終於獲得　神的回應。而　神一開始就指明，人無知的言語，模糊了</w:t>
-      </w:r>
-      <w:proofErr w:type="gramStart"/>
-      <w:r>
-        <w:rPr>
-          <w:rFonts w:ascii="Barlow Condensed Medium" w:eastAsia="華康儷中黑" w:hAnsi="Barlow Condensed Medium" w:hint="eastAsia"/>
-          <w:w w:val="75"/>
-          <w:sz w:val="26"/>
-          <w:szCs w:val="26"/>
-        </w:rPr>
-        <w:t>祂</w:t>
-      </w:r>
-      <w:proofErr w:type="gramEnd"/>
-      <w:r>
-        <w:rPr>
-          <w:rFonts w:ascii="Barlow Condensed Medium" w:eastAsia="華康儷中黑" w:hAnsi="Barlow Condensed Medium" w:hint="eastAsia"/>
-          <w:w w:val="75"/>
-          <w:sz w:val="26"/>
-          <w:szCs w:val="26"/>
-        </w:rPr>
-        <w:t>的計劃的焦點。　神沒有責備之意，反而是要給不知實情的人忠告和知識。</w:t>
+        <w:t>保羅說基督拆毀高牆，用自己的身體終止了仇恨，使雙方和平。這雙方就是初代教會中的猶太人和外邦人。雙方都成為新造的人，在基督裡被建造成　神的殿。</w:t>
       </w:r>
       <w:r>
         <w:rPr>
@@ -26328,107 +25154,7 @@
           <w:sz w:val="26"/>
           <w:szCs w:val="26"/>
         </w:rPr>
-        <w:t xml:space="preserve">　神終於說話了，而且是回應約伯，直接向他說話。而　</w:t>
-      </w:r>
-      <w:proofErr w:type="gramStart"/>
-      <w:r>
-        <w:rPr>
-          <w:rFonts w:ascii="Barlow Condensed Medium" w:eastAsia="華康細黑體" w:hAnsi="Barlow Condensed Medium" w:cs="微軟正黑體" w:hint="eastAsia"/>
-          <w:w w:val="75"/>
-          <w:sz w:val="26"/>
-          <w:szCs w:val="26"/>
-        </w:rPr>
-        <w:t>神說人用</w:t>
-      </w:r>
-      <w:proofErr w:type="gramEnd"/>
-      <w:r>
-        <w:rPr>
-          <w:rFonts w:ascii="Barlow Condensed Medium" w:eastAsia="華康細黑體" w:hAnsi="Barlow Condensed Medium" w:cs="微軟正黑體" w:hint="eastAsia"/>
-          <w:w w:val="75"/>
-          <w:sz w:val="26"/>
-          <w:szCs w:val="26"/>
-        </w:rPr>
-        <w:t>無知的言語，就是言語中述說的知識，在先前的對話中，</w:t>
-      </w:r>
-      <w:proofErr w:type="gramStart"/>
-      <w:r>
-        <w:rPr>
-          <w:rFonts w:ascii="Barlow Condensed Medium" w:eastAsia="華康細黑體" w:hAnsi="Barlow Condensed Medium" w:cs="微軟正黑體" w:hint="eastAsia"/>
-          <w:w w:val="75"/>
-          <w:sz w:val="26"/>
-          <w:szCs w:val="26"/>
-        </w:rPr>
-        <w:t xml:space="preserve">關於　</w:t>
-      </w:r>
-      <w:proofErr w:type="gramEnd"/>
-      <w:r>
-        <w:rPr>
-          <w:rFonts w:ascii="Barlow Condensed Medium" w:eastAsia="華康細黑體" w:hAnsi="Barlow Condensed Medium" w:cs="微軟正黑體" w:hint="eastAsia"/>
-          <w:w w:val="75"/>
-          <w:sz w:val="26"/>
-          <w:szCs w:val="26"/>
-        </w:rPr>
-        <w:t>神、善、惡與公義的知識。人的問題就出在用既定的知識去推論或猜想未知的事物，卻反過來堅持推論和猜想是真相。因此，約伯的災禍使他被誤指為行了隱密的惡，其實都是假設。又包括約伯，他的三個朋友都一樣，不知道　神的計劃。至少不知道　神和魔鬼的對話，也不知道　神力挺約伯，認為約伯必然能通過試</w:t>
-      </w:r>
-      <w:proofErr w:type="gramStart"/>
-      <w:r>
-        <w:rPr>
-          <w:rFonts w:ascii="Barlow Condensed Medium" w:eastAsia="華康細黑體" w:hAnsi="Barlow Condensed Medium" w:cs="微軟正黑體" w:hint="eastAsia"/>
-          <w:w w:val="75"/>
-          <w:sz w:val="26"/>
-          <w:szCs w:val="26"/>
-        </w:rPr>
-        <w:t>煉來榮耀祂</w:t>
-      </w:r>
-      <w:proofErr w:type="gramEnd"/>
-      <w:r>
-        <w:rPr>
-          <w:rFonts w:ascii="Barlow Condensed Medium" w:eastAsia="華康細黑體" w:hAnsi="Barlow Condensed Medium" w:cs="微軟正黑體" w:hint="eastAsia"/>
-          <w:w w:val="75"/>
-          <w:sz w:val="26"/>
-          <w:szCs w:val="26"/>
-        </w:rPr>
-        <w:t>的名。然而，對　神而言，</w:t>
-      </w:r>
-      <w:proofErr w:type="gramStart"/>
-      <w:r>
-        <w:rPr>
-          <w:rFonts w:ascii="Barlow Condensed Medium" w:eastAsia="華康細黑體" w:hAnsi="Barlow Condensed Medium" w:cs="微軟正黑體" w:hint="eastAsia"/>
-          <w:w w:val="75"/>
-          <w:sz w:val="26"/>
-          <w:szCs w:val="26"/>
-        </w:rPr>
-        <w:t>祂</w:t>
-      </w:r>
-      <w:proofErr w:type="gramEnd"/>
-      <w:r>
-        <w:rPr>
-          <w:rFonts w:ascii="Barlow Condensed Medium" w:eastAsia="華康細黑體" w:hAnsi="Barlow Condensed Medium" w:cs="微軟正黑體" w:hint="eastAsia"/>
-          <w:w w:val="75"/>
-          <w:sz w:val="26"/>
-          <w:szCs w:val="26"/>
-        </w:rPr>
-        <w:t>也知道真相被隱藏，不應該過度責備不知者。如今，唯有　神自己能親自解開這個奧秘，這個一切都按著</w:t>
-      </w:r>
-      <w:proofErr w:type="gramStart"/>
-      <w:r>
-        <w:rPr>
-          <w:rFonts w:ascii="Barlow Condensed Medium" w:eastAsia="華康細黑體" w:hAnsi="Barlow Condensed Medium" w:cs="微軟正黑體" w:hint="eastAsia"/>
-          <w:w w:val="75"/>
-          <w:sz w:val="26"/>
-          <w:szCs w:val="26"/>
-        </w:rPr>
-        <w:t>祂</w:t>
-      </w:r>
-      <w:proofErr w:type="gramEnd"/>
-      <w:r>
-        <w:rPr>
-          <w:rFonts w:ascii="Barlow Condensed Medium" w:eastAsia="華康細黑體" w:hAnsi="Barlow Condensed Medium" w:cs="微軟正黑體" w:hint="eastAsia"/>
-          <w:w w:val="75"/>
-          <w:sz w:val="26"/>
-          <w:szCs w:val="26"/>
-        </w:rPr>
-        <w:t>的心意和計劃所成就的奧秘，是義人為何受苦的奧秘。</w:t>
+        <w:t>在猶太人的聖殿中，最外層是外邦人院，與內層的猶太人院隔著一堵高牆。牆上入口處有警語寫著：「凡闖過此牆的外邦人必被處死。」這些與外邦人隔離的規定就來自猶太律法。因此，保羅用高牆比喻律法，就是在初代教會中，造成猶太人與外邦人有嫌隙的主因。如同今日仍持續存在的族群歧視，是一種存在意識型態中的既成仇恨。在台灣歷史中有閩客的仇視，有台灣人和外省人的，有政黨藍和綠的。這些仇恨背後都存在一個極陰險的目的，就是不讓新一代的台灣人認同自己是台灣的公民。因為一個共同的身分才是能合一的要件。所以，追隨耶穌基督，就是持續留在基督裡，成為在新約下的新人，這就是初代基督徒合一的唯一基礎。在這基礎的認同下，基督的教會才有意義，才能完成　神更新、更大的救恩。</w:t>
       </w:r>
     </w:p>
     <w:p>
@@ -26451,47 +25177,7 @@
           <w:sz w:val="26"/>
           <w:szCs w:val="26"/>
         </w:rPr>
-        <w:t xml:space="preserve">　神在風中說話，免得人看見</w:t>
-      </w:r>
-      <w:proofErr w:type="gramStart"/>
-      <w:r>
-        <w:rPr>
-          <w:rFonts w:ascii="Barlow Condensed Medium" w:eastAsia="華康儷中黑" w:hAnsi="Barlow Condensed Medium" w:hint="eastAsia"/>
-          <w:w w:val="75"/>
-          <w:sz w:val="26"/>
-          <w:szCs w:val="26"/>
-        </w:rPr>
-        <w:t>祂</w:t>
-      </w:r>
-      <w:proofErr w:type="gramEnd"/>
-      <w:r>
-        <w:rPr>
-          <w:rFonts w:ascii="Barlow Condensed Medium" w:eastAsia="華康儷中黑" w:hAnsi="Barlow Condensed Medium" w:hint="eastAsia"/>
-          <w:w w:val="75"/>
-          <w:sz w:val="26"/>
-          <w:szCs w:val="26"/>
-        </w:rPr>
-        <w:t>，不能存活。同時要求約伯束腰，像要接受挑戰的勇士。其實就像許多人不能明白的奧秘一樣，苦難也是　神奧秘的計劃之</w:t>
-      </w:r>
-      <w:proofErr w:type="gramStart"/>
-      <w:r>
-        <w:rPr>
-          <w:rFonts w:ascii="Barlow Condensed Medium" w:eastAsia="華康儷中黑" w:hAnsi="Barlow Condensed Medium" w:hint="eastAsia"/>
-          <w:w w:val="75"/>
-          <w:sz w:val="26"/>
-          <w:szCs w:val="26"/>
-        </w:rPr>
-        <w:t>一</w:t>
-      </w:r>
-      <w:proofErr w:type="gramEnd"/>
-      <w:r>
-        <w:rPr>
-          <w:rFonts w:ascii="Barlow Condensed Medium" w:eastAsia="華康儷中黑" w:hAnsi="Barlow Condensed Medium" w:hint="eastAsia"/>
-          <w:w w:val="75"/>
-          <w:sz w:val="26"/>
-          <w:szCs w:val="26"/>
-        </w:rPr>
-        <w:t>。</w:t>
+        <w:t>十字架是見證新約的起點，到復活而成就。保羅只是用十字架的死來比喻人的惡必須如同通過死與復活，而成為　神國的新人。這與猶太人謀殺耶穌是二回事。</w:t>
       </w:r>
       <w:r>
         <w:rPr>
@@ -26500,9 +25186,8 @@
           <w:sz w:val="26"/>
           <w:szCs w:val="26"/>
         </w:rPr>
-        <w:t>古人，特別是古代的中東，對至高　神的想像，就是居住在高天之上。所以　神出現在大風、閃電和雷聲，甚至是火中，這些天空的現象是可以想像的，因為是人無法掌握的自然現象。而聽得見聲音，卻看不見樣貌，</w:t>
-      </w:r>
-      <w:proofErr w:type="gramStart"/>
+        <w:t>保羅藉由十字架，描述了人如何在基督裡成為新造的人。就像耶穌基督在十字架上死了，卻又復活得了新生命。追隨耶穌的人也一樣，先要在靈性上死而復活，才能成為屬基督的人，就是基督徒的意思。靈性上的死是永遠離開且放棄世上的惡，就是悔改。而靈性上的復活，就是在基督裡過去的罪得著赦免，又領受基督的教導，行義且不再犯罪。而所有的基督徒，包括猶太人的與外邦人的，都必須經歷這的十字架的改變，而成為新造的人。又不可自誇，因為一切都是　神的恩典和祂的聖靈的工作。但是，這不表示以大祭司為首的猶太人將耶穌送上十字架上是無罪的。這也不表示，出於舊約獻祭的規定，流無辜人或羔羊的血能替人贖罪。而是　神的大能，用流無辜的血的不公義，立下了新約，且讓無辜的義人復活，恢復了公義。而人被赦免應該是出於悔改，而不是流無辜的血。</w:t>
+      </w:r>
       <w:r>
         <w:rPr>
           <w:rFonts w:ascii="Barlow Condensed Medium" w:eastAsia="華康細黑體" w:hAnsi="Barlow Condensed Medium" w:cs="微軟正黑體" w:hint="eastAsia"/>
@@ -26510,9 +25195,8 @@
           <w:sz w:val="26"/>
           <w:szCs w:val="26"/>
         </w:rPr>
-        <w:t xml:space="preserve">正如　</w:t>
-      </w:r>
-      <w:proofErr w:type="gramEnd"/>
+        <w:t>基督所流、立新約的血不能</w:t>
+      </w:r>
       <w:r>
         <w:rPr>
           <w:rFonts w:ascii="Barlow Condensed Medium" w:eastAsia="華康細黑體" w:hAnsi="Barlow Condensed Medium" w:cs="微軟正黑體" w:hint="eastAsia"/>
@@ -26520,9 +25204,10 @@
           <w:sz w:val="26"/>
           <w:szCs w:val="26"/>
         </w:rPr>
-        <w:t>神親口向摩</w:t>
-      </w:r>
-      <w:proofErr w:type="gramStart"/>
+        <w:t>被</w:t>
+      </w:r>
+      <w:bookmarkStart w:id="6" w:name="_GoBack"/>
+      <w:bookmarkEnd w:id="6"/>
       <w:r>
         <w:rPr>
           <w:rFonts w:ascii="Barlow Condensed Medium" w:eastAsia="華康細黑體" w:hAnsi="Barlow Condensed Medium" w:cs="微軟正黑體" w:hint="eastAsia"/>
@@ -26530,285 +25215,7 @@
           <w:sz w:val="26"/>
           <w:szCs w:val="26"/>
         </w:rPr>
-        <w:t>西說的</w:t>
-      </w:r>
-      <w:proofErr w:type="gramEnd"/>
-      <w:r>
-        <w:rPr>
-          <w:rFonts w:ascii="Barlow Condensed Medium" w:eastAsia="華康細黑體" w:hAnsi="Barlow Condensed Medium" w:cs="微軟正黑體" w:hint="eastAsia"/>
-          <w:w w:val="75"/>
-          <w:sz w:val="26"/>
-          <w:szCs w:val="26"/>
-        </w:rPr>
-        <w:t>，沒有人看見</w:t>
-      </w:r>
-      <w:proofErr w:type="gramStart"/>
-      <w:r>
-        <w:rPr>
-          <w:rFonts w:ascii="Barlow Condensed Medium" w:eastAsia="華康細黑體" w:hAnsi="Barlow Condensed Medium" w:cs="微軟正黑體" w:hint="eastAsia"/>
-          <w:w w:val="75"/>
-          <w:sz w:val="26"/>
-          <w:szCs w:val="26"/>
-        </w:rPr>
-        <w:t>祂</w:t>
-      </w:r>
-      <w:proofErr w:type="gramEnd"/>
-      <w:r>
-        <w:rPr>
-          <w:rFonts w:ascii="Barlow Condensed Medium" w:eastAsia="華康細黑體" w:hAnsi="Barlow Condensed Medium" w:cs="微軟正黑體" w:hint="eastAsia"/>
-          <w:w w:val="75"/>
-          <w:sz w:val="26"/>
-          <w:szCs w:val="26"/>
-        </w:rPr>
-        <w:t>還能存活的。</w:t>
-      </w:r>
-      <w:r>
-        <w:rPr>
-          <w:rFonts w:ascii="Barlow Condensed Medium" w:eastAsia="華康細黑體" w:hAnsi="Barlow Condensed Medium" w:cs="微軟正黑體" w:hint="eastAsia"/>
-          <w:w w:val="75"/>
-          <w:sz w:val="26"/>
-          <w:szCs w:val="26"/>
-        </w:rPr>
-        <w:t>(</w:t>
-      </w:r>
-      <w:r>
-        <w:rPr>
-          <w:rFonts w:ascii="Barlow Condensed Medium" w:eastAsia="華康細黑體" w:hAnsi="Barlow Condensed Medium" w:cs="微軟正黑體" w:hint="eastAsia"/>
-          <w:w w:val="75"/>
-          <w:sz w:val="26"/>
-          <w:szCs w:val="26"/>
-        </w:rPr>
-        <w:t>出</w:t>
-      </w:r>
-      <w:r>
-        <w:rPr>
-          <w:rFonts w:ascii="Barlow Condensed Medium" w:eastAsia="華康細黑體" w:hAnsi="Barlow Condensed Medium" w:cs="微軟正黑體" w:hint="eastAsia"/>
-          <w:w w:val="75"/>
-          <w:sz w:val="26"/>
-          <w:szCs w:val="26"/>
-        </w:rPr>
-        <w:t>33:20)</w:t>
-      </w:r>
-      <w:r>
-        <w:rPr>
-          <w:rFonts w:ascii="Barlow Condensed Medium" w:eastAsia="華康細黑體" w:hAnsi="Barlow Condensed Medium" w:cs="微軟正黑體" w:hint="eastAsia"/>
-          <w:w w:val="75"/>
-          <w:sz w:val="26"/>
-          <w:szCs w:val="26"/>
-        </w:rPr>
-        <w:t xml:space="preserve">透過聲音，就是言語的對話，　</w:t>
-      </w:r>
-      <w:proofErr w:type="gramStart"/>
-      <w:r>
-        <w:rPr>
-          <w:rFonts w:ascii="Barlow Condensed Medium" w:eastAsia="華康細黑體" w:hAnsi="Barlow Condensed Medium" w:cs="微軟正黑體" w:hint="eastAsia"/>
-          <w:w w:val="75"/>
-          <w:sz w:val="26"/>
-          <w:szCs w:val="26"/>
-        </w:rPr>
-        <w:t>神要讓</w:t>
-      </w:r>
-      <w:proofErr w:type="gramEnd"/>
-      <w:r>
-        <w:rPr>
-          <w:rFonts w:ascii="Barlow Condensed Medium" w:eastAsia="華康細黑體" w:hAnsi="Barlow Condensed Medium" w:cs="微軟正黑體" w:hint="eastAsia"/>
-          <w:w w:val="75"/>
-          <w:sz w:val="26"/>
-          <w:szCs w:val="26"/>
-        </w:rPr>
-        <w:t>人明白</w:t>
-      </w:r>
-      <w:proofErr w:type="gramStart"/>
-      <w:r>
-        <w:rPr>
-          <w:rFonts w:ascii="Barlow Condensed Medium" w:eastAsia="華康細黑體" w:hAnsi="Barlow Condensed Medium" w:cs="微軟正黑體" w:hint="eastAsia"/>
-          <w:w w:val="75"/>
-          <w:sz w:val="26"/>
-          <w:szCs w:val="26"/>
-        </w:rPr>
-        <w:t>祂</w:t>
-      </w:r>
-      <w:proofErr w:type="gramEnd"/>
-      <w:r>
-        <w:rPr>
-          <w:rFonts w:ascii="Barlow Condensed Medium" w:eastAsia="華康細黑體" w:hAnsi="Barlow Condensed Medium" w:cs="微軟正黑體" w:hint="eastAsia"/>
-          <w:w w:val="75"/>
-          <w:sz w:val="26"/>
-          <w:szCs w:val="26"/>
-        </w:rPr>
-        <w:t xml:space="preserve">的心意和計劃。特別是計劃，就是將來要成就的事。又　神給生命有自由，不是希望人只會聽命令，更是希望人能提出問題。因為　神的知識和奧秘極多，人想知道的問題才有回答的必要。僅管　</w:t>
-      </w:r>
-      <w:proofErr w:type="gramStart"/>
-      <w:r>
-        <w:rPr>
-          <w:rFonts w:ascii="Barlow Condensed Medium" w:eastAsia="華康細黑體" w:hAnsi="Barlow Condensed Medium" w:cs="微軟正黑體" w:hint="eastAsia"/>
-          <w:w w:val="75"/>
-          <w:sz w:val="26"/>
-          <w:szCs w:val="26"/>
-        </w:rPr>
-        <w:t>神要約伯</w:t>
-      </w:r>
-      <w:proofErr w:type="gramEnd"/>
-      <w:r>
-        <w:rPr>
-          <w:rFonts w:ascii="Barlow Condensed Medium" w:eastAsia="華康細黑體" w:hAnsi="Barlow Condensed Medium" w:cs="微軟正黑體" w:hint="eastAsia"/>
-          <w:w w:val="75"/>
-          <w:sz w:val="26"/>
-          <w:szCs w:val="26"/>
-        </w:rPr>
-        <w:t xml:space="preserve">振作精神，認真地與　</w:t>
-      </w:r>
-      <w:proofErr w:type="gramStart"/>
-      <w:r>
-        <w:rPr>
-          <w:rFonts w:ascii="Barlow Condensed Medium" w:eastAsia="華康細黑體" w:hAnsi="Barlow Condensed Medium" w:cs="微軟正黑體" w:hint="eastAsia"/>
-          <w:w w:val="75"/>
-          <w:sz w:val="26"/>
-          <w:szCs w:val="26"/>
-        </w:rPr>
-        <w:t>祂</w:t>
-      </w:r>
-      <w:proofErr w:type="gramEnd"/>
-      <w:r>
-        <w:rPr>
-          <w:rFonts w:ascii="Barlow Condensed Medium" w:eastAsia="華康細黑體" w:hAnsi="Barlow Condensed Medium" w:cs="微軟正黑體" w:hint="eastAsia"/>
-          <w:w w:val="75"/>
-          <w:sz w:val="26"/>
-          <w:szCs w:val="26"/>
-        </w:rPr>
-        <w:t>對話，神卻又先提出一連串的</w:t>
-      </w:r>
-      <w:proofErr w:type="gramStart"/>
-      <w:r>
-        <w:rPr>
-          <w:rFonts w:ascii="Barlow Condensed Medium" w:eastAsia="華康細黑體" w:hAnsi="Barlow Condensed Medium" w:cs="微軟正黑體" w:hint="eastAsia"/>
-          <w:w w:val="75"/>
-          <w:sz w:val="26"/>
-          <w:szCs w:val="26"/>
-        </w:rPr>
-        <w:t>大哉問</w:t>
-      </w:r>
-      <w:proofErr w:type="gramEnd"/>
-      <w:r>
-        <w:rPr>
-          <w:rFonts w:ascii="Barlow Condensed Medium" w:eastAsia="華康細黑體" w:hAnsi="Barlow Condensed Medium" w:cs="微軟正黑體" w:hint="eastAsia"/>
-          <w:w w:val="75"/>
-          <w:sz w:val="26"/>
-          <w:szCs w:val="26"/>
-        </w:rPr>
-        <w:t>，就是宇宙萬物是如何運作的緣由，其實都是人無法明白的。我們的問題是，　神兩次的回答都用這種</w:t>
-      </w:r>
-      <w:proofErr w:type="gramStart"/>
-      <w:r>
-        <w:rPr>
-          <w:rFonts w:ascii="Barlow Condensed Medium" w:eastAsia="華康細黑體" w:hAnsi="Barlow Condensed Medium" w:cs="微軟正黑體" w:hint="eastAsia"/>
-          <w:w w:val="75"/>
-          <w:sz w:val="26"/>
-          <w:szCs w:val="26"/>
-        </w:rPr>
-        <w:t>大哉問的</w:t>
-      </w:r>
-      <w:proofErr w:type="gramEnd"/>
-      <w:r>
-        <w:rPr>
-          <w:rFonts w:ascii="Barlow Condensed Medium" w:eastAsia="華康細黑體" w:hAnsi="Barlow Condensed Medium" w:cs="微軟正黑體" w:hint="eastAsia"/>
-          <w:w w:val="75"/>
-          <w:sz w:val="26"/>
-          <w:szCs w:val="26"/>
-        </w:rPr>
-        <w:t>形式，到底為什麼？或許答案就在約伯最後的回答中：「因此我撤回</w:t>
-      </w:r>
-      <w:r>
-        <w:rPr>
-          <w:rFonts w:ascii="Barlow Condensed Medium" w:eastAsia="華康細黑體" w:hAnsi="Barlow Condensed Medium" w:cs="微軟正黑體" w:hint="eastAsia"/>
-          <w:w w:val="75"/>
-          <w:sz w:val="26"/>
-          <w:szCs w:val="26"/>
-        </w:rPr>
-        <w:t>(</w:t>
-      </w:r>
-      <w:r>
-        <w:rPr>
-          <w:rFonts w:ascii="Barlow Condensed Medium" w:eastAsia="華康細黑體" w:hAnsi="Barlow Condensed Medium" w:cs="微軟正黑體" w:hint="eastAsia"/>
-          <w:w w:val="75"/>
-          <w:sz w:val="26"/>
-          <w:szCs w:val="26"/>
-        </w:rPr>
-        <w:t>我的控訴</w:t>
-      </w:r>
-      <w:r>
-        <w:rPr>
-          <w:rFonts w:ascii="Barlow Condensed Medium" w:eastAsia="華康細黑體" w:hAnsi="Barlow Condensed Medium" w:cs="微軟正黑體" w:hint="eastAsia"/>
-          <w:w w:val="75"/>
-          <w:sz w:val="26"/>
-          <w:szCs w:val="26"/>
-        </w:rPr>
-        <w:t>)</w:t>
-      </w:r>
-      <w:r>
-        <w:rPr>
-          <w:rFonts w:ascii="Barlow Condensed Medium" w:eastAsia="華康細黑體" w:hAnsi="Barlow Condensed Medium" w:cs="微軟正黑體" w:hint="eastAsia"/>
-          <w:w w:val="75"/>
-          <w:sz w:val="26"/>
-          <w:szCs w:val="26"/>
-        </w:rPr>
-        <w:t>，我在塵土和灰燼中得安慰。」</w:t>
-      </w:r>
-      <w:r>
-        <w:rPr>
-          <w:rFonts w:ascii="Barlow Condensed Medium" w:eastAsia="華康細黑體" w:hAnsi="Barlow Condensed Medium" w:cs="微軟正黑體" w:hint="eastAsia"/>
-          <w:w w:val="75"/>
-          <w:sz w:val="26"/>
-          <w:szCs w:val="26"/>
-        </w:rPr>
-        <w:t>(</w:t>
-      </w:r>
-      <w:r>
-        <w:rPr>
-          <w:rFonts w:ascii="Barlow Condensed Medium" w:eastAsia="華康儷中黑" w:hAnsi="Barlow Condensed Medium" w:hint="eastAsia"/>
-          <w:w w:val="75"/>
-          <w:sz w:val="26"/>
-          <w:szCs w:val="26"/>
-        </w:rPr>
-        <w:t>42:6</w:t>
-      </w:r>
-      <w:r>
-        <w:rPr>
-          <w:rFonts w:ascii="Barlow Condensed Medium" w:eastAsia="華康細黑體" w:hAnsi="Barlow Condensed Medium" w:cs="微軟正黑體" w:hint="eastAsia"/>
-          <w:w w:val="75"/>
-          <w:sz w:val="26"/>
-          <w:szCs w:val="26"/>
-        </w:rPr>
-        <w:t>)</w:t>
-      </w:r>
-      <w:r>
-        <w:rPr>
-          <w:rFonts w:ascii="Barlow Condensed Medium" w:eastAsia="華康細黑體" w:hAnsi="Barlow Condensed Medium" w:cs="微軟正黑體" w:hint="eastAsia"/>
-          <w:w w:val="75"/>
-          <w:sz w:val="26"/>
-          <w:szCs w:val="26"/>
-        </w:rPr>
-        <w:t>意思是說，生命活著有更大的意義是在於尋求　神無限的奧秘，包括這苦難的奧秘。所以，人不應該咒</w:t>
-      </w:r>
-      <w:proofErr w:type="gramStart"/>
-      <w:r>
-        <w:rPr>
-          <w:rFonts w:ascii="Barlow Condensed Medium" w:eastAsia="華康細黑體" w:hAnsi="Barlow Condensed Medium" w:cs="微軟正黑體" w:hint="eastAsia"/>
-          <w:w w:val="75"/>
-          <w:sz w:val="26"/>
-          <w:szCs w:val="26"/>
-        </w:rPr>
-        <w:t>詛</w:t>
-      </w:r>
-      <w:proofErr w:type="gramEnd"/>
-      <w:r>
-        <w:rPr>
-          <w:rFonts w:ascii="Barlow Condensed Medium" w:eastAsia="華康細黑體" w:hAnsi="Barlow Condensed Medium" w:cs="微軟正黑體" w:hint="eastAsia"/>
-          <w:w w:val="75"/>
-          <w:sz w:val="26"/>
-          <w:szCs w:val="26"/>
-        </w:rPr>
-        <w:t>自己的生命。</w:t>
+        <w:t>當作舊約的贖罪祭。</w:t>
       </w:r>
     </w:p>
     <w:p>
@@ -26831,25 +25238,7 @@
           <w:sz w:val="26"/>
           <w:szCs w:val="26"/>
         </w:rPr>
-        <w:t>天地萬物之間存在人所不明白的奧秘，　神任憑自己的心意向人揭示。</w:t>
-      </w:r>
-      <w:r>
-        <w:rPr>
-          <w:rFonts w:ascii="Barlow Condensed Medium" w:eastAsia="華康儷中黑" w:hAnsi="Barlow Condensed Medium" w:hint="eastAsia"/>
-          <w:w w:val="75"/>
-          <w:sz w:val="26"/>
-          <w:szCs w:val="26"/>
-        </w:rPr>
-        <w:t>36</w:t>
-      </w:r>
-      <w:r>
-        <w:rPr>
-          <w:rFonts w:ascii="Barlow Condensed Medium" w:eastAsia="華康儷中黑" w:hAnsi="Barlow Condensed Medium" w:hint="eastAsia"/>
-          <w:w w:val="75"/>
-          <w:sz w:val="26"/>
-          <w:szCs w:val="26"/>
-        </w:rPr>
-        <w:t>節譯成：「誰把智慧放在懷裡，或把聰明置於天象之中？」或許更好一些。</w:t>
+        <w:t>「保羅新觀」的問題只是放大了保羅認為舊約依然有效，卻忽略了新約更大的救贖。不論猶太人或外邦人，都必須在耶穌基督裡，成為合一的新人，才能得救。</w:t>
       </w:r>
       <w:r>
         <w:rPr>
@@ -26858,9 +25247,8 @@
           <w:sz w:val="26"/>
           <w:szCs w:val="26"/>
         </w:rPr>
-        <w:t>顯然，生命的奧秘比苦難的奧秘更重要的多；即　神關心約伯咒</w:t>
-      </w:r>
-      <w:proofErr w:type="gramStart"/>
+        <w:t>二戰期間，德國人以猶太人殺害耶穌為名來屠殺猶太人，實在大大羞辱了耶穌之名。提出保羅新觀的德國學者，認為馬丁路德的解釋，讓自宗教改革以來，基督徒一直誤解保羅仇視猶太人。然而保羅遇到的猶太人至少可分四種不同的群體。一是仇視耶穌的，二是不仇視也不追隨耶穌的，三是追隨耶穌卻傳舊約律法的，四是追隨耶穌且接受新約的。所以，我們不能說保羅認同所有的猶太人，只能說，保羅認為猶太人認同舊約的救恩並沒有錯。重點是保羅強調新約是舊約的延續，在末日都要成全。錯的只有藉著律法佔權和濫權的人。所以，不論世人用什麼觀點看保羅，我們都必須回到保羅自己的見證：「你們應該效法我，好像我效法基督一樣。」</w:t>
+      </w:r>
       <w:r>
         <w:rPr>
           <w:rFonts w:ascii="Barlow Condensed Medium" w:eastAsia="華康細黑體" w:hAnsi="Barlow Condensed Medium" w:cs="微軟正黑體" w:hint="eastAsia"/>
@@ -26868,9 +25256,8 @@
           <w:sz w:val="26"/>
           <w:szCs w:val="26"/>
         </w:rPr>
-        <w:t>詛</w:t>
-      </w:r>
-      <w:proofErr w:type="gramEnd"/>
+        <w:t>(</w:t>
+      </w:r>
       <w:r>
         <w:rPr>
           <w:rFonts w:ascii="Barlow Condensed Medium" w:eastAsia="華康細黑體" w:hAnsi="Barlow Condensed Medium" w:cs="微軟正黑體" w:hint="eastAsia"/>
@@ -26878,7 +25265,7 @@
           <w:sz w:val="26"/>
           <w:szCs w:val="26"/>
         </w:rPr>
-        <w:t>自己的生命，更甚於約伯的朋友關心他的苦難。</w:t>
+        <w:t>林前</w:t>
       </w:r>
       <w:r>
         <w:rPr>
@@ -26887,7 +25274,7 @@
           <w:sz w:val="26"/>
           <w:szCs w:val="26"/>
         </w:rPr>
-        <w:t>36</w:t>
+        <w:t>11:1)</w:t>
       </w:r>
       <w:r>
         <w:rPr>
@@ -26896,56 +25283,7 @@
           <w:sz w:val="26"/>
           <w:szCs w:val="26"/>
         </w:rPr>
-        <w:t>節點出了　神創造有靈的活人的意義。就是　神能把智慧放在人的心中，就是人能領受和白明的知識和道理，又將這些智慧預藏在宇宙萬物之中，藉著自然生態和天體的運行，向人顯露出來。重點是，在所有的受造物之中，唯有人能擁有　神的智慧，這就是人的存在最大的奧秘。因此，生命追尋　神的奧秘正是　神所喜悅的，正如義人尋求　神的公義乃是正確的。所以，</w:t>
-      </w:r>
-      <w:proofErr w:type="gramStart"/>
-      <w:r>
-        <w:rPr>
-          <w:rFonts w:ascii="Barlow Condensed Medium" w:eastAsia="華康細黑體" w:hAnsi="Barlow Condensed Medium" w:cs="微軟正黑體" w:hint="eastAsia"/>
-          <w:w w:val="75"/>
-          <w:sz w:val="26"/>
-          <w:szCs w:val="26"/>
-        </w:rPr>
-        <w:t>來自於惡者</w:t>
-      </w:r>
-      <w:proofErr w:type="gramEnd"/>
-      <w:r>
-        <w:rPr>
-          <w:rFonts w:ascii="Barlow Condensed Medium" w:eastAsia="華康細黑體" w:hAnsi="Barlow Condensed Medium" w:cs="微軟正黑體" w:hint="eastAsia"/>
-          <w:w w:val="75"/>
-          <w:sz w:val="26"/>
-          <w:szCs w:val="26"/>
-        </w:rPr>
-        <w:t xml:space="preserve">魔鬼的打擊或是無法避免的自然力量，包括　</w:t>
-      </w:r>
-      <w:proofErr w:type="gramStart"/>
-      <w:r>
-        <w:rPr>
-          <w:rFonts w:ascii="Barlow Condensed Medium" w:eastAsia="華康細黑體" w:hAnsi="Barlow Condensed Medium" w:cs="微軟正黑體" w:hint="eastAsia"/>
-          <w:w w:val="75"/>
-          <w:sz w:val="26"/>
-          <w:szCs w:val="26"/>
-        </w:rPr>
-        <w:t>神用災禍</w:t>
-      </w:r>
-      <w:proofErr w:type="gramEnd"/>
-      <w:r>
-        <w:rPr>
-          <w:rFonts w:ascii="Barlow Condensed Medium" w:eastAsia="華康細黑體" w:hAnsi="Barlow Condensed Medium" w:cs="微軟正黑體" w:hint="eastAsia"/>
-          <w:w w:val="75"/>
-          <w:sz w:val="26"/>
-          <w:szCs w:val="26"/>
-        </w:rPr>
-        <w:t>來打擊惡人，都是阻止人去尋求　神的。但是，真正的義人，在任何的狀況下，都不會離棄　神，不會放</w:t>
-      </w:r>
-      <w:r>
-        <w:rPr>
-          <w:rFonts w:ascii="Barlow Condensed Medium" w:eastAsia="華康細黑體" w:hAnsi="Barlow Condensed Medium" w:cs="微軟正黑體" w:hint="eastAsia"/>
-          <w:w w:val="75"/>
-          <w:sz w:val="26"/>
-          <w:szCs w:val="26"/>
-        </w:rPr>
-        <w:t>棄尋求　神的心意和智慧。</w:t>
+        <w:t>耶穌基督才是福音的焦點。唯有在基督裡成為新造的人，人與人與恨仇才能真正消滅，世界才能有真正的和平。</w:t>
       </w:r>
     </w:p>
     <w:p>
@@ -26976,7 +25314,7 @@
           <w:sz w:val="26"/>
           <w:szCs w:val="26"/>
         </w:rPr>
-        <w:t>發現　神的奧秘和巧思</w:t>
+        <w:t xml:space="preserve">　神國使世界合一</w:t>
       </w:r>
       <w:r>
         <w:rPr>
@@ -26994,65 +25332,7 @@
           <w:sz w:val="26"/>
           <w:szCs w:val="26"/>
         </w:rPr>
-        <w:t>牛頓沒有發明地心引力，是發現。福蘭克林沒有發明電，也是發現。人用從　神而來的創造力發明了許多東西，都不能超出　神早已創造了這宇宙萬物其中的奧秘，也就是不能無中生有、起死回生，甚至時光倒流。就算是相對論或量子力學都只嚐試解釋了宇宙奧秘的</w:t>
-      </w:r>
-      <w:proofErr w:type="gramStart"/>
-      <w:r>
-        <w:rPr>
-          <w:rFonts w:ascii="Cambria" w:eastAsia="華康細黑體" w:hAnsi="Cambria" w:cs="Cambria" w:hint="eastAsia"/>
-          <w:w w:val="75"/>
-          <w:sz w:val="26"/>
-          <w:szCs w:val="26"/>
-        </w:rPr>
-        <w:t>一</w:t>
-      </w:r>
-      <w:proofErr w:type="gramEnd"/>
-      <w:r>
-        <w:rPr>
-          <w:rFonts w:ascii="Cambria" w:eastAsia="華康細黑體" w:hAnsi="Cambria" w:cs="Cambria" w:hint="eastAsia"/>
-          <w:w w:val="75"/>
-          <w:sz w:val="26"/>
-          <w:szCs w:val="26"/>
-        </w:rPr>
-        <w:t>部份。又醫學科技沒有消滅病毒，只是找到人體的免疫系統對抗病毒的開關。然而，真正發現　神隱藏</w:t>
-      </w:r>
-      <w:proofErr w:type="gramStart"/>
-      <w:r>
-        <w:rPr>
-          <w:rFonts w:ascii="Cambria" w:eastAsia="華康細黑體" w:hAnsi="Cambria" w:cs="Cambria" w:hint="eastAsia"/>
-          <w:w w:val="75"/>
-          <w:sz w:val="26"/>
-          <w:szCs w:val="26"/>
-        </w:rPr>
-        <w:t>在受造世界</w:t>
-      </w:r>
-      <w:proofErr w:type="gramEnd"/>
-      <w:r>
-        <w:rPr>
-          <w:rFonts w:ascii="Cambria" w:eastAsia="華康細黑體" w:hAnsi="Cambria" w:cs="Cambria" w:hint="eastAsia"/>
-          <w:w w:val="75"/>
-          <w:sz w:val="26"/>
-          <w:szCs w:val="26"/>
-        </w:rPr>
-        <w:t>中的奧秘的人是謙卑和敬畏的，反而對這些</w:t>
-      </w:r>
-      <w:r>
-        <w:rPr>
-          <w:rFonts w:ascii="Cambria" w:eastAsia="華康細黑體" w:hAnsi="Cambria" w:cs="Cambria" w:hint="eastAsia"/>
-          <w:w w:val="75"/>
-          <w:sz w:val="26"/>
-          <w:szCs w:val="26"/>
-        </w:rPr>
-        <w:t>科學</w:t>
-      </w:r>
-      <w:r>
-        <w:rPr>
-          <w:rFonts w:ascii="Cambria" w:eastAsia="華康細黑體" w:hAnsi="Cambria" w:cs="Cambria" w:hint="eastAsia"/>
-          <w:w w:val="75"/>
-          <w:sz w:val="26"/>
-          <w:szCs w:val="26"/>
-        </w:rPr>
-        <w:t>知識一知半解的人卻大力宣告　神已死了。無論如何，人無法否定，生命的驚奇和意義，只發生在　神的真理和奧秘被發現或實踐的時刻。</w:t>
+        <w:t>觀察世人的仇恨，除了有實際相互虧欠公義的行為，就屬世代傳承在族群中的意識型態了。主要有兩種，一是種族或民族主義，二是宗教對立的歷史觀。這也是國與國之間最主要的戰爭起因，而內戰通常只是爭權奪利。像俄烏戰爭，以及台海和南北韓的問題，就是為了爭誰才是民族真正的代言人，就算對方不想爭也不行。此外，以哈、以黎和美伊戰爭，就是極權政府一直在製造宗教仇恨和恐怖攻擊而引發的。當然，戰爭使無辜百姓受害受苦是不公義，但是參與在製造仇恨的百姓就不能視為無辜。悲哀的是，這種仇恨是藉由極權政府長久對人民洗腦而種下的。因此，基督徒有一個特徵在這個時代就顯得極為重要，就是在基督裡能放下仇恨。和平才是公義真正的目的，而唯有　神能用復活來恢復所有被殺的義人的公義，即只有在　神的國度下，人與人才能有真正的和平。</w:t>
       </w:r>
     </w:p>
     <w:p>
@@ -27075,47 +25355,7 @@
           <w:sz w:val="26"/>
           <w:szCs w:val="26"/>
         </w:rPr>
-        <w:t xml:space="preserve">　神樂意人向</w:t>
-      </w:r>
-      <w:proofErr w:type="gramStart"/>
-      <w:r>
-        <w:rPr>
-          <w:rFonts w:ascii="Barlow Condensed Medium" w:eastAsia="華康儷中黑" w:hAnsi="Barlow Condensed Medium" w:hint="eastAsia"/>
-          <w:w w:val="75"/>
-          <w:sz w:val="26"/>
-          <w:szCs w:val="26"/>
-        </w:rPr>
-        <w:t>祂</w:t>
-      </w:r>
-      <w:proofErr w:type="gramEnd"/>
-      <w:r>
-        <w:rPr>
-          <w:rFonts w:ascii="Barlow Condensed Medium" w:eastAsia="華康儷中黑" w:hAnsi="Barlow Condensed Medium" w:hint="eastAsia"/>
-          <w:w w:val="75"/>
-          <w:sz w:val="26"/>
-          <w:szCs w:val="26"/>
-        </w:rPr>
-        <w:t>求問被隱藏的知識，然而只有</w:t>
-      </w:r>
-      <w:proofErr w:type="gramStart"/>
-      <w:r>
-        <w:rPr>
-          <w:rFonts w:ascii="Barlow Condensed Medium" w:eastAsia="華康儷中黑" w:hAnsi="Barlow Condensed Medium" w:hint="eastAsia"/>
-          <w:w w:val="75"/>
-          <w:sz w:val="26"/>
-          <w:szCs w:val="26"/>
-        </w:rPr>
-        <w:t>祂</w:t>
-      </w:r>
-      <w:proofErr w:type="gramEnd"/>
-      <w:r>
-        <w:rPr>
-          <w:rFonts w:ascii="Barlow Condensed Medium" w:eastAsia="華康儷中黑" w:hAnsi="Barlow Condensed Medium" w:hint="eastAsia"/>
-          <w:w w:val="75"/>
-          <w:sz w:val="26"/>
-          <w:szCs w:val="26"/>
-        </w:rPr>
-        <w:t>所喜悅的義人得以明白。亦即，人對於困惑不明的事或是對　神有限的認識，都須自知且求　神賜智慧在懷中。</w:t>
+        <w:t>所謂合而為一，是指追隨耶穌基督，在基督裡，又藉恩典和聖靈的大能，成為新造的義人、　神國公民，和　神的兒女，同做　神的家人，的身分上的同一性。</w:t>
       </w:r>
       <w:r>
         <w:rPr>
@@ -27124,9 +25364,8 @@
           <w:sz w:val="26"/>
           <w:szCs w:val="26"/>
         </w:rPr>
-        <w:t>對掌管時間、空間和萬物的　神而言，物質上的苦難或祝福都不是問題。若觀察</w:t>
-      </w:r>
-      <w:proofErr w:type="gramStart"/>
+        <w:t>保羅的教會觀才是保羅書信的重點。那些還在討論保羅喜歡猶太人多或外邦人多的人，只是在找一座已經拆掉的牆。而保羅卻已經進入了合而為一的新聖殿觀，就是以基督為首的教會觀。同為　神的兒女和家人成為人類和平唯一的可能，也成了今日人權平等的根基。追隨耶穌就是找到這個身分認同的唯一途徑。</w:t>
+      </w:r>
       <w:r>
         <w:rPr>
           <w:rFonts w:ascii="Barlow Condensed Medium" w:eastAsia="華康細黑體" w:hAnsi="Barlow Condensed Medium" w:cs="微軟正黑體" w:hint="eastAsia"/>
@@ -27134,111 +25373,12 @@
           <w:sz w:val="26"/>
           <w:szCs w:val="26"/>
         </w:rPr>
-        <w:t xml:space="preserve">之後　</w:t>
-      </w:r>
-      <w:proofErr w:type="gramEnd"/>
-      <w:r>
-        <w:rPr>
-          <w:rFonts w:ascii="Barlow Condensed Medium" w:eastAsia="華康細黑體" w:hAnsi="Barlow Condensed Medium" w:cs="微軟正黑體" w:hint="eastAsia"/>
-          <w:w w:val="75"/>
-          <w:sz w:val="26"/>
-          <w:szCs w:val="26"/>
-        </w:rPr>
-        <w:t>神加給約伯的祝福就能明白。所有的財產都能加倍，就是兒女不能，因為人生命的價值無可取代。所以，約伯的兒女不是復活，就是時光倒流，又或是在災禍中被　神保護和隱藏。反而是世人搞錯了生命的意義，把生命的結局放在享福或是</w:t>
-      </w:r>
-      <w:proofErr w:type="gramStart"/>
-      <w:r>
-        <w:rPr>
-          <w:rFonts w:ascii="Barlow Condensed Medium" w:eastAsia="華康細黑體" w:hAnsi="Barlow Condensed Medium" w:cs="微軟正黑體" w:hint="eastAsia"/>
-          <w:w w:val="75"/>
-          <w:sz w:val="26"/>
-          <w:szCs w:val="26"/>
-        </w:rPr>
-        <w:t>遭禍上</w:t>
-      </w:r>
-      <w:proofErr w:type="gramEnd"/>
-      <w:r>
-        <w:rPr>
-          <w:rFonts w:ascii="Barlow Condensed Medium" w:eastAsia="華康細黑體" w:hAnsi="Barlow Condensed Medium" w:cs="微軟正黑體" w:hint="eastAsia"/>
-          <w:w w:val="75"/>
-          <w:sz w:val="26"/>
-          <w:szCs w:val="26"/>
-        </w:rPr>
-        <w:t>，或是說好死或是</w:t>
-      </w:r>
-      <w:proofErr w:type="gramStart"/>
-      <w:r>
-        <w:rPr>
-          <w:rFonts w:ascii="Barlow Condensed Medium" w:eastAsia="華康細黑體" w:hAnsi="Barlow Condensed Medium" w:cs="微軟正黑體" w:hint="eastAsia"/>
-          <w:w w:val="75"/>
-          <w:sz w:val="26"/>
-          <w:szCs w:val="26"/>
-        </w:rPr>
-        <w:t>歹</w:t>
-      </w:r>
-      <w:proofErr w:type="gramEnd"/>
-      <w:r>
-        <w:rPr>
-          <w:rFonts w:ascii="Barlow Condensed Medium" w:eastAsia="華康細黑體" w:hAnsi="Barlow Condensed Medium" w:cs="微軟正黑體" w:hint="eastAsia"/>
-          <w:w w:val="75"/>
-          <w:sz w:val="26"/>
-          <w:szCs w:val="26"/>
-        </w:rPr>
-        <w:t>死的差別。因此，　神最後的提問乃是對人的忠告。選擇尋求　神的奧秘，同時又參與奧秘的行動，就是行　神旨意的人，包括　神的公義和</w:t>
-      </w:r>
-      <w:proofErr w:type="gramStart"/>
-      <w:r>
-        <w:rPr>
-          <w:rFonts w:ascii="Barlow Condensed Medium" w:eastAsia="華康細黑體" w:hAnsi="Barlow Condensed Medium" w:cs="微軟正黑體" w:hint="eastAsia"/>
-          <w:w w:val="75"/>
-          <w:sz w:val="26"/>
-          <w:szCs w:val="26"/>
-        </w:rPr>
-        <w:t>祂</w:t>
-      </w:r>
-      <w:proofErr w:type="gramEnd"/>
-      <w:r>
-        <w:rPr>
-          <w:rFonts w:ascii="Barlow Condensed Medium" w:eastAsia="華康細黑體" w:hAnsi="Barlow Condensed Medium" w:cs="微軟正黑體" w:hint="eastAsia"/>
-          <w:w w:val="75"/>
-          <w:sz w:val="26"/>
-          <w:szCs w:val="26"/>
-        </w:rPr>
-        <w:t>的計劃的，才是找到生命真正意義的人。他們不但是義人，同是也是　神分享</w:t>
-      </w:r>
-      <w:proofErr w:type="gramStart"/>
-      <w:r>
-        <w:rPr>
-          <w:rFonts w:ascii="Barlow Condensed Medium" w:eastAsia="華康細黑體" w:hAnsi="Barlow Condensed Medium" w:cs="微軟正黑體" w:hint="eastAsia"/>
-          <w:w w:val="75"/>
-          <w:sz w:val="26"/>
-          <w:szCs w:val="26"/>
-        </w:rPr>
-        <w:t>祂</w:t>
-      </w:r>
-      <w:proofErr w:type="gramEnd"/>
-      <w:r>
-        <w:rPr>
-          <w:rFonts w:ascii="Barlow Condensed Medium" w:eastAsia="華康細黑體" w:hAnsi="Barlow Condensed Medium" w:cs="微軟正黑體" w:hint="eastAsia"/>
-          <w:w w:val="75"/>
-          <w:sz w:val="26"/>
-          <w:szCs w:val="26"/>
-        </w:rPr>
-        <w:t>的智慧的朋友。</w:t>
-      </w:r>
-      <w:r>
-        <w:rPr>
-          <w:rFonts w:ascii="Barlow Condensed Medium" w:eastAsia="華康細黑體" w:hAnsi="Barlow Condensed Medium" w:cs="微軟正黑體" w:hint="eastAsia"/>
-          <w:w w:val="75"/>
-          <w:sz w:val="26"/>
-          <w:szCs w:val="26"/>
-        </w:rPr>
         <w:sym w:font="Wingdings" w:char="F043"/>
       </w:r>
     </w:p>
     <w:sectPr>
-      <w:headerReference w:type="even" r:id="rId16"/>
-      <w:headerReference w:type="default" r:id="rId17"/>
+      <w:headerReference w:type="even" r:id="rId17"/>
+      <w:headerReference w:type="default" r:id="rId18"/>
       <w:type w:val="evenPage"/>
       <w:pgSz w:w="20639" w:h="14572" w:orient="landscape" w:code="12"/>
       <w:pgMar w:top="794" w:right="567" w:bottom="510" w:left="567" w:header="340" w:footer="454" w:gutter="0"/>
@@ -27256,7 +25396,7 @@
 </file>
 
 <file path=word/endnotes.xml><?xml version="1.0" encoding="utf-8"?>
-<w:endnotes xmlns:wpc="http://schemas.microsoft.com/office/word/2010/wordprocessingCanvas" xmlns:cx="http://schemas.microsoft.com/office/drawing/2014/chartex" xmlns:cx1="http://schemas.microsoft.com/office/drawing/2015/9/8/chartex" xmlns:cx2="http://schemas.microsoft.com/office/drawing/2015/10/21/chartex" xmlns:cx3="http://schemas.microsoft.com/office/drawing/2016/5/9/chartex" xmlns:cx4="http://schemas.microsoft.com/office/drawing/2016/5/10/chartex" xmlns:cx5="http://schemas.microsoft.com/office/drawing/2016/5/11/chartex" xmlns:cx6="http://schemas.microsoft.com/office/drawing/2016/5/12/chartex" xmlns:cx7="http://schemas.microsoft.com/office/drawing/2016/5/13/chartex" xmlns:cx8="http://schemas.microsoft.com/office/drawing/2016/5/14/chartex" xmlns:mc="http://schemas.openxmlformats.org/markup-compatibility/2006" xmlns:aink="http://schemas.microsoft.com/office/drawing/2016/ink" xmlns:am3d="http://schemas.microsoft.com/office/drawing/2017/model3d" xmlns:o="urn:schemas-microsoft-com:office:office" xmlns:oel="http://schemas.microsoft.com/office/2019/extlst" xmlns:r="http://schemas.openxmlformats.org/officeDocument/2006/relationships" xmlns:m="http://schemas.openxmlformats.org/officeDocument/2006/math" xmlns:v="urn:schemas-microsoft-com:vml" xmlns:wp14="http://schemas.microsoft.com/office/word/2010/wordprocessingDrawing" xmlns:wp="http://schemas.openxmlformats.org/drawingml/2006/wordprocessingDrawing" xmlns:w10="urn:schemas-microsoft-com:office:word" xmlns:w="http://schemas.openxmlformats.org/wordprocessingml/2006/main" xmlns:w14="http://schemas.microsoft.com/office/word/2010/wordml" xmlns:w15="http://schemas.microsoft.com/office/word/2012/wordml" xmlns:w16cex="http://schemas.microsoft.com/office/word/2018/wordml/cex" xmlns:w16cid="http://schemas.microsoft.com/office/word/2016/wordml/cid" xmlns:w16="http://schemas.microsoft.com/office/word/2018/wordml" xmlns:w16sdtdh="http://schemas.microsoft.com/office/word/2020/wordml/sdtdatahash" xmlns:w16se="http://schemas.microsoft.com/office/word/2015/wordml/symex" xmlns:wpg="http://schemas.microsoft.com/office/word/2010/wordprocessingGroup" xmlns:wpi="http://schemas.microsoft.com/office/word/2010/wordprocessingInk" xmlns:wne="http://schemas.microsoft.com/office/word/2006/wordml" xmlns:wps="http://schemas.microsoft.com/office/word/2010/wordprocessingShape" mc:Ignorable="w14 w15 w16se w16cid w16 w16cex w16sdtdh wp14">
+<w:endnotes xmlns:wpc="http://schemas.microsoft.com/office/word/2010/wordprocessingCanvas" xmlns:mc="http://schemas.openxmlformats.org/markup-compatibility/2006" xmlns:o="urn:schemas-microsoft-com:office:office" xmlns:r="http://schemas.openxmlformats.org/officeDocument/2006/relationships" xmlns:m="http://schemas.openxmlformats.org/officeDocument/2006/math" xmlns:v="urn:schemas-microsoft-com:vml" xmlns:wp14="http://schemas.microsoft.com/office/word/2010/wordprocessingDrawing" xmlns:wp="http://schemas.openxmlformats.org/drawingml/2006/wordprocessingDrawing" xmlns:w10="urn:schemas-microsoft-com:office:word" xmlns:w="http://schemas.openxmlformats.org/wordprocessingml/2006/main" xmlns:w14="http://schemas.microsoft.com/office/word/2010/wordml" xmlns:w15="http://schemas.microsoft.com/office/word/2012/wordml" xmlns:wpg="http://schemas.microsoft.com/office/word/2010/wordprocessingGroup" xmlns:wpi="http://schemas.microsoft.com/office/word/2010/wordprocessingInk" xmlns:wne="http://schemas.microsoft.com/office/word/2006/wordml" xmlns:wps="http://schemas.microsoft.com/office/word/2010/wordprocessingShape" mc:Ignorable="w14 w15 wp14">
   <w:endnote w:type="separator" w:id="-1">
     <w:p>
       <w:r>
@@ -27275,7 +25415,7 @@
 </file>
 
 <file path=word/footnotes.xml><?xml version="1.0" encoding="utf-8"?>
-<w:footnotes xmlns:wpc="http://schemas.microsoft.com/office/word/2010/wordprocessingCanvas" xmlns:cx="http://schemas.microsoft.com/office/drawing/2014/chartex" xmlns:cx1="http://schemas.microsoft.com/office/drawing/2015/9/8/chartex" xmlns:cx2="http://schemas.microsoft.com/office/drawing/2015/10/21/chartex" xmlns:cx3="http://schemas.microsoft.com/office/drawing/2016/5/9/chartex" xmlns:cx4="http://schemas.microsoft.com/office/drawing/2016/5/10/chartex" xmlns:cx5="http://schemas.microsoft.com/office/drawing/2016/5/11/chartex" xmlns:cx6="http://schemas.microsoft.com/office/drawing/2016/5/12/chartex" xmlns:cx7="http://schemas.microsoft.com/office/drawing/2016/5/13/chartex" xmlns:cx8="http://schemas.microsoft.com/office/drawing/2016/5/14/chartex" xmlns:mc="http://schemas.openxmlformats.org/markup-compatibility/2006" xmlns:aink="http://schemas.microsoft.com/office/drawing/2016/ink" xmlns:am3d="http://schemas.microsoft.com/office/drawing/2017/model3d" xmlns:o="urn:schemas-microsoft-com:office:office" xmlns:oel="http://schemas.microsoft.com/office/2019/extlst" xmlns:r="http://schemas.openxmlformats.org/officeDocument/2006/relationships" xmlns:m="http://schemas.openxmlformats.org/officeDocument/2006/math" xmlns:v="urn:schemas-microsoft-com:vml" xmlns:wp14="http://schemas.microsoft.com/office/word/2010/wordprocessingDrawing" xmlns:wp="http://schemas.openxmlformats.org/drawingml/2006/wordprocessingDrawing" xmlns:w10="urn:schemas-microsoft-com:office:word" xmlns:w="http://schemas.openxmlformats.org/wordprocessingml/2006/main" xmlns:w14="http://schemas.microsoft.com/office/word/2010/wordml" xmlns:w15="http://schemas.microsoft.com/office/word/2012/wordml" xmlns:w16cex="http://schemas.microsoft.com/office/word/2018/wordml/cex" xmlns:w16cid="http://schemas.microsoft.com/office/word/2016/wordml/cid" xmlns:w16="http://schemas.microsoft.com/office/word/2018/wordml" xmlns:w16sdtdh="http://schemas.microsoft.com/office/word/2020/wordml/sdtdatahash" xmlns:w16se="http://schemas.microsoft.com/office/word/2015/wordml/symex" xmlns:wpg="http://schemas.microsoft.com/office/word/2010/wordprocessingGroup" xmlns:wpi="http://schemas.microsoft.com/office/word/2010/wordprocessingInk" xmlns:wne="http://schemas.microsoft.com/office/word/2006/wordml" xmlns:wps="http://schemas.microsoft.com/office/word/2010/wordprocessingShape" mc:Ignorable="w14 w15 w16se w16cid w16 w16cex w16sdtdh wp14">
+<w:footnotes xmlns:wpc="http://schemas.microsoft.com/office/word/2010/wordprocessingCanvas" xmlns:mc="http://schemas.openxmlformats.org/markup-compatibility/2006" xmlns:o="urn:schemas-microsoft-com:office:office" xmlns:r="http://schemas.openxmlformats.org/officeDocument/2006/relationships" xmlns:m="http://schemas.openxmlformats.org/officeDocument/2006/math" xmlns:v="urn:schemas-microsoft-com:vml" xmlns:wp14="http://schemas.microsoft.com/office/word/2010/wordprocessingDrawing" xmlns:wp="http://schemas.openxmlformats.org/drawingml/2006/wordprocessingDrawing" xmlns:w10="urn:schemas-microsoft-com:office:word" xmlns:w="http://schemas.openxmlformats.org/wordprocessingml/2006/main" xmlns:w14="http://schemas.microsoft.com/office/word/2010/wordml" xmlns:w15="http://schemas.microsoft.com/office/word/2012/wordml" xmlns:wpg="http://schemas.microsoft.com/office/word/2010/wordprocessingGroup" xmlns:wpi="http://schemas.microsoft.com/office/word/2010/wordprocessingInk" xmlns:wne="http://schemas.microsoft.com/office/word/2006/wordml" xmlns:wps="http://schemas.microsoft.com/office/word/2010/wordprocessingShape" mc:Ignorable="w14 w15 wp14">
   <w:footnote w:type="separator" w:id="-1">
     <w:p>
       <w:r>
@@ -27294,7 +25434,7 @@
 </file>
 
 <file path=word/header1.xml><?xml version="1.0" encoding="utf-8"?>
-<w:hdr xmlns:wpc="http://schemas.microsoft.com/office/word/2010/wordprocessingCanvas" xmlns:cx="http://schemas.microsoft.com/office/drawing/2014/chartex" xmlns:cx1="http://schemas.microsoft.com/office/drawing/2015/9/8/chartex" xmlns:cx2="http://schemas.microsoft.com/office/drawing/2015/10/21/chartex" xmlns:cx3="http://schemas.microsoft.com/office/drawing/2016/5/9/chartex" xmlns:cx4="http://schemas.microsoft.com/office/drawing/2016/5/10/chartex" xmlns:cx5="http://schemas.microsoft.com/office/drawing/2016/5/11/chartex" xmlns:cx6="http://schemas.microsoft.com/office/drawing/2016/5/12/chartex" xmlns:cx7="http://schemas.microsoft.com/office/drawing/2016/5/13/chartex" xmlns:cx8="http://schemas.microsoft.com/office/drawing/2016/5/14/chartex" xmlns:mc="http://schemas.openxmlformats.org/markup-compatibility/2006" xmlns:aink="http://schemas.microsoft.com/office/drawing/2016/ink" xmlns:am3d="http://schemas.microsoft.com/office/drawing/2017/model3d" xmlns:o="urn:schemas-microsoft-com:office:office" xmlns:oel="http://schemas.microsoft.com/office/2019/extlst" xmlns:r="http://schemas.openxmlformats.org/officeDocument/2006/relationships" xmlns:m="http://schemas.openxmlformats.org/officeDocument/2006/math" xmlns:v="urn:schemas-microsoft-com:vml" xmlns:wp14="http://schemas.microsoft.com/office/word/2010/wordprocessingDrawing" xmlns:wp="http://schemas.openxmlformats.org/drawingml/2006/wordprocessingDrawing" xmlns:w10="urn:schemas-microsoft-com:office:word" xmlns:w="http://schemas.openxmlformats.org/wordprocessingml/2006/main" xmlns:w14="http://schemas.microsoft.com/office/word/2010/wordml" xmlns:w15="http://schemas.microsoft.com/office/word/2012/wordml" xmlns:w16cex="http://schemas.microsoft.com/office/word/2018/wordml/cex" xmlns:w16cid="http://schemas.microsoft.com/office/word/2016/wordml/cid" xmlns:w16="http://schemas.microsoft.com/office/word/2018/wordml" xmlns:w16sdtdh="http://schemas.microsoft.com/office/word/2020/wordml/sdtdatahash" xmlns:w16se="http://schemas.microsoft.com/office/word/2015/wordml/symex" xmlns:wpg="http://schemas.microsoft.com/office/word/2010/wordprocessingGroup" xmlns:wpi="http://schemas.microsoft.com/office/word/2010/wordprocessingInk" xmlns:wne="http://schemas.microsoft.com/office/word/2006/wordml" xmlns:wps="http://schemas.microsoft.com/office/word/2010/wordprocessingShape" mc:Ignorable="w14 w15 w16se w16cid w16 w16cex w16sdtdh wp14">
+<w:hdr xmlns:wpc="http://schemas.microsoft.com/office/word/2010/wordprocessingCanvas" xmlns:mc="http://schemas.openxmlformats.org/markup-compatibility/2006" xmlns:o="urn:schemas-microsoft-com:office:office" xmlns:r="http://schemas.openxmlformats.org/officeDocument/2006/relationships" xmlns:m="http://schemas.openxmlformats.org/officeDocument/2006/math" xmlns:v="urn:schemas-microsoft-com:vml" xmlns:wp14="http://schemas.microsoft.com/office/word/2010/wordprocessingDrawing" xmlns:wp="http://schemas.openxmlformats.org/drawingml/2006/wordprocessingDrawing" xmlns:w10="urn:schemas-microsoft-com:office:word" xmlns:w="http://schemas.openxmlformats.org/wordprocessingml/2006/main" xmlns:w14="http://schemas.microsoft.com/office/word/2010/wordml" xmlns:w15="http://schemas.microsoft.com/office/word/2012/wordml" xmlns:wpg="http://schemas.microsoft.com/office/word/2010/wordprocessingGroup" xmlns:wpi="http://schemas.microsoft.com/office/word/2010/wordprocessingInk" xmlns:wne="http://schemas.microsoft.com/office/word/2006/wordml" xmlns:wps="http://schemas.microsoft.com/office/word/2010/wordprocessingShape" mc:Ignorable="w14 w15 wp14">
   <w:p>
     <w:pPr>
       <w:pStyle w:val="a4"/>
@@ -27752,7 +25892,7 @@
 </file>
 
 <file path=word/header2.xml><?xml version="1.0" encoding="utf-8"?>
-<w:hdr xmlns:wpc="http://schemas.microsoft.com/office/word/2010/wordprocessingCanvas" xmlns:cx="http://schemas.microsoft.com/office/drawing/2014/chartex" xmlns:cx1="http://schemas.microsoft.com/office/drawing/2015/9/8/chartex" xmlns:cx2="http://schemas.microsoft.com/office/drawing/2015/10/21/chartex" xmlns:cx3="http://schemas.microsoft.com/office/drawing/2016/5/9/chartex" xmlns:cx4="http://schemas.microsoft.com/office/drawing/2016/5/10/chartex" xmlns:cx5="http://schemas.microsoft.com/office/drawing/2016/5/11/chartex" xmlns:cx6="http://schemas.microsoft.com/office/drawing/2016/5/12/chartex" xmlns:cx7="http://schemas.microsoft.com/office/drawing/2016/5/13/chartex" xmlns:cx8="http://schemas.microsoft.com/office/drawing/2016/5/14/chartex" xmlns:mc="http://schemas.openxmlformats.org/markup-compatibility/2006" xmlns:aink="http://schemas.microsoft.com/office/drawing/2016/ink" xmlns:am3d="http://schemas.microsoft.com/office/drawing/2017/model3d" xmlns:o="urn:schemas-microsoft-com:office:office" xmlns:oel="http://schemas.microsoft.com/office/2019/extlst" xmlns:r="http://schemas.openxmlformats.org/officeDocument/2006/relationships" xmlns:m="http://schemas.openxmlformats.org/officeDocument/2006/math" xmlns:v="urn:schemas-microsoft-com:vml" xmlns:wp14="http://schemas.microsoft.com/office/word/2010/wordprocessingDrawing" xmlns:wp="http://schemas.openxmlformats.org/drawingml/2006/wordprocessingDrawing" xmlns:w10="urn:schemas-microsoft-com:office:word" xmlns:w="http://schemas.openxmlformats.org/wordprocessingml/2006/main" xmlns:w14="http://schemas.microsoft.com/office/word/2010/wordml" xmlns:w15="http://schemas.microsoft.com/office/word/2012/wordml" xmlns:w16cex="http://schemas.microsoft.com/office/word/2018/wordml/cex" xmlns:w16cid="http://schemas.microsoft.com/office/word/2016/wordml/cid" xmlns:w16="http://schemas.microsoft.com/office/word/2018/wordml" xmlns:w16sdtdh="http://schemas.microsoft.com/office/word/2020/wordml/sdtdatahash" xmlns:w16se="http://schemas.microsoft.com/office/word/2015/wordml/symex" xmlns:wpg="http://schemas.microsoft.com/office/word/2010/wordprocessingGroup" xmlns:wpi="http://schemas.microsoft.com/office/word/2010/wordprocessingInk" xmlns:wne="http://schemas.microsoft.com/office/word/2006/wordml" xmlns:wps="http://schemas.microsoft.com/office/word/2010/wordprocessingShape" mc:Ignorable="w14 w15 w16se w16cid w16 w16cex w16sdtdh wp14">
+<w:hdr xmlns:wpc="http://schemas.microsoft.com/office/word/2010/wordprocessingCanvas" xmlns:mc="http://schemas.openxmlformats.org/markup-compatibility/2006" xmlns:o="urn:schemas-microsoft-com:office:office" xmlns:r="http://schemas.openxmlformats.org/officeDocument/2006/relationships" xmlns:m="http://schemas.openxmlformats.org/officeDocument/2006/math" xmlns:v="urn:schemas-microsoft-com:vml" xmlns:wp14="http://schemas.microsoft.com/office/word/2010/wordprocessingDrawing" xmlns:wp="http://schemas.openxmlformats.org/drawingml/2006/wordprocessingDrawing" xmlns:w10="urn:schemas-microsoft-com:office:word" xmlns:w="http://schemas.openxmlformats.org/wordprocessingml/2006/main" xmlns:w14="http://schemas.microsoft.com/office/word/2010/wordml" xmlns:w15="http://schemas.microsoft.com/office/word/2012/wordml" xmlns:wpg="http://schemas.microsoft.com/office/word/2010/wordprocessingGroup" xmlns:wpi="http://schemas.microsoft.com/office/word/2010/wordprocessingInk" xmlns:wne="http://schemas.microsoft.com/office/word/2006/wordml" xmlns:wps="http://schemas.microsoft.com/office/word/2010/wordprocessingShape" mc:Ignorable="w14 w15 wp14">
   <w:p>
     <w:pPr>
       <w:pStyle w:val="a4"/>
@@ -28210,7 +26350,7 @@
 </file>
 
 <file path=word/header3.xml><?xml version="1.0" encoding="utf-8"?>
-<w:hdr xmlns:wpc="http://schemas.microsoft.com/office/word/2010/wordprocessingCanvas" xmlns:cx="http://schemas.microsoft.com/office/drawing/2014/chartex" xmlns:cx1="http://schemas.microsoft.com/office/drawing/2015/9/8/chartex" xmlns:cx2="http://schemas.microsoft.com/office/drawing/2015/10/21/chartex" xmlns:cx3="http://schemas.microsoft.com/office/drawing/2016/5/9/chartex" xmlns:cx4="http://schemas.microsoft.com/office/drawing/2016/5/10/chartex" xmlns:cx5="http://schemas.microsoft.com/office/drawing/2016/5/11/chartex" xmlns:cx6="http://schemas.microsoft.com/office/drawing/2016/5/12/chartex" xmlns:cx7="http://schemas.microsoft.com/office/drawing/2016/5/13/chartex" xmlns:cx8="http://schemas.microsoft.com/office/drawing/2016/5/14/chartex" xmlns:mc="http://schemas.openxmlformats.org/markup-compatibility/2006" xmlns:aink="http://schemas.microsoft.com/office/drawing/2016/ink" xmlns:am3d="http://schemas.microsoft.com/office/drawing/2017/model3d" xmlns:o="urn:schemas-microsoft-com:office:office" xmlns:oel="http://schemas.microsoft.com/office/2019/extlst" xmlns:r="http://schemas.openxmlformats.org/officeDocument/2006/relationships" xmlns:m="http://schemas.openxmlformats.org/officeDocument/2006/math" xmlns:v="urn:schemas-microsoft-com:vml" xmlns:wp14="http://schemas.microsoft.com/office/word/2010/wordprocessingDrawing" xmlns:wp="http://schemas.openxmlformats.org/drawingml/2006/wordprocessingDrawing" xmlns:w10="urn:schemas-microsoft-com:office:word" xmlns:w="http://schemas.openxmlformats.org/wordprocessingml/2006/main" xmlns:w14="http://schemas.microsoft.com/office/word/2010/wordml" xmlns:w15="http://schemas.microsoft.com/office/word/2012/wordml" xmlns:w16cex="http://schemas.microsoft.com/office/word/2018/wordml/cex" xmlns:w16cid="http://schemas.microsoft.com/office/word/2016/wordml/cid" xmlns:w16="http://schemas.microsoft.com/office/word/2018/wordml" xmlns:w16sdtdh="http://schemas.microsoft.com/office/word/2020/wordml/sdtdatahash" xmlns:w16se="http://schemas.microsoft.com/office/word/2015/wordml/symex" xmlns:wpg="http://schemas.microsoft.com/office/word/2010/wordprocessingGroup" xmlns:wpi="http://schemas.microsoft.com/office/word/2010/wordprocessingInk" xmlns:wne="http://schemas.microsoft.com/office/word/2006/wordml" xmlns:wps="http://schemas.microsoft.com/office/word/2010/wordprocessingShape" mc:Ignorable="w14 w15 w16se w16cid w16 w16cex w16sdtdh wp14">
+<w:hdr xmlns:wpc="http://schemas.microsoft.com/office/word/2010/wordprocessingCanvas" xmlns:mc="http://schemas.openxmlformats.org/markup-compatibility/2006" xmlns:o="urn:schemas-microsoft-com:office:office" xmlns:r="http://schemas.openxmlformats.org/officeDocument/2006/relationships" xmlns:m="http://schemas.openxmlformats.org/officeDocument/2006/math" xmlns:v="urn:schemas-microsoft-com:vml" xmlns:wp14="http://schemas.microsoft.com/office/word/2010/wordprocessingDrawing" xmlns:wp="http://schemas.openxmlformats.org/drawingml/2006/wordprocessingDrawing" xmlns:w10="urn:schemas-microsoft-com:office:word" xmlns:w="http://schemas.openxmlformats.org/wordprocessingml/2006/main" xmlns:w14="http://schemas.microsoft.com/office/word/2010/wordml" xmlns:w15="http://schemas.microsoft.com/office/word/2012/wordml" xmlns:wpg="http://schemas.microsoft.com/office/word/2010/wordprocessingGroup" xmlns:wpi="http://schemas.microsoft.com/office/word/2010/wordprocessingInk" xmlns:wne="http://schemas.microsoft.com/office/word/2006/wordml" xmlns:wps="http://schemas.microsoft.com/office/word/2010/wordprocessingShape" mc:Ignorable="w14 w15 wp14">
   <w:p>
     <w:pPr>
       <w:pStyle w:val="a4"/>
@@ -28668,7 +26808,7 @@
 </file>
 
 <file path=word/header4.xml><?xml version="1.0" encoding="utf-8"?>
-<w:hdr xmlns:wpc="http://schemas.microsoft.com/office/word/2010/wordprocessingCanvas" xmlns:cx="http://schemas.microsoft.com/office/drawing/2014/chartex" xmlns:cx1="http://schemas.microsoft.com/office/drawing/2015/9/8/chartex" xmlns:cx2="http://schemas.microsoft.com/office/drawing/2015/10/21/chartex" xmlns:cx3="http://schemas.microsoft.com/office/drawing/2016/5/9/chartex" xmlns:cx4="http://schemas.microsoft.com/office/drawing/2016/5/10/chartex" xmlns:cx5="http://schemas.microsoft.com/office/drawing/2016/5/11/chartex" xmlns:cx6="http://schemas.microsoft.com/office/drawing/2016/5/12/chartex" xmlns:cx7="http://schemas.microsoft.com/office/drawing/2016/5/13/chartex" xmlns:cx8="http://schemas.microsoft.com/office/drawing/2016/5/14/chartex" xmlns:mc="http://schemas.openxmlformats.org/markup-compatibility/2006" xmlns:aink="http://schemas.microsoft.com/office/drawing/2016/ink" xmlns:am3d="http://schemas.microsoft.com/office/drawing/2017/model3d" xmlns:o="urn:schemas-microsoft-com:office:office" xmlns:oel="http://schemas.microsoft.com/office/2019/extlst" xmlns:r="http://schemas.openxmlformats.org/officeDocument/2006/relationships" xmlns:m="http://schemas.openxmlformats.org/officeDocument/2006/math" xmlns:v="urn:schemas-microsoft-com:vml" xmlns:wp14="http://schemas.microsoft.com/office/word/2010/wordprocessingDrawing" xmlns:wp="http://schemas.openxmlformats.org/drawingml/2006/wordprocessingDrawing" xmlns:w10="urn:schemas-microsoft-com:office:word" xmlns:w="http://schemas.openxmlformats.org/wordprocessingml/2006/main" xmlns:w14="http://schemas.microsoft.com/office/word/2010/wordml" xmlns:w15="http://schemas.microsoft.com/office/word/2012/wordml" xmlns:w16cex="http://schemas.microsoft.com/office/word/2018/wordml/cex" xmlns:w16cid="http://schemas.microsoft.com/office/word/2016/wordml/cid" xmlns:w16="http://schemas.microsoft.com/office/word/2018/wordml" xmlns:w16sdtdh="http://schemas.microsoft.com/office/word/2020/wordml/sdtdatahash" xmlns:w16se="http://schemas.microsoft.com/office/word/2015/wordml/symex" xmlns:wpg="http://schemas.microsoft.com/office/word/2010/wordprocessingGroup" xmlns:wpi="http://schemas.microsoft.com/office/word/2010/wordprocessingInk" xmlns:wne="http://schemas.microsoft.com/office/word/2006/wordml" xmlns:wps="http://schemas.microsoft.com/office/word/2010/wordprocessingShape" mc:Ignorable="w14 w15 w16se w16cid w16 w16cex w16sdtdh wp14">
+<w:hdr xmlns:wpc="http://schemas.microsoft.com/office/word/2010/wordprocessingCanvas" xmlns:mc="http://schemas.openxmlformats.org/markup-compatibility/2006" xmlns:o="urn:schemas-microsoft-com:office:office" xmlns:r="http://schemas.openxmlformats.org/officeDocument/2006/relationships" xmlns:m="http://schemas.openxmlformats.org/officeDocument/2006/math" xmlns:v="urn:schemas-microsoft-com:vml" xmlns:wp14="http://schemas.microsoft.com/office/word/2010/wordprocessingDrawing" xmlns:wp="http://schemas.openxmlformats.org/drawingml/2006/wordprocessingDrawing" xmlns:w10="urn:schemas-microsoft-com:office:word" xmlns:w="http://schemas.openxmlformats.org/wordprocessingml/2006/main" xmlns:w14="http://schemas.microsoft.com/office/word/2010/wordml" xmlns:w15="http://schemas.microsoft.com/office/word/2012/wordml" xmlns:wpg="http://schemas.microsoft.com/office/word/2010/wordprocessingGroup" xmlns:wpi="http://schemas.microsoft.com/office/word/2010/wordprocessingInk" xmlns:wne="http://schemas.microsoft.com/office/word/2006/wordml" xmlns:wps="http://schemas.microsoft.com/office/word/2010/wordprocessingShape" mc:Ignorable="w14 w15 wp14">
   <w:p>
     <w:pPr>
       <w:pStyle w:val="a4"/>
@@ -28740,7 +26880,7 @@
         <w:b/>
         <w:noProof/>
       </w:rPr>
-      <w:t>2638</w:t>
+      <w:t>2639</w:t>
     </w:r>
     <w:r>
       <w:rPr>
@@ -28877,7 +27017,7 @@
         <w:b/>
         <w:noProof/>
       </w:rPr>
-      <w:t>20</w:t>
+      <w:t>27</w:t>
     </w:r>
     <w:r>
       <w:rPr>
@@ -28949,7 +27089,7 @@
         <w:b/>
         <w:noProof/>
       </w:rPr>
-      <w:t>2638</w:t>
+      <w:t>2639</w:t>
     </w:r>
     <w:r>
       <w:rPr>
@@ -29086,7 +27226,7 @@
         <w:b/>
         <w:noProof/>
       </w:rPr>
-      <w:t>20</w:t>
+      <w:t>27</w:t>
     </w:r>
     <w:r>
       <w:rPr>
@@ -29126,7 +27266,7 @@
 </file>
 
 <file path=word/numbering.xml><?xml version="1.0" encoding="utf-8"?>
-<w:numbering xmlns:wpc="http://schemas.microsoft.com/office/word/2010/wordprocessingCanvas" xmlns:cx="http://schemas.microsoft.com/office/drawing/2014/chartex" xmlns:cx1="http://schemas.microsoft.com/office/drawing/2015/9/8/chartex" xmlns:cx2="http://schemas.microsoft.com/office/drawing/2015/10/21/chartex" xmlns:cx3="http://schemas.microsoft.com/office/drawing/2016/5/9/chartex" xmlns:cx4="http://schemas.microsoft.com/office/drawing/2016/5/10/chartex" xmlns:cx5="http://schemas.microsoft.com/office/drawing/2016/5/11/chartex" xmlns:cx6="http://schemas.microsoft.com/office/drawing/2016/5/12/chartex" xmlns:cx7="http://schemas.microsoft.com/office/drawing/2016/5/13/chartex" xmlns:cx8="http://schemas.microsoft.com/office/drawing/2016/5/14/chartex" xmlns:mc="http://schemas.openxmlformats.org/markup-compatibility/2006" xmlns:aink="http://schemas.microsoft.com/office/drawing/2016/ink" xmlns:am3d="http://schemas.microsoft.com/office/drawing/2017/model3d" xmlns:o="urn:schemas-microsoft-com:office:office" xmlns:oel="http://schemas.microsoft.com/office/2019/extlst" xmlns:r="http://schemas.openxmlformats.org/officeDocument/2006/relationships" xmlns:m="http://schemas.openxmlformats.org/officeDocument/2006/math" xmlns:v="urn:schemas-microsoft-com:vml" xmlns:wp14="http://schemas.microsoft.com/office/word/2010/wordprocessingDrawing" xmlns:wp="http://schemas.openxmlformats.org/drawingml/2006/wordprocessingDrawing" xmlns:w10="urn:schemas-microsoft-com:office:word" xmlns:w="http://schemas.openxmlformats.org/wordprocessingml/2006/main" xmlns:w14="http://schemas.microsoft.com/office/word/2010/wordml" xmlns:w15="http://schemas.microsoft.com/office/word/2012/wordml" xmlns:w16cex="http://schemas.microsoft.com/office/word/2018/wordml/cex" xmlns:w16cid="http://schemas.microsoft.com/office/word/2016/wordml/cid" xmlns:w16="http://schemas.microsoft.com/office/word/2018/wordml" xmlns:w16sdtdh="http://schemas.microsoft.com/office/word/2020/wordml/sdtdatahash" xmlns:w16se="http://schemas.microsoft.com/office/word/2015/wordml/symex" xmlns:wpg="http://schemas.microsoft.com/office/word/2010/wordprocessingGroup" xmlns:wpi="http://schemas.microsoft.com/office/word/2010/wordprocessingInk" xmlns:wne="http://schemas.microsoft.com/office/word/2006/wordml" xmlns:wps="http://schemas.microsoft.com/office/word/2010/wordprocessingShape" mc:Ignorable="w14 w15 w16se w16cid w16 w16cex w16sdtdh wp14">
+<w:numbering xmlns:wpc="http://schemas.microsoft.com/office/word/2010/wordprocessingCanvas" xmlns:mc="http://schemas.openxmlformats.org/markup-compatibility/2006" xmlns:o="urn:schemas-microsoft-com:office:office" xmlns:r="http://schemas.openxmlformats.org/officeDocument/2006/relationships" xmlns:m="http://schemas.openxmlformats.org/officeDocument/2006/math" xmlns:v="urn:schemas-microsoft-com:vml" xmlns:wp14="http://schemas.microsoft.com/office/word/2010/wordprocessingDrawing" xmlns:wp="http://schemas.openxmlformats.org/drawingml/2006/wordprocessingDrawing" xmlns:w10="urn:schemas-microsoft-com:office:word" xmlns:w="http://schemas.openxmlformats.org/wordprocessingml/2006/main" xmlns:w14="http://schemas.microsoft.com/office/word/2010/wordml" xmlns:w15="http://schemas.microsoft.com/office/word/2012/wordml" xmlns:wpg="http://schemas.microsoft.com/office/word/2010/wordprocessingGroup" xmlns:wpi="http://schemas.microsoft.com/office/word/2010/wordprocessingInk" xmlns:wne="http://schemas.microsoft.com/office/word/2006/wordml" xmlns:wps="http://schemas.microsoft.com/office/word/2010/wordprocessingShape" mc:Ignorable="w14 w15 wp14">
   <w:abstractNum w:abstractNumId="0" w15:restartNumberingAfterBreak="0">
     <w:nsid w:val="0397573A"/>
     <w:multiLevelType w:val="hybridMultilevel"/>
@@ -30818,68 +28958,68 @@
       </w:pPr>
     </w:lvl>
   </w:abstractNum>
-  <w:num w:numId="1" w16cid:durableId="943271609">
+  <w:num w:numId="1">
     <w:abstractNumId w:val="18"/>
   </w:num>
-  <w:num w:numId="2" w16cid:durableId="2054191493">
+  <w:num w:numId="2">
     <w:abstractNumId w:val="5"/>
   </w:num>
-  <w:num w:numId="3" w16cid:durableId="1497185389">
+  <w:num w:numId="3">
     <w:abstractNumId w:val="9"/>
   </w:num>
-  <w:num w:numId="4" w16cid:durableId="1820535684">
+  <w:num w:numId="4">
     <w:abstractNumId w:val="3"/>
   </w:num>
-  <w:num w:numId="5" w16cid:durableId="424955903">
+  <w:num w:numId="5">
     <w:abstractNumId w:val="10"/>
   </w:num>
-  <w:num w:numId="6" w16cid:durableId="1613320455">
+  <w:num w:numId="6">
     <w:abstractNumId w:val="17"/>
   </w:num>
-  <w:num w:numId="7" w16cid:durableId="815687057">
+  <w:num w:numId="7">
     <w:abstractNumId w:val="16"/>
   </w:num>
-  <w:num w:numId="8" w16cid:durableId="882640730">
+  <w:num w:numId="8">
     <w:abstractNumId w:val="8"/>
   </w:num>
-  <w:num w:numId="9" w16cid:durableId="1451706226">
+  <w:num w:numId="9">
     <w:abstractNumId w:val="14"/>
   </w:num>
-  <w:num w:numId="10" w16cid:durableId="1996060546">
+  <w:num w:numId="10">
     <w:abstractNumId w:val="4"/>
   </w:num>
-  <w:num w:numId="11" w16cid:durableId="1403914920">
+  <w:num w:numId="11">
     <w:abstractNumId w:val="11"/>
   </w:num>
-  <w:num w:numId="12" w16cid:durableId="373651884">
+  <w:num w:numId="12">
     <w:abstractNumId w:val="2"/>
   </w:num>
-  <w:num w:numId="13" w16cid:durableId="664818292">
+  <w:num w:numId="13">
     <w:abstractNumId w:val="12"/>
   </w:num>
-  <w:num w:numId="14" w16cid:durableId="1642609215">
+  <w:num w:numId="14">
     <w:abstractNumId w:val="13"/>
   </w:num>
-  <w:num w:numId="15" w16cid:durableId="1766489314">
+  <w:num w:numId="15">
     <w:abstractNumId w:val="1"/>
   </w:num>
-  <w:num w:numId="16" w16cid:durableId="1690712519">
+  <w:num w:numId="16">
     <w:abstractNumId w:val="0"/>
   </w:num>
-  <w:num w:numId="17" w16cid:durableId="1271620064">
+  <w:num w:numId="17">
     <w:abstractNumId w:val="15"/>
   </w:num>
-  <w:num w:numId="18" w16cid:durableId="1105156432">
+  <w:num w:numId="18">
     <w:abstractNumId w:val="7"/>
   </w:num>
-  <w:num w:numId="19" w16cid:durableId="1000547452">
+  <w:num w:numId="19">
     <w:abstractNumId w:val="6"/>
   </w:num>
 </w:numbering>
 </file>
 
 <file path=word/styles.xml><?xml version="1.0" encoding="utf-8"?>
-<w:styles xmlns:mc="http://schemas.openxmlformats.org/markup-compatibility/2006" xmlns:r="http://schemas.openxmlformats.org/officeDocument/2006/relationships" xmlns:w="http://schemas.openxmlformats.org/wordprocessingml/2006/main" xmlns:w14="http://schemas.microsoft.com/office/word/2010/wordml" xmlns:w15="http://schemas.microsoft.com/office/word/2012/wordml" xmlns:w16cex="http://schemas.microsoft.com/office/word/2018/wordml/cex" xmlns:w16cid="http://schemas.microsoft.com/office/word/2016/wordml/cid" xmlns:w16="http://schemas.microsoft.com/office/word/2018/wordml" xmlns:w16sdtdh="http://schemas.microsoft.com/office/word/2020/wordml/sdtdatahash" xmlns:w16se="http://schemas.microsoft.com/office/word/2015/wordml/symex" mc:Ignorable="w14 w15 w16se w16cid w16 w16cex w16sdtdh">
+<w:styles xmlns:mc="http://schemas.openxmlformats.org/markup-compatibility/2006" xmlns:r="http://schemas.openxmlformats.org/officeDocument/2006/relationships" xmlns:w="http://schemas.openxmlformats.org/wordprocessingml/2006/main" xmlns:w14="http://schemas.microsoft.com/office/word/2010/wordml" xmlns:w15="http://schemas.microsoft.com/office/word/2012/wordml" mc:Ignorable="w14 w15">
   <w:docDefaults>
     <w:rPrDefault>
       <w:rPr>
@@ -30892,7 +29032,7 @@
     </w:rPrDefault>
     <w:pPrDefault/>
   </w:docDefaults>
-  <w:latentStyles w:defLockedState="0" w:defUIPriority="99" w:defSemiHidden="0" w:defUnhideWhenUsed="0" w:defQFormat="0" w:count="376">
+  <w:latentStyles w:defLockedState="0" w:defUIPriority="99" w:defSemiHidden="0" w:defUnhideWhenUsed="0" w:defQFormat="0" w:count="371">
     <w:lsdException w:name="Normal" w:uiPriority="0" w:qFormat="1"/>
     <w:lsdException w:name="heading 1" w:uiPriority="9" w:qFormat="1"/>
     <w:lsdException w:name="heading 2" w:semiHidden="1" w:uiPriority="9" w:unhideWhenUsed="1" w:qFormat="1"/>
@@ -31264,11 +29404,6 @@
     <w:lsdException w:name="List Table 5 Dark Accent 6" w:uiPriority="50"/>
     <w:lsdException w:name="List Table 6 Colorful Accent 6" w:uiPriority="51"/>
     <w:lsdException w:name="List Table 7 Colorful Accent 6" w:uiPriority="52"/>
-    <w:lsdException w:name="Mention" w:semiHidden="1" w:unhideWhenUsed="1"/>
-    <w:lsdException w:name="Smart Hyperlink" w:semiHidden="1" w:unhideWhenUsed="1"/>
-    <w:lsdException w:name="Hashtag" w:semiHidden="1" w:unhideWhenUsed="1"/>
-    <w:lsdException w:name="Unresolved Mention" w:semiHidden="1" w:unhideWhenUsed="1"/>
-    <w:lsdException w:name="Smart Link" w:semiHidden="1" w:unhideWhenUsed="1"/>
   </w:latentStyles>
   <w:style w:type="paragraph" w:default="1" w:styleId="a">
     <w:name w:val="Normal"/>
@@ -31924,7 +30059,7 @@
 </file>
 
 <file path=customXml/itemProps1.xml><?xml version="1.0" encoding="utf-8"?>
-<ds:datastoreItem xmlns:ds="http://schemas.openxmlformats.org/officeDocument/2006/customXml" ds:itemID="{E8659E12-C0CD-4FDD-825E-8958D7091E69}">
+<ds:datastoreItem xmlns:ds="http://schemas.openxmlformats.org/officeDocument/2006/customXml" ds:itemID="{8FD436E1-2C06-4728-BC3E-8162DE4D08AC}">
   <ds:schemaRefs>
     <ds:schemaRef ds:uri="http://schemas.openxmlformats.org/officeDocument/2006/bibliography"/>
   </ds:schemaRefs>
